--- a/Backend/Director_Disclosure/Output_Disclosures/2024-25/ADANI_SOLAR_ENERGY_AP_SIX_PRIVATE_LIMITED/MBP-1/MBP1_Saurabh_Nikhil_Shah_09756442.docx
+++ b/Backend/Director_Disclosure/Output_Disclosures/2024-25/ADANI_SOLAR_ENERGY_AP_SIX_PRIVATE_LIMITED/MBP-1/MBP1_Saurabh_Nikhil_Shah_09756442.docx
@@ -93,227 +93,17 @@
     </w:p>
     <w:p>
       <w:pPr>
-        <w:spacing w:before="0" w:after="0"/>
-        <w:jc w:val="left"/>
-      </w:pPr>
-      <w:r>
-        <w:rPr>
-          <w:rFonts w:ascii="Adani" w:hAnsi="Adani"/>
-          <w:b w:val="0"/>
-          <w:sz w:val="20"/>
-          <w:u w:val="none"/>
-        </w:rPr>
-        <w:t>ADANI SOLAR ENERGY JODHPUR FIVE LIMITED</w:t>
-      </w:r>
-    </w:p>
-    <w:p>
-      <w:pPr>
-        <w:spacing w:before="0" w:after="0"/>
-        <w:jc w:val="left"/>
-      </w:pPr>
-      <w:r>
-        <w:rPr>
-          <w:rFonts w:ascii="Adani" w:hAnsi="Adani"/>
-          <w:b w:val="0"/>
-          <w:sz w:val="20"/>
-          <w:u w:val="none"/>
-        </w:rPr>
-        <w:t>WIND ONE RENERGY LIMITED</w:t>
-      </w:r>
-    </w:p>
-    <w:p>
-      <w:pPr>
-        <w:spacing w:before="0" w:after="0"/>
-        <w:jc w:val="left"/>
-      </w:pPr>
-      <w:r>
-        <w:rPr>
-          <w:rFonts w:ascii="Adani" w:hAnsi="Adani"/>
-          <w:b w:val="0"/>
-          <w:sz w:val="20"/>
-          <w:u w:val="none"/>
-        </w:rPr>
-        <w:t>ADANI SOLAR ENERGY JODHPUR FOUR LIMITED</w:t>
-      </w:r>
-    </w:p>
-    <w:p>
-      <w:pPr>
-        <w:spacing w:before="0" w:after="0"/>
-        <w:jc w:val="left"/>
-      </w:pPr>
-      <w:r>
-        <w:rPr>
-          <w:rFonts w:ascii="Adani" w:hAnsi="Adani"/>
-          <w:b w:val="0"/>
-          <w:sz w:val="20"/>
-          <w:u w:val="none"/>
-        </w:rPr>
-        <w:t>ADANI GREEN ENERGY LIMITED</w:t>
-      </w:r>
-    </w:p>
-    <w:p>
-      <w:pPr>
-        <w:spacing w:before="0" w:after="0"/>
-        <w:jc w:val="left"/>
-      </w:pPr>
-      <w:r>
-        <w:rPr>
-          <w:rFonts w:ascii="Adani" w:hAnsi="Adani"/>
-          <w:b w:val="0"/>
-          <w:sz w:val="20"/>
-          <w:u w:val="none"/>
-        </w:rPr>
-        <w:t>ADANI RENEWABLE ENERGY THIRTY SIX LIMITED</w:t>
-      </w:r>
-    </w:p>
-    <w:p>
-      <w:pPr>
-        <w:spacing w:before="0" w:after="0"/>
-        <w:jc w:val="left"/>
-      </w:pPr>
-      <w:r>
-        <w:rPr>
-          <w:rFonts w:ascii="Adani" w:hAnsi="Adani"/>
-          <w:b w:val="0"/>
-          <w:sz w:val="20"/>
-          <w:u w:val="none"/>
-        </w:rPr>
-        <w:t>ADANI SOLAR ENERGY KA NINE LIMITED</w:t>
-      </w:r>
-    </w:p>
-    <w:p>
-      <w:pPr>
-        <w:spacing w:before="0" w:after="0"/>
-        <w:jc w:val="left"/>
-      </w:pPr>
-      <w:r>
-        <w:rPr>
-          <w:rFonts w:ascii="Adani" w:hAnsi="Adani"/>
-          <w:b w:val="0"/>
-          <w:sz w:val="20"/>
-          <w:u w:val="none"/>
-        </w:rPr>
-        <w:t>ADANI SOLAR ENERGY AP SEVEN PRIVATE LIMITED</w:t>
-      </w:r>
-    </w:p>
-    <w:p>
-      <w:pPr>
-        <w:spacing w:before="0" w:after="0"/>
-        <w:jc w:val="left"/>
-      </w:pPr>
-      <w:r>
-        <w:rPr>
-          <w:rFonts w:ascii="Adani" w:hAnsi="Adani"/>
-          <w:b w:val="0"/>
-          <w:sz w:val="20"/>
-          <w:u w:val="none"/>
-        </w:rPr>
-        <w:t>ADANI SOLAR ENERGY JODHPUR THREE LIMITED</w:t>
-      </w:r>
-    </w:p>
-    <w:p>
-      <w:pPr>
-        <w:spacing w:before="0" w:after="0"/>
-        <w:jc w:val="left"/>
-      </w:pPr>
-      <w:r>
-        <w:rPr>
-          <w:rFonts w:ascii="Adani" w:hAnsi="Adani"/>
-          <w:b w:val="0"/>
-          <w:sz w:val="20"/>
-          <w:u w:val="none"/>
-        </w:rPr>
-        <w:t>WIND THREE RENERGY LIMITED</w:t>
-      </w:r>
-    </w:p>
-    <w:p>
-      <w:pPr>
-        <w:spacing w:before="0" w:after="0"/>
-        <w:jc w:val="left"/>
-      </w:pPr>
-      <w:r>
-        <w:rPr>
-          <w:rFonts w:ascii="Adani" w:hAnsi="Adani"/>
-          <w:b w:val="0"/>
-          <w:sz w:val="20"/>
-          <w:u w:val="none"/>
-        </w:rPr>
-        <w:t>ADANI RENEWABLE ENERGY NINE LIMITED</w:t>
-      </w:r>
-    </w:p>
-    <w:p>
-      <w:pPr>
-        <w:spacing w:before="0" w:after="0"/>
-        <w:jc w:val="left"/>
-      </w:pPr>
-      <w:r>
-        <w:rPr>
-          <w:rFonts w:ascii="Adani" w:hAnsi="Adani"/>
-          <w:b w:val="0"/>
-          <w:sz w:val="20"/>
-          <w:u w:val="none"/>
-        </w:rPr>
-        <w:t>ADANI SOLAR ENERGY AP SIX PRIVATE LIMITED</w:t>
-      </w:r>
-    </w:p>
-    <w:p>
-      <w:pPr>
-        <w:spacing w:before="0" w:after="0"/>
-        <w:jc w:val="left"/>
-      </w:pPr>
-      <w:r>
-        <w:rPr>
-          <w:rFonts w:ascii="Adani" w:hAnsi="Adani"/>
-          <w:b w:val="0"/>
-          <w:sz w:val="20"/>
-          <w:u w:val="none"/>
-        </w:rPr>
-        <w:t>ADANI RENEWABLE ENERGY SIXTY FOUR LIMITED</w:t>
-      </w:r>
-    </w:p>
-    <w:p>
-      <w:pPr>
-        <w:spacing w:before="0" w:after="0"/>
-        <w:jc w:val="left"/>
-      </w:pPr>
-      <w:r>
-        <w:rPr>
-          <w:rFonts w:ascii="Adani" w:hAnsi="Adani"/>
-          <w:b w:val="0"/>
-          <w:sz w:val="20"/>
-          <w:u w:val="none"/>
-        </w:rPr>
-        <w:t>ADANI AGRI FRESH LIMITED</w:t>
-      </w:r>
-    </w:p>
-    <w:p>
-      <w:pPr>
-        <w:spacing w:before="0" w:after="0"/>
-        <w:jc w:val="left"/>
-      </w:pPr>
-      <w:r>
-        <w:rPr>
-          <w:rFonts w:ascii="Adani" w:hAnsi="Adani"/>
-          <w:b w:val="0"/>
-          <w:sz w:val="20"/>
-          <w:u w:val="none"/>
-        </w:rPr>
-        <w:t>SIRIUS DIGITECH INTERNATIONAL LIMITED</w:t>
-      </w:r>
-    </w:p>
-    <w:p>
-      <w:pPr>
         <w:spacing w:before="0" w:after="160"/>
         <w:jc w:val="left"/>
       </w:pPr>
       <w:r>
         <w:rPr>
           <w:rFonts w:ascii="Adani" w:hAnsi="Adani"/>
-          <w:b w:val="0"/>
+          <w:b/>
           <w:sz w:val="20"/>
           <w:u w:val="none"/>
         </w:rPr>
-        <w:t>ADANI DISRUPTIVE VENTURES LIMITED</w:t>
+        <w:t>ADANI SOLAR ENERGY AP SIX PRIVATE LIMITED</w:t>
       </w:r>
     </w:p>
     <w:p>
@@ -883,148 +673,6 @@
                 <w:sz w:val="18"/>
                 <w:u w:val="none"/>
               </w:rPr>
-              <w:t>ADANI SOLAR ENERGY JODHPUR FOUR LIMITED</w:t>
-            </w:r>
-          </w:p>
-        </w:tc>
-        <w:tc>
-          <w:tcPr>
-            <w:tcW w:type="dxa" w:w="1814"/>
-            <w:shd w:val="clear" w:color="auto" w:fill="FFFFFF"/>
-            <w:tcBorders>
-              <w:top w:val="single" w:sz="4" w:space="0" w:color="000000"/>
-              <w:left w:val="single" w:sz="4" w:space="0" w:color="000000"/>
-              <w:bottom w:val="single" w:sz="4" w:space="0" w:color="000000"/>
-              <w:right w:val="single" w:sz="4" w:space="0" w:color="000000"/>
-            </w:tcBorders>
-            <w:vAlign w:val="center"/>
-          </w:tcPr>
-          <w:p>
-            <w:pPr>
-              <w:spacing w:before="40" w:after="40"/>
-              <w:jc w:val="left"/>
-            </w:pPr>
-            <w:r>
-              <w:rPr>
-                <w:rFonts w:ascii="Adani" w:hAnsi="Adani"/>
-                <w:b w:val="0"/>
-                <w:sz w:val="18"/>
-                <w:u w:val="none"/>
-              </w:rPr>
-              <w:t>Additional Director</w:t>
-            </w:r>
-          </w:p>
-        </w:tc>
-        <w:tc>
-          <w:tcPr>
-            <w:tcW w:type="dxa" w:w="1020"/>
-            <w:shd w:val="clear" w:color="auto" w:fill="FFFFFF"/>
-            <w:tcBorders>
-              <w:top w:val="single" w:sz="4" w:space="0" w:color="000000"/>
-              <w:left w:val="single" w:sz="4" w:space="0" w:color="000000"/>
-              <w:bottom w:val="single" w:sz="4" w:space="0" w:color="000000"/>
-              <w:right w:val="single" w:sz="4" w:space="0" w:color="000000"/>
-            </w:tcBorders>
-            <w:vAlign w:val="center"/>
-          </w:tcPr>
-          <w:p>
-            <w:pPr>
-              <w:spacing w:before="40" w:after="40"/>
-              <w:jc w:val="left"/>
-            </w:pPr>
-            <w:r>
-              <w:rPr>
-                <w:rFonts w:ascii="Adani" w:hAnsi="Adani"/>
-                <w:b w:val="0"/>
-                <w:sz w:val="18"/>
-                <w:u w:val="none"/>
-              </w:rPr>
-              <w:t>NIL</w:t>
-            </w:r>
-          </w:p>
-        </w:tc>
-        <w:tc>
-          <w:tcPr>
-            <w:tcW w:type="dxa" w:w="1247"/>
-            <w:shd w:val="clear" w:color="auto" w:fill="FFFFFF"/>
-            <w:tcBorders>
-              <w:top w:val="single" w:sz="4" w:space="0" w:color="000000"/>
-              <w:left w:val="single" w:sz="4" w:space="0" w:color="000000"/>
-              <w:bottom w:val="single" w:sz="4" w:space="0" w:color="000000"/>
-              <w:right w:val="single" w:sz="4" w:space="0" w:color="000000"/>
-            </w:tcBorders>
-            <w:vAlign w:val="center"/>
-          </w:tcPr>
-          <w:p>
-            <w:pPr>
-              <w:spacing w:before="40" w:after="40"/>
-              <w:jc w:val="left"/>
-            </w:pPr>
-            <w:r>
-              <w:rPr>
-                <w:rFonts w:ascii="Adani" w:hAnsi="Adani"/>
-                <w:b w:val="0"/>
-                <w:sz w:val="18"/>
-                <w:u w:val="none"/>
-              </w:rPr>
-              <w:t>01/10/2024</w:t>
-            </w:r>
-          </w:p>
-        </w:tc>
-      </w:tr>
-      <w:tr>
-        <w:tc>
-          <w:tcPr>
-            <w:tcW w:type="dxa" w:w="680"/>
-            <w:shd w:val="clear" w:color="auto" w:fill="FFFFFF"/>
-            <w:tcBorders>
-              <w:top w:val="single" w:sz="4" w:space="0" w:color="000000"/>
-              <w:left w:val="single" w:sz="4" w:space="0" w:color="000000"/>
-              <w:bottom w:val="single" w:sz="4" w:space="0" w:color="000000"/>
-              <w:right w:val="single" w:sz="4" w:space="0" w:color="000000"/>
-            </w:tcBorders>
-            <w:vAlign w:val="center"/>
-          </w:tcPr>
-          <w:p>
-            <w:pPr>
-              <w:spacing w:before="40" w:after="40"/>
-              <w:jc w:val="left"/>
-            </w:pPr>
-            <w:r>
-              <w:rPr>
-                <w:rFonts w:ascii="Adani" w:hAnsi="Adani"/>
-                <w:b w:val="0"/>
-                <w:sz w:val="18"/>
-                <w:u w:val="none"/>
-              </w:rPr>
-              <w:t>4</w:t>
-            </w:r>
-          </w:p>
-        </w:tc>
-        <w:tc>
-          <w:tcPr>
-            <w:tcW w:type="dxa" w:w="3969"/>
-            <w:shd w:val="clear" w:color="auto" w:fill="FFFFFF"/>
-            <w:tcBorders>
-              <w:top w:val="single" w:sz="4" w:space="0" w:color="000000"/>
-              <w:left w:val="single" w:sz="4" w:space="0" w:color="000000"/>
-              <w:bottom w:val="single" w:sz="4" w:space="0" w:color="000000"/>
-              <w:right w:val="single" w:sz="4" w:space="0" w:color="000000"/>
-            </w:tcBorders>
-            <w:vAlign w:val="center"/>
-          </w:tcPr>
-          <w:p>
-            <w:pPr>
-              <w:spacing w:before="40" w:after="40"/>
-              <w:jc w:val="left"/>
-            </w:pPr>
-            <w:r>
-              <w:rPr>
-                <w:rFonts w:ascii="Adani" w:hAnsi="Adani"/>
-                <w:b w:val="0"/>
-                <w:sz w:val="18"/>
-                <w:u w:val="none"/>
-              </w:rPr>
               <w:t>ADANI GREEN ENERGY LIMITED</w:t>
             </w:r>
           </w:p>
@@ -1139,7 +787,433 @@
                 <w:sz w:val="18"/>
                 <w:u w:val="none"/>
               </w:rPr>
+              <w:t>4</w:t>
+            </w:r>
+          </w:p>
+        </w:tc>
+        <w:tc>
+          <w:tcPr>
+            <w:tcW w:type="dxa" w:w="3969"/>
+            <w:shd w:val="clear" w:color="auto" w:fill="FFFFFF"/>
+            <w:tcBorders>
+              <w:top w:val="single" w:sz="4" w:space="0" w:color="000000"/>
+              <w:left w:val="single" w:sz="4" w:space="0" w:color="000000"/>
+              <w:bottom w:val="single" w:sz="4" w:space="0" w:color="000000"/>
+              <w:right w:val="single" w:sz="4" w:space="0" w:color="000000"/>
+            </w:tcBorders>
+            <w:vAlign w:val="center"/>
+          </w:tcPr>
+          <w:p>
+            <w:pPr>
+              <w:spacing w:before="40" w:after="40"/>
+              <w:jc w:val="left"/>
+            </w:pPr>
+            <w:r>
+              <w:rPr>
+                <w:rFonts w:ascii="Adani" w:hAnsi="Adani"/>
+                <w:b w:val="0"/>
+                <w:sz w:val="18"/>
+                <w:u w:val="none"/>
+              </w:rPr>
+              <w:t>ADANI SOLAR ENERGY KA NINE LIMITED</w:t>
+            </w:r>
+          </w:p>
+        </w:tc>
+        <w:tc>
+          <w:tcPr>
+            <w:tcW w:type="dxa" w:w="1814"/>
+            <w:shd w:val="clear" w:color="auto" w:fill="FFFFFF"/>
+            <w:tcBorders>
+              <w:top w:val="single" w:sz="4" w:space="0" w:color="000000"/>
+              <w:left w:val="single" w:sz="4" w:space="0" w:color="000000"/>
+              <w:bottom w:val="single" w:sz="4" w:space="0" w:color="000000"/>
+              <w:right w:val="single" w:sz="4" w:space="0" w:color="000000"/>
+            </w:tcBorders>
+            <w:vAlign w:val="center"/>
+          </w:tcPr>
+          <w:p>
+            <w:pPr>
+              <w:spacing w:before="40" w:after="40"/>
+              <w:jc w:val="left"/>
+            </w:pPr>
+            <w:r>
+              <w:rPr>
+                <w:rFonts w:ascii="Adani" w:hAnsi="Adani"/>
+                <w:b w:val="0"/>
+                <w:sz w:val="18"/>
+                <w:u w:val="none"/>
+              </w:rPr>
+              <w:t>Additional Director</w:t>
+            </w:r>
+          </w:p>
+        </w:tc>
+        <w:tc>
+          <w:tcPr>
+            <w:tcW w:type="dxa" w:w="1020"/>
+            <w:shd w:val="clear" w:color="auto" w:fill="FFFFFF"/>
+            <w:tcBorders>
+              <w:top w:val="single" w:sz="4" w:space="0" w:color="000000"/>
+              <w:left w:val="single" w:sz="4" w:space="0" w:color="000000"/>
+              <w:bottom w:val="single" w:sz="4" w:space="0" w:color="000000"/>
+              <w:right w:val="single" w:sz="4" w:space="0" w:color="000000"/>
+            </w:tcBorders>
+            <w:vAlign w:val="center"/>
+          </w:tcPr>
+          <w:p>
+            <w:pPr>
+              <w:spacing w:before="40" w:after="40"/>
+              <w:jc w:val="left"/>
+            </w:pPr>
+            <w:r>
+              <w:rPr>
+                <w:rFonts w:ascii="Adani" w:hAnsi="Adani"/>
+                <w:b w:val="0"/>
+                <w:sz w:val="18"/>
+                <w:u w:val="none"/>
+              </w:rPr>
+              <w:t>NIL</w:t>
+            </w:r>
+          </w:p>
+        </w:tc>
+        <w:tc>
+          <w:tcPr>
+            <w:tcW w:type="dxa" w:w="1247"/>
+            <w:shd w:val="clear" w:color="auto" w:fill="FFFFFF"/>
+            <w:tcBorders>
+              <w:top w:val="single" w:sz="4" w:space="0" w:color="000000"/>
+              <w:left w:val="single" w:sz="4" w:space="0" w:color="000000"/>
+              <w:bottom w:val="single" w:sz="4" w:space="0" w:color="000000"/>
+              <w:right w:val="single" w:sz="4" w:space="0" w:color="000000"/>
+            </w:tcBorders>
+            <w:vAlign w:val="center"/>
+          </w:tcPr>
+          <w:p>
+            <w:pPr>
+              <w:spacing w:before="40" w:after="40"/>
+              <w:jc w:val="left"/>
+            </w:pPr>
+            <w:r>
+              <w:rPr>
+                <w:rFonts w:ascii="Adani" w:hAnsi="Adani"/>
+                <w:b w:val="0"/>
+                <w:sz w:val="18"/>
+                <w:u w:val="none"/>
+              </w:rPr>
+              <w:t>30/09/2024</w:t>
+            </w:r>
+          </w:p>
+        </w:tc>
+      </w:tr>
+      <w:tr>
+        <w:tc>
+          <w:tcPr>
+            <w:tcW w:type="dxa" w:w="680"/>
+            <w:shd w:val="clear" w:color="auto" w:fill="FFFFFF"/>
+            <w:tcBorders>
+              <w:top w:val="single" w:sz="4" w:space="0" w:color="000000"/>
+              <w:left w:val="single" w:sz="4" w:space="0" w:color="000000"/>
+              <w:bottom w:val="single" w:sz="4" w:space="0" w:color="000000"/>
+              <w:right w:val="single" w:sz="4" w:space="0" w:color="000000"/>
+            </w:tcBorders>
+            <w:vAlign w:val="center"/>
+          </w:tcPr>
+          <w:p>
+            <w:pPr>
+              <w:spacing w:before="40" w:after="40"/>
+              <w:jc w:val="left"/>
+            </w:pPr>
+            <w:r>
+              <w:rPr>
+                <w:rFonts w:ascii="Adani" w:hAnsi="Adani"/>
+                <w:b w:val="0"/>
+                <w:sz w:val="18"/>
+                <w:u w:val="none"/>
+              </w:rPr>
               <w:t>5</w:t>
+            </w:r>
+          </w:p>
+        </w:tc>
+        <w:tc>
+          <w:tcPr>
+            <w:tcW w:type="dxa" w:w="3969"/>
+            <w:shd w:val="clear" w:color="auto" w:fill="FFFFFF"/>
+            <w:tcBorders>
+              <w:top w:val="single" w:sz="4" w:space="0" w:color="000000"/>
+              <w:left w:val="single" w:sz="4" w:space="0" w:color="000000"/>
+              <w:bottom w:val="single" w:sz="4" w:space="0" w:color="000000"/>
+              <w:right w:val="single" w:sz="4" w:space="0" w:color="000000"/>
+            </w:tcBorders>
+            <w:vAlign w:val="center"/>
+          </w:tcPr>
+          <w:p>
+            <w:pPr>
+              <w:spacing w:before="40" w:after="40"/>
+              <w:jc w:val="left"/>
+            </w:pPr>
+            <w:r>
+              <w:rPr>
+                <w:rFonts w:ascii="Adani" w:hAnsi="Adani"/>
+                <w:b w:val="0"/>
+                <w:sz w:val="18"/>
+                <w:u w:val="none"/>
+              </w:rPr>
+              <w:t>ADANI SOLAR ENERGY AP SEVEN PRIVATE LIMITED</w:t>
+            </w:r>
+          </w:p>
+        </w:tc>
+        <w:tc>
+          <w:tcPr>
+            <w:tcW w:type="dxa" w:w="1814"/>
+            <w:shd w:val="clear" w:color="auto" w:fill="FFFFFF"/>
+            <w:tcBorders>
+              <w:top w:val="single" w:sz="4" w:space="0" w:color="000000"/>
+              <w:left w:val="single" w:sz="4" w:space="0" w:color="000000"/>
+              <w:bottom w:val="single" w:sz="4" w:space="0" w:color="000000"/>
+              <w:right w:val="single" w:sz="4" w:space="0" w:color="000000"/>
+            </w:tcBorders>
+            <w:vAlign w:val="center"/>
+          </w:tcPr>
+          <w:p>
+            <w:pPr>
+              <w:spacing w:before="40" w:after="40"/>
+              <w:jc w:val="left"/>
+            </w:pPr>
+            <w:r>
+              <w:rPr>
+                <w:rFonts w:ascii="Adani" w:hAnsi="Adani"/>
+                <w:b w:val="0"/>
+                <w:sz w:val="18"/>
+                <w:u w:val="none"/>
+              </w:rPr>
+              <w:t>Additional Director</w:t>
+            </w:r>
+          </w:p>
+        </w:tc>
+        <w:tc>
+          <w:tcPr>
+            <w:tcW w:type="dxa" w:w="1020"/>
+            <w:shd w:val="clear" w:color="auto" w:fill="FFFFFF"/>
+            <w:tcBorders>
+              <w:top w:val="single" w:sz="4" w:space="0" w:color="000000"/>
+              <w:left w:val="single" w:sz="4" w:space="0" w:color="000000"/>
+              <w:bottom w:val="single" w:sz="4" w:space="0" w:color="000000"/>
+              <w:right w:val="single" w:sz="4" w:space="0" w:color="000000"/>
+            </w:tcBorders>
+            <w:vAlign w:val="center"/>
+          </w:tcPr>
+          <w:p>
+            <w:pPr>
+              <w:spacing w:before="40" w:after="40"/>
+              <w:jc w:val="left"/>
+            </w:pPr>
+            <w:r>
+              <w:rPr>
+                <w:rFonts w:ascii="Adani" w:hAnsi="Adani"/>
+                <w:b w:val="0"/>
+                <w:sz w:val="18"/>
+                <w:u w:val="none"/>
+              </w:rPr>
+              <w:t>NIL</w:t>
+            </w:r>
+          </w:p>
+        </w:tc>
+        <w:tc>
+          <w:tcPr>
+            <w:tcW w:type="dxa" w:w="1247"/>
+            <w:shd w:val="clear" w:color="auto" w:fill="FFFFFF"/>
+            <w:tcBorders>
+              <w:top w:val="single" w:sz="4" w:space="0" w:color="000000"/>
+              <w:left w:val="single" w:sz="4" w:space="0" w:color="000000"/>
+              <w:bottom w:val="single" w:sz="4" w:space="0" w:color="000000"/>
+              <w:right w:val="single" w:sz="4" w:space="0" w:color="000000"/>
+            </w:tcBorders>
+            <w:vAlign w:val="center"/>
+          </w:tcPr>
+          <w:p>
+            <w:pPr>
+              <w:spacing w:before="40" w:after="40"/>
+              <w:jc w:val="left"/>
+            </w:pPr>
+            <w:r>
+              <w:rPr>
+                <w:rFonts w:ascii="Adani" w:hAnsi="Adani"/>
+                <w:b w:val="0"/>
+                <w:sz w:val="18"/>
+                <w:u w:val="none"/>
+              </w:rPr>
+              <w:t>30/09/2024</w:t>
+            </w:r>
+          </w:p>
+        </w:tc>
+      </w:tr>
+      <w:tr>
+        <w:tc>
+          <w:tcPr>
+            <w:tcW w:type="dxa" w:w="680"/>
+            <w:shd w:val="clear" w:color="auto" w:fill="FFFFFF"/>
+            <w:tcBorders>
+              <w:top w:val="single" w:sz="4" w:space="0" w:color="000000"/>
+              <w:left w:val="single" w:sz="4" w:space="0" w:color="000000"/>
+              <w:bottom w:val="single" w:sz="4" w:space="0" w:color="000000"/>
+              <w:right w:val="single" w:sz="4" w:space="0" w:color="000000"/>
+            </w:tcBorders>
+            <w:vAlign w:val="center"/>
+          </w:tcPr>
+          <w:p>
+            <w:pPr>
+              <w:spacing w:before="40" w:after="40"/>
+              <w:jc w:val="left"/>
+            </w:pPr>
+            <w:r>
+              <w:rPr>
+                <w:rFonts w:ascii="Adani" w:hAnsi="Adani"/>
+                <w:b w:val="0"/>
+                <w:sz w:val="18"/>
+                <w:u w:val="none"/>
+              </w:rPr>
+              <w:t>6</w:t>
+            </w:r>
+          </w:p>
+        </w:tc>
+        <w:tc>
+          <w:tcPr>
+            <w:tcW w:type="dxa" w:w="3969"/>
+            <w:shd w:val="clear" w:color="auto" w:fill="FFFFFF"/>
+            <w:tcBorders>
+              <w:top w:val="single" w:sz="4" w:space="0" w:color="000000"/>
+              <w:left w:val="single" w:sz="4" w:space="0" w:color="000000"/>
+              <w:bottom w:val="single" w:sz="4" w:space="0" w:color="000000"/>
+              <w:right w:val="single" w:sz="4" w:space="0" w:color="000000"/>
+            </w:tcBorders>
+            <w:vAlign w:val="center"/>
+          </w:tcPr>
+          <w:p>
+            <w:pPr>
+              <w:spacing w:before="40" w:after="40"/>
+              <w:jc w:val="left"/>
+            </w:pPr>
+            <w:r>
+              <w:rPr>
+                <w:rFonts w:ascii="Adani" w:hAnsi="Adani"/>
+                <w:b w:val="0"/>
+                <w:sz w:val="18"/>
+                <w:u w:val="none"/>
+              </w:rPr>
+              <w:t>WIND THREE RENERGY LIMITED</w:t>
+            </w:r>
+          </w:p>
+        </w:tc>
+        <w:tc>
+          <w:tcPr>
+            <w:tcW w:type="dxa" w:w="1814"/>
+            <w:shd w:val="clear" w:color="auto" w:fill="FFFFFF"/>
+            <w:tcBorders>
+              <w:top w:val="single" w:sz="4" w:space="0" w:color="000000"/>
+              <w:left w:val="single" w:sz="4" w:space="0" w:color="000000"/>
+              <w:bottom w:val="single" w:sz="4" w:space="0" w:color="000000"/>
+              <w:right w:val="single" w:sz="4" w:space="0" w:color="000000"/>
+            </w:tcBorders>
+            <w:vAlign w:val="center"/>
+          </w:tcPr>
+          <w:p>
+            <w:pPr>
+              <w:spacing w:before="40" w:after="40"/>
+              <w:jc w:val="left"/>
+            </w:pPr>
+            <w:r>
+              <w:rPr>
+                <w:rFonts w:ascii="Adani" w:hAnsi="Adani"/>
+                <w:b w:val="0"/>
+                <w:sz w:val="18"/>
+                <w:u w:val="none"/>
+              </w:rPr>
+              <w:t>Additional Director</w:t>
+            </w:r>
+          </w:p>
+        </w:tc>
+        <w:tc>
+          <w:tcPr>
+            <w:tcW w:type="dxa" w:w="1020"/>
+            <w:shd w:val="clear" w:color="auto" w:fill="FFFFFF"/>
+            <w:tcBorders>
+              <w:top w:val="single" w:sz="4" w:space="0" w:color="000000"/>
+              <w:left w:val="single" w:sz="4" w:space="0" w:color="000000"/>
+              <w:bottom w:val="single" w:sz="4" w:space="0" w:color="000000"/>
+              <w:right w:val="single" w:sz="4" w:space="0" w:color="000000"/>
+            </w:tcBorders>
+            <w:vAlign w:val="center"/>
+          </w:tcPr>
+          <w:p>
+            <w:pPr>
+              <w:spacing w:before="40" w:after="40"/>
+              <w:jc w:val="left"/>
+            </w:pPr>
+            <w:r>
+              <w:rPr>
+                <w:rFonts w:ascii="Adani" w:hAnsi="Adani"/>
+                <w:b w:val="0"/>
+                <w:sz w:val="18"/>
+                <w:u w:val="none"/>
+              </w:rPr>
+              <w:t>NIL</w:t>
+            </w:r>
+          </w:p>
+        </w:tc>
+        <w:tc>
+          <w:tcPr>
+            <w:tcW w:type="dxa" w:w="1247"/>
+            <w:shd w:val="clear" w:color="auto" w:fill="FFFFFF"/>
+            <w:tcBorders>
+              <w:top w:val="single" w:sz="4" w:space="0" w:color="000000"/>
+              <w:left w:val="single" w:sz="4" w:space="0" w:color="000000"/>
+              <w:bottom w:val="single" w:sz="4" w:space="0" w:color="000000"/>
+              <w:right w:val="single" w:sz="4" w:space="0" w:color="000000"/>
+            </w:tcBorders>
+            <w:vAlign w:val="center"/>
+          </w:tcPr>
+          <w:p>
+            <w:pPr>
+              <w:spacing w:before="40" w:after="40"/>
+              <w:jc w:val="left"/>
+            </w:pPr>
+            <w:r>
+              <w:rPr>
+                <w:rFonts w:ascii="Adani" w:hAnsi="Adani"/>
+                <w:b w:val="0"/>
+                <w:sz w:val="18"/>
+                <w:u w:val="none"/>
+              </w:rPr>
+              <w:t>30/09/2024</w:t>
+            </w:r>
+          </w:p>
+        </w:tc>
+      </w:tr>
+      <w:tr>
+        <w:tc>
+          <w:tcPr>
+            <w:tcW w:type="dxa" w:w="680"/>
+            <w:shd w:val="clear" w:color="auto" w:fill="FFFFFF"/>
+            <w:tcBorders>
+              <w:top w:val="single" w:sz="4" w:space="0" w:color="000000"/>
+              <w:left w:val="single" w:sz="4" w:space="0" w:color="000000"/>
+              <w:bottom w:val="single" w:sz="4" w:space="0" w:color="000000"/>
+              <w:right w:val="single" w:sz="4" w:space="0" w:color="000000"/>
+            </w:tcBorders>
+            <w:vAlign w:val="center"/>
+          </w:tcPr>
+          <w:p>
+            <w:pPr>
+              <w:spacing w:before="40" w:after="40"/>
+              <w:jc w:val="left"/>
+            </w:pPr>
+            <w:r>
+              <w:rPr>
+                <w:rFonts w:ascii="Adani" w:hAnsi="Adani"/>
+                <w:b w:val="0"/>
+                <w:sz w:val="18"/>
+                <w:u w:val="none"/>
+              </w:rPr>
+              <w:t>7</w:t>
             </w:r>
           </w:p>
         </w:tc>
@@ -1281,290 +1355,6 @@
                 <w:sz w:val="18"/>
                 <w:u w:val="none"/>
               </w:rPr>
-              <w:t>6</w:t>
-            </w:r>
-          </w:p>
-        </w:tc>
-        <w:tc>
-          <w:tcPr>
-            <w:tcW w:type="dxa" w:w="3969"/>
-            <w:shd w:val="clear" w:color="auto" w:fill="FFFFFF"/>
-            <w:tcBorders>
-              <w:top w:val="single" w:sz="4" w:space="0" w:color="000000"/>
-              <w:left w:val="single" w:sz="4" w:space="0" w:color="000000"/>
-              <w:bottom w:val="single" w:sz="4" w:space="0" w:color="000000"/>
-              <w:right w:val="single" w:sz="4" w:space="0" w:color="000000"/>
-            </w:tcBorders>
-            <w:vAlign w:val="center"/>
-          </w:tcPr>
-          <w:p>
-            <w:pPr>
-              <w:spacing w:before="40" w:after="40"/>
-              <w:jc w:val="left"/>
-            </w:pPr>
-            <w:r>
-              <w:rPr>
-                <w:rFonts w:ascii="Adani" w:hAnsi="Adani"/>
-                <w:b w:val="0"/>
-                <w:sz w:val="18"/>
-                <w:u w:val="none"/>
-              </w:rPr>
-              <w:t>ADANI SOLAR ENERGY KA NINE LIMITED</w:t>
-            </w:r>
-          </w:p>
-        </w:tc>
-        <w:tc>
-          <w:tcPr>
-            <w:tcW w:type="dxa" w:w="1814"/>
-            <w:shd w:val="clear" w:color="auto" w:fill="FFFFFF"/>
-            <w:tcBorders>
-              <w:top w:val="single" w:sz="4" w:space="0" w:color="000000"/>
-              <w:left w:val="single" w:sz="4" w:space="0" w:color="000000"/>
-              <w:bottom w:val="single" w:sz="4" w:space="0" w:color="000000"/>
-              <w:right w:val="single" w:sz="4" w:space="0" w:color="000000"/>
-            </w:tcBorders>
-            <w:vAlign w:val="center"/>
-          </w:tcPr>
-          <w:p>
-            <w:pPr>
-              <w:spacing w:before="40" w:after="40"/>
-              <w:jc w:val="left"/>
-            </w:pPr>
-            <w:r>
-              <w:rPr>
-                <w:rFonts w:ascii="Adani" w:hAnsi="Adani"/>
-                <w:b w:val="0"/>
-                <w:sz w:val="18"/>
-                <w:u w:val="none"/>
-              </w:rPr>
-              <w:t>Additional Director</w:t>
-            </w:r>
-          </w:p>
-        </w:tc>
-        <w:tc>
-          <w:tcPr>
-            <w:tcW w:type="dxa" w:w="1020"/>
-            <w:shd w:val="clear" w:color="auto" w:fill="FFFFFF"/>
-            <w:tcBorders>
-              <w:top w:val="single" w:sz="4" w:space="0" w:color="000000"/>
-              <w:left w:val="single" w:sz="4" w:space="0" w:color="000000"/>
-              <w:bottom w:val="single" w:sz="4" w:space="0" w:color="000000"/>
-              <w:right w:val="single" w:sz="4" w:space="0" w:color="000000"/>
-            </w:tcBorders>
-            <w:vAlign w:val="center"/>
-          </w:tcPr>
-          <w:p>
-            <w:pPr>
-              <w:spacing w:before="40" w:after="40"/>
-              <w:jc w:val="left"/>
-            </w:pPr>
-            <w:r>
-              <w:rPr>
-                <w:rFonts w:ascii="Adani" w:hAnsi="Adani"/>
-                <w:b w:val="0"/>
-                <w:sz w:val="18"/>
-                <w:u w:val="none"/>
-              </w:rPr>
-              <w:t>NIL</w:t>
-            </w:r>
-          </w:p>
-        </w:tc>
-        <w:tc>
-          <w:tcPr>
-            <w:tcW w:type="dxa" w:w="1247"/>
-            <w:shd w:val="clear" w:color="auto" w:fill="FFFFFF"/>
-            <w:tcBorders>
-              <w:top w:val="single" w:sz="4" w:space="0" w:color="000000"/>
-              <w:left w:val="single" w:sz="4" w:space="0" w:color="000000"/>
-              <w:bottom w:val="single" w:sz="4" w:space="0" w:color="000000"/>
-              <w:right w:val="single" w:sz="4" w:space="0" w:color="000000"/>
-            </w:tcBorders>
-            <w:vAlign w:val="center"/>
-          </w:tcPr>
-          <w:p>
-            <w:pPr>
-              <w:spacing w:before="40" w:after="40"/>
-              <w:jc w:val="left"/>
-            </w:pPr>
-            <w:r>
-              <w:rPr>
-                <w:rFonts w:ascii="Adani" w:hAnsi="Adani"/>
-                <w:b w:val="0"/>
-                <w:sz w:val="18"/>
-                <w:u w:val="none"/>
-              </w:rPr>
-              <w:t>30/09/2024</w:t>
-            </w:r>
-          </w:p>
-        </w:tc>
-      </w:tr>
-      <w:tr>
-        <w:tc>
-          <w:tcPr>
-            <w:tcW w:type="dxa" w:w="680"/>
-            <w:shd w:val="clear" w:color="auto" w:fill="FFFFFF"/>
-            <w:tcBorders>
-              <w:top w:val="single" w:sz="4" w:space="0" w:color="000000"/>
-              <w:left w:val="single" w:sz="4" w:space="0" w:color="000000"/>
-              <w:bottom w:val="single" w:sz="4" w:space="0" w:color="000000"/>
-              <w:right w:val="single" w:sz="4" w:space="0" w:color="000000"/>
-            </w:tcBorders>
-            <w:vAlign w:val="center"/>
-          </w:tcPr>
-          <w:p>
-            <w:pPr>
-              <w:spacing w:before="40" w:after="40"/>
-              <w:jc w:val="left"/>
-            </w:pPr>
-            <w:r>
-              <w:rPr>
-                <w:rFonts w:ascii="Adani" w:hAnsi="Adani"/>
-                <w:b w:val="0"/>
-                <w:sz w:val="18"/>
-                <w:u w:val="none"/>
-              </w:rPr>
-              <w:t>7</w:t>
-            </w:r>
-          </w:p>
-        </w:tc>
-        <w:tc>
-          <w:tcPr>
-            <w:tcW w:type="dxa" w:w="3969"/>
-            <w:shd w:val="clear" w:color="auto" w:fill="FFFFFF"/>
-            <w:tcBorders>
-              <w:top w:val="single" w:sz="4" w:space="0" w:color="000000"/>
-              <w:left w:val="single" w:sz="4" w:space="0" w:color="000000"/>
-              <w:bottom w:val="single" w:sz="4" w:space="0" w:color="000000"/>
-              <w:right w:val="single" w:sz="4" w:space="0" w:color="000000"/>
-            </w:tcBorders>
-            <w:vAlign w:val="center"/>
-          </w:tcPr>
-          <w:p>
-            <w:pPr>
-              <w:spacing w:before="40" w:after="40"/>
-              <w:jc w:val="left"/>
-            </w:pPr>
-            <w:r>
-              <w:rPr>
-                <w:rFonts w:ascii="Adani" w:hAnsi="Adani"/>
-                <w:b w:val="0"/>
-                <w:sz w:val="18"/>
-                <w:u w:val="none"/>
-              </w:rPr>
-              <w:t>ADANI SOLAR ENERGY AP SEVEN PRIVATE LIMITED</w:t>
-            </w:r>
-          </w:p>
-        </w:tc>
-        <w:tc>
-          <w:tcPr>
-            <w:tcW w:type="dxa" w:w="1814"/>
-            <w:shd w:val="clear" w:color="auto" w:fill="FFFFFF"/>
-            <w:tcBorders>
-              <w:top w:val="single" w:sz="4" w:space="0" w:color="000000"/>
-              <w:left w:val="single" w:sz="4" w:space="0" w:color="000000"/>
-              <w:bottom w:val="single" w:sz="4" w:space="0" w:color="000000"/>
-              <w:right w:val="single" w:sz="4" w:space="0" w:color="000000"/>
-            </w:tcBorders>
-            <w:vAlign w:val="center"/>
-          </w:tcPr>
-          <w:p>
-            <w:pPr>
-              <w:spacing w:before="40" w:after="40"/>
-              <w:jc w:val="left"/>
-            </w:pPr>
-            <w:r>
-              <w:rPr>
-                <w:rFonts w:ascii="Adani" w:hAnsi="Adani"/>
-                <w:b w:val="0"/>
-                <w:sz w:val="18"/>
-                <w:u w:val="none"/>
-              </w:rPr>
-              <w:t>Additional Director</w:t>
-            </w:r>
-          </w:p>
-        </w:tc>
-        <w:tc>
-          <w:tcPr>
-            <w:tcW w:type="dxa" w:w="1020"/>
-            <w:shd w:val="clear" w:color="auto" w:fill="FFFFFF"/>
-            <w:tcBorders>
-              <w:top w:val="single" w:sz="4" w:space="0" w:color="000000"/>
-              <w:left w:val="single" w:sz="4" w:space="0" w:color="000000"/>
-              <w:bottom w:val="single" w:sz="4" w:space="0" w:color="000000"/>
-              <w:right w:val="single" w:sz="4" w:space="0" w:color="000000"/>
-            </w:tcBorders>
-            <w:vAlign w:val="center"/>
-          </w:tcPr>
-          <w:p>
-            <w:pPr>
-              <w:spacing w:before="40" w:after="40"/>
-              <w:jc w:val="left"/>
-            </w:pPr>
-            <w:r>
-              <w:rPr>
-                <w:rFonts w:ascii="Adani" w:hAnsi="Adani"/>
-                <w:b w:val="0"/>
-                <w:sz w:val="18"/>
-                <w:u w:val="none"/>
-              </w:rPr>
-              <w:t>NIL</w:t>
-            </w:r>
-          </w:p>
-        </w:tc>
-        <w:tc>
-          <w:tcPr>
-            <w:tcW w:type="dxa" w:w="1247"/>
-            <w:shd w:val="clear" w:color="auto" w:fill="FFFFFF"/>
-            <w:tcBorders>
-              <w:top w:val="single" w:sz="4" w:space="0" w:color="000000"/>
-              <w:left w:val="single" w:sz="4" w:space="0" w:color="000000"/>
-              <w:bottom w:val="single" w:sz="4" w:space="0" w:color="000000"/>
-              <w:right w:val="single" w:sz="4" w:space="0" w:color="000000"/>
-            </w:tcBorders>
-            <w:vAlign w:val="center"/>
-          </w:tcPr>
-          <w:p>
-            <w:pPr>
-              <w:spacing w:before="40" w:after="40"/>
-              <w:jc w:val="left"/>
-            </w:pPr>
-            <w:r>
-              <w:rPr>
-                <w:rFonts w:ascii="Adani" w:hAnsi="Adani"/>
-                <w:b w:val="0"/>
-                <w:sz w:val="18"/>
-                <w:u w:val="none"/>
-              </w:rPr>
-              <w:t>30/09/2024</w:t>
-            </w:r>
-          </w:p>
-        </w:tc>
-      </w:tr>
-      <w:tr>
-        <w:tc>
-          <w:tcPr>
-            <w:tcW w:type="dxa" w:w="680"/>
-            <w:shd w:val="clear" w:color="auto" w:fill="FFFFFF"/>
-            <w:tcBorders>
-              <w:top w:val="single" w:sz="4" w:space="0" w:color="000000"/>
-              <w:left w:val="single" w:sz="4" w:space="0" w:color="000000"/>
-              <w:bottom w:val="single" w:sz="4" w:space="0" w:color="000000"/>
-              <w:right w:val="single" w:sz="4" w:space="0" w:color="000000"/>
-            </w:tcBorders>
-            <w:vAlign w:val="center"/>
-          </w:tcPr>
-          <w:p>
-            <w:pPr>
-              <w:spacing w:before="40" w:after="40"/>
-              <w:jc w:val="left"/>
-            </w:pPr>
-            <w:r>
-              <w:rPr>
-                <w:rFonts w:ascii="Adani" w:hAnsi="Adani"/>
-                <w:b w:val="0"/>
-                <w:sz w:val="18"/>
-                <w:u w:val="none"/>
-              </w:rPr>
               <w:t>8</w:t>
             </w:r>
           </w:p>
@@ -1593,7 +1383,7 @@
                 <w:sz w:val="18"/>
                 <w:u w:val="none"/>
               </w:rPr>
-              <w:t>ADANI SOLAR ENERGY JODHPUR THREE LIMITED</w:t>
+              <w:t>ADANI RENEWABLE ENERGY NINE LIMITED</w:t>
             </w:r>
           </w:p>
         </w:tc>
@@ -1735,7 +1525,7 @@
                 <w:sz w:val="18"/>
                 <w:u w:val="none"/>
               </w:rPr>
-              <w:t>WIND THREE RENERGY LIMITED</w:t>
+              <w:t>ADANI SOLAR ENERGY AP SIX PRIVATE LIMITED</w:t>
             </w:r>
           </w:p>
         </w:tc>
@@ -1877,290 +1667,6 @@
                 <w:sz w:val="18"/>
                 <w:u w:val="none"/>
               </w:rPr>
-              <w:t>ADANI RENEWABLE ENERGY NINE LIMITED</w:t>
-            </w:r>
-          </w:p>
-        </w:tc>
-        <w:tc>
-          <w:tcPr>
-            <w:tcW w:type="dxa" w:w="1814"/>
-            <w:shd w:val="clear" w:color="auto" w:fill="FFFFFF"/>
-            <w:tcBorders>
-              <w:top w:val="single" w:sz="4" w:space="0" w:color="000000"/>
-              <w:left w:val="single" w:sz="4" w:space="0" w:color="000000"/>
-              <w:bottom w:val="single" w:sz="4" w:space="0" w:color="000000"/>
-              <w:right w:val="single" w:sz="4" w:space="0" w:color="000000"/>
-            </w:tcBorders>
-            <w:vAlign w:val="center"/>
-          </w:tcPr>
-          <w:p>
-            <w:pPr>
-              <w:spacing w:before="40" w:after="40"/>
-              <w:jc w:val="left"/>
-            </w:pPr>
-            <w:r>
-              <w:rPr>
-                <w:rFonts w:ascii="Adani" w:hAnsi="Adani"/>
-                <w:b w:val="0"/>
-                <w:sz w:val="18"/>
-                <w:u w:val="none"/>
-              </w:rPr>
-              <w:t>Additional Director</w:t>
-            </w:r>
-          </w:p>
-        </w:tc>
-        <w:tc>
-          <w:tcPr>
-            <w:tcW w:type="dxa" w:w="1020"/>
-            <w:shd w:val="clear" w:color="auto" w:fill="FFFFFF"/>
-            <w:tcBorders>
-              <w:top w:val="single" w:sz="4" w:space="0" w:color="000000"/>
-              <w:left w:val="single" w:sz="4" w:space="0" w:color="000000"/>
-              <w:bottom w:val="single" w:sz="4" w:space="0" w:color="000000"/>
-              <w:right w:val="single" w:sz="4" w:space="0" w:color="000000"/>
-            </w:tcBorders>
-            <w:vAlign w:val="center"/>
-          </w:tcPr>
-          <w:p>
-            <w:pPr>
-              <w:spacing w:before="40" w:after="40"/>
-              <w:jc w:val="left"/>
-            </w:pPr>
-            <w:r>
-              <w:rPr>
-                <w:rFonts w:ascii="Adani" w:hAnsi="Adani"/>
-                <w:b w:val="0"/>
-                <w:sz w:val="18"/>
-                <w:u w:val="none"/>
-              </w:rPr>
-              <w:t>NIL</w:t>
-            </w:r>
-          </w:p>
-        </w:tc>
-        <w:tc>
-          <w:tcPr>
-            <w:tcW w:type="dxa" w:w="1247"/>
-            <w:shd w:val="clear" w:color="auto" w:fill="FFFFFF"/>
-            <w:tcBorders>
-              <w:top w:val="single" w:sz="4" w:space="0" w:color="000000"/>
-              <w:left w:val="single" w:sz="4" w:space="0" w:color="000000"/>
-              <w:bottom w:val="single" w:sz="4" w:space="0" w:color="000000"/>
-              <w:right w:val="single" w:sz="4" w:space="0" w:color="000000"/>
-            </w:tcBorders>
-            <w:vAlign w:val="center"/>
-          </w:tcPr>
-          <w:p>
-            <w:pPr>
-              <w:spacing w:before="40" w:after="40"/>
-              <w:jc w:val="left"/>
-            </w:pPr>
-            <w:r>
-              <w:rPr>
-                <w:rFonts w:ascii="Adani" w:hAnsi="Adani"/>
-                <w:b w:val="0"/>
-                <w:sz w:val="18"/>
-                <w:u w:val="none"/>
-              </w:rPr>
-              <w:t>30/09/2024</w:t>
-            </w:r>
-          </w:p>
-        </w:tc>
-      </w:tr>
-      <w:tr>
-        <w:tc>
-          <w:tcPr>
-            <w:tcW w:type="dxa" w:w="680"/>
-            <w:shd w:val="clear" w:color="auto" w:fill="FFFFFF"/>
-            <w:tcBorders>
-              <w:top w:val="single" w:sz="4" w:space="0" w:color="000000"/>
-              <w:left w:val="single" w:sz="4" w:space="0" w:color="000000"/>
-              <w:bottom w:val="single" w:sz="4" w:space="0" w:color="000000"/>
-              <w:right w:val="single" w:sz="4" w:space="0" w:color="000000"/>
-            </w:tcBorders>
-            <w:vAlign w:val="center"/>
-          </w:tcPr>
-          <w:p>
-            <w:pPr>
-              <w:spacing w:before="40" w:after="40"/>
-              <w:jc w:val="left"/>
-            </w:pPr>
-            <w:r>
-              <w:rPr>
-                <w:rFonts w:ascii="Adani" w:hAnsi="Adani"/>
-                <w:b w:val="0"/>
-                <w:sz w:val="18"/>
-                <w:u w:val="none"/>
-              </w:rPr>
-              <w:t>11</w:t>
-            </w:r>
-          </w:p>
-        </w:tc>
-        <w:tc>
-          <w:tcPr>
-            <w:tcW w:type="dxa" w:w="3969"/>
-            <w:shd w:val="clear" w:color="auto" w:fill="FFFFFF"/>
-            <w:tcBorders>
-              <w:top w:val="single" w:sz="4" w:space="0" w:color="000000"/>
-              <w:left w:val="single" w:sz="4" w:space="0" w:color="000000"/>
-              <w:bottom w:val="single" w:sz="4" w:space="0" w:color="000000"/>
-              <w:right w:val="single" w:sz="4" w:space="0" w:color="000000"/>
-            </w:tcBorders>
-            <w:vAlign w:val="center"/>
-          </w:tcPr>
-          <w:p>
-            <w:pPr>
-              <w:spacing w:before="40" w:after="40"/>
-              <w:jc w:val="left"/>
-            </w:pPr>
-            <w:r>
-              <w:rPr>
-                <w:rFonts w:ascii="Adani" w:hAnsi="Adani"/>
-                <w:b w:val="0"/>
-                <w:sz w:val="18"/>
-                <w:u w:val="none"/>
-              </w:rPr>
-              <w:t>ADANI SOLAR ENERGY AP SIX PRIVATE LIMITED</w:t>
-            </w:r>
-          </w:p>
-        </w:tc>
-        <w:tc>
-          <w:tcPr>
-            <w:tcW w:type="dxa" w:w="1814"/>
-            <w:shd w:val="clear" w:color="auto" w:fill="FFFFFF"/>
-            <w:tcBorders>
-              <w:top w:val="single" w:sz="4" w:space="0" w:color="000000"/>
-              <w:left w:val="single" w:sz="4" w:space="0" w:color="000000"/>
-              <w:bottom w:val="single" w:sz="4" w:space="0" w:color="000000"/>
-              <w:right w:val="single" w:sz="4" w:space="0" w:color="000000"/>
-            </w:tcBorders>
-            <w:vAlign w:val="center"/>
-          </w:tcPr>
-          <w:p>
-            <w:pPr>
-              <w:spacing w:before="40" w:after="40"/>
-              <w:jc w:val="left"/>
-            </w:pPr>
-            <w:r>
-              <w:rPr>
-                <w:rFonts w:ascii="Adani" w:hAnsi="Adani"/>
-                <w:b w:val="0"/>
-                <w:sz w:val="18"/>
-                <w:u w:val="none"/>
-              </w:rPr>
-              <w:t>Additional Director</w:t>
-            </w:r>
-          </w:p>
-        </w:tc>
-        <w:tc>
-          <w:tcPr>
-            <w:tcW w:type="dxa" w:w="1020"/>
-            <w:shd w:val="clear" w:color="auto" w:fill="FFFFFF"/>
-            <w:tcBorders>
-              <w:top w:val="single" w:sz="4" w:space="0" w:color="000000"/>
-              <w:left w:val="single" w:sz="4" w:space="0" w:color="000000"/>
-              <w:bottom w:val="single" w:sz="4" w:space="0" w:color="000000"/>
-              <w:right w:val="single" w:sz="4" w:space="0" w:color="000000"/>
-            </w:tcBorders>
-            <w:vAlign w:val="center"/>
-          </w:tcPr>
-          <w:p>
-            <w:pPr>
-              <w:spacing w:before="40" w:after="40"/>
-              <w:jc w:val="left"/>
-            </w:pPr>
-            <w:r>
-              <w:rPr>
-                <w:rFonts w:ascii="Adani" w:hAnsi="Adani"/>
-                <w:b w:val="0"/>
-                <w:sz w:val="18"/>
-                <w:u w:val="none"/>
-              </w:rPr>
-              <w:t>NIL</w:t>
-            </w:r>
-          </w:p>
-        </w:tc>
-        <w:tc>
-          <w:tcPr>
-            <w:tcW w:type="dxa" w:w="1247"/>
-            <w:shd w:val="clear" w:color="auto" w:fill="FFFFFF"/>
-            <w:tcBorders>
-              <w:top w:val="single" w:sz="4" w:space="0" w:color="000000"/>
-              <w:left w:val="single" w:sz="4" w:space="0" w:color="000000"/>
-              <w:bottom w:val="single" w:sz="4" w:space="0" w:color="000000"/>
-              <w:right w:val="single" w:sz="4" w:space="0" w:color="000000"/>
-            </w:tcBorders>
-            <w:vAlign w:val="center"/>
-          </w:tcPr>
-          <w:p>
-            <w:pPr>
-              <w:spacing w:before="40" w:after="40"/>
-              <w:jc w:val="left"/>
-            </w:pPr>
-            <w:r>
-              <w:rPr>
-                <w:rFonts w:ascii="Adani" w:hAnsi="Adani"/>
-                <w:b w:val="0"/>
-                <w:sz w:val="18"/>
-                <w:u w:val="none"/>
-              </w:rPr>
-              <w:t>30/09/2024</w:t>
-            </w:r>
-          </w:p>
-        </w:tc>
-      </w:tr>
-      <w:tr>
-        <w:tc>
-          <w:tcPr>
-            <w:tcW w:type="dxa" w:w="680"/>
-            <w:shd w:val="clear" w:color="auto" w:fill="FFFFFF"/>
-            <w:tcBorders>
-              <w:top w:val="single" w:sz="4" w:space="0" w:color="000000"/>
-              <w:left w:val="single" w:sz="4" w:space="0" w:color="000000"/>
-              <w:bottom w:val="single" w:sz="4" w:space="0" w:color="000000"/>
-              <w:right w:val="single" w:sz="4" w:space="0" w:color="000000"/>
-            </w:tcBorders>
-            <w:vAlign w:val="center"/>
-          </w:tcPr>
-          <w:p>
-            <w:pPr>
-              <w:spacing w:before="40" w:after="40"/>
-              <w:jc w:val="left"/>
-            </w:pPr>
-            <w:r>
-              <w:rPr>
-                <w:rFonts w:ascii="Adani" w:hAnsi="Adani"/>
-                <w:b w:val="0"/>
-                <w:sz w:val="18"/>
-                <w:u w:val="none"/>
-              </w:rPr>
-              <w:t>12</w:t>
-            </w:r>
-          </w:p>
-        </w:tc>
-        <w:tc>
-          <w:tcPr>
-            <w:tcW w:type="dxa" w:w="3969"/>
-            <w:shd w:val="clear" w:color="auto" w:fill="FFFFFF"/>
-            <w:tcBorders>
-              <w:top w:val="single" w:sz="4" w:space="0" w:color="000000"/>
-              <w:left w:val="single" w:sz="4" w:space="0" w:color="000000"/>
-              <w:bottom w:val="single" w:sz="4" w:space="0" w:color="000000"/>
-              <w:right w:val="single" w:sz="4" w:space="0" w:color="000000"/>
-            </w:tcBorders>
-            <w:vAlign w:val="center"/>
-          </w:tcPr>
-          <w:p>
-            <w:pPr>
-              <w:spacing w:before="40" w:after="40"/>
-              <w:jc w:val="left"/>
-            </w:pPr>
-            <w:r>
-              <w:rPr>
-                <w:rFonts w:ascii="Adani" w:hAnsi="Adani"/>
-                <w:b w:val="0"/>
-                <w:sz w:val="18"/>
-                <w:u w:val="none"/>
-              </w:rPr>
               <w:t>ADANI RENEWABLE ENERGY SIXTY FOUR LIMITED</w:t>
             </w:r>
           </w:p>
@@ -2246,432 +1752,6 @@
                 <w:u w:val="none"/>
               </w:rPr>
               <w:t>26/09/2024</w:t>
-            </w:r>
-          </w:p>
-        </w:tc>
-      </w:tr>
-      <w:tr>
-        <w:tc>
-          <w:tcPr>
-            <w:tcW w:type="dxa" w:w="680"/>
-            <w:shd w:val="clear" w:color="auto" w:fill="FFFFFF"/>
-            <w:tcBorders>
-              <w:top w:val="single" w:sz="4" w:space="0" w:color="000000"/>
-              <w:left w:val="single" w:sz="4" w:space="0" w:color="000000"/>
-              <w:bottom w:val="single" w:sz="4" w:space="0" w:color="000000"/>
-              <w:right w:val="single" w:sz="4" w:space="0" w:color="000000"/>
-            </w:tcBorders>
-            <w:vAlign w:val="center"/>
-          </w:tcPr>
-          <w:p>
-            <w:pPr>
-              <w:spacing w:before="40" w:after="40"/>
-              <w:jc w:val="left"/>
-            </w:pPr>
-            <w:r>
-              <w:rPr>
-                <w:rFonts w:ascii="Adani" w:hAnsi="Adani"/>
-                <w:b w:val="0"/>
-                <w:sz w:val="18"/>
-                <w:u w:val="none"/>
-              </w:rPr>
-              <w:t>13</w:t>
-            </w:r>
-          </w:p>
-        </w:tc>
-        <w:tc>
-          <w:tcPr>
-            <w:tcW w:type="dxa" w:w="3969"/>
-            <w:shd w:val="clear" w:color="auto" w:fill="FFFFFF"/>
-            <w:tcBorders>
-              <w:top w:val="single" w:sz="4" w:space="0" w:color="000000"/>
-              <w:left w:val="single" w:sz="4" w:space="0" w:color="000000"/>
-              <w:bottom w:val="single" w:sz="4" w:space="0" w:color="000000"/>
-              <w:right w:val="single" w:sz="4" w:space="0" w:color="000000"/>
-            </w:tcBorders>
-            <w:vAlign w:val="center"/>
-          </w:tcPr>
-          <w:p>
-            <w:pPr>
-              <w:spacing w:before="40" w:after="40"/>
-              <w:jc w:val="left"/>
-            </w:pPr>
-            <w:r>
-              <w:rPr>
-                <w:rFonts w:ascii="Adani" w:hAnsi="Adani"/>
-                <w:b w:val="0"/>
-                <w:sz w:val="18"/>
-                <w:u w:val="none"/>
-              </w:rPr>
-              <w:t>ADANI AGRI FRESH LIMITED</w:t>
-            </w:r>
-          </w:p>
-        </w:tc>
-        <w:tc>
-          <w:tcPr>
-            <w:tcW w:type="dxa" w:w="1814"/>
-            <w:shd w:val="clear" w:color="auto" w:fill="FFFFFF"/>
-            <w:tcBorders>
-              <w:top w:val="single" w:sz="4" w:space="0" w:color="000000"/>
-              <w:left w:val="single" w:sz="4" w:space="0" w:color="000000"/>
-              <w:bottom w:val="single" w:sz="4" w:space="0" w:color="000000"/>
-              <w:right w:val="single" w:sz="4" w:space="0" w:color="000000"/>
-            </w:tcBorders>
-            <w:vAlign w:val="center"/>
-          </w:tcPr>
-          <w:p>
-            <w:pPr>
-              <w:spacing w:before="40" w:after="40"/>
-              <w:jc w:val="left"/>
-            </w:pPr>
-            <w:r>
-              <w:rPr>
-                <w:rFonts w:ascii="Adani" w:hAnsi="Adani"/>
-                <w:b w:val="0"/>
-                <w:sz w:val="18"/>
-                <w:u w:val="none"/>
-              </w:rPr>
-              <w:t>CFO</w:t>
-            </w:r>
-          </w:p>
-        </w:tc>
-        <w:tc>
-          <w:tcPr>
-            <w:tcW w:type="dxa" w:w="1020"/>
-            <w:shd w:val="clear" w:color="auto" w:fill="FFFFFF"/>
-            <w:tcBorders>
-              <w:top w:val="single" w:sz="4" w:space="0" w:color="000000"/>
-              <w:left w:val="single" w:sz="4" w:space="0" w:color="000000"/>
-              <w:bottom w:val="single" w:sz="4" w:space="0" w:color="000000"/>
-              <w:right w:val="single" w:sz="4" w:space="0" w:color="000000"/>
-            </w:tcBorders>
-            <w:vAlign w:val="center"/>
-          </w:tcPr>
-          <w:p>
-            <w:pPr>
-              <w:spacing w:before="40" w:after="40"/>
-              <w:jc w:val="left"/>
-            </w:pPr>
-            <w:r>
-              <w:rPr>
-                <w:rFonts w:ascii="Adani" w:hAnsi="Adani"/>
-                <w:b w:val="0"/>
-                <w:sz w:val="18"/>
-                <w:u w:val="none"/>
-              </w:rPr>
-              <w:t>NIL</w:t>
-            </w:r>
-          </w:p>
-        </w:tc>
-        <w:tc>
-          <w:tcPr>
-            <w:tcW w:type="dxa" w:w="1247"/>
-            <w:shd w:val="clear" w:color="auto" w:fill="FFFFFF"/>
-            <w:tcBorders>
-              <w:top w:val="single" w:sz="4" w:space="0" w:color="000000"/>
-              <w:left w:val="single" w:sz="4" w:space="0" w:color="000000"/>
-              <w:bottom w:val="single" w:sz="4" w:space="0" w:color="000000"/>
-              <w:right w:val="single" w:sz="4" w:space="0" w:color="000000"/>
-            </w:tcBorders>
-            <w:vAlign w:val="center"/>
-          </w:tcPr>
-          <w:p>
-            <w:pPr>
-              <w:spacing w:before="40" w:after="40"/>
-              <w:jc w:val="left"/>
-            </w:pPr>
-            <w:r>
-              <w:rPr>
-                <w:rFonts w:ascii="Adani" w:hAnsi="Adani"/>
-                <w:b w:val="0"/>
-                <w:sz w:val="18"/>
-                <w:u w:val="none"/>
-              </w:rPr>
-              <w:t>21/06/2024</w:t>
-            </w:r>
-          </w:p>
-        </w:tc>
-      </w:tr>
-      <w:tr>
-        <w:tc>
-          <w:tcPr>
-            <w:tcW w:type="dxa" w:w="680"/>
-            <w:shd w:val="clear" w:color="auto" w:fill="FFFFFF"/>
-            <w:tcBorders>
-              <w:top w:val="single" w:sz="4" w:space="0" w:color="000000"/>
-              <w:left w:val="single" w:sz="4" w:space="0" w:color="000000"/>
-              <w:bottom w:val="single" w:sz="4" w:space="0" w:color="000000"/>
-              <w:right w:val="single" w:sz="4" w:space="0" w:color="000000"/>
-            </w:tcBorders>
-            <w:vAlign w:val="center"/>
-          </w:tcPr>
-          <w:p>
-            <w:pPr>
-              <w:spacing w:before="40" w:after="40"/>
-              <w:jc w:val="left"/>
-            </w:pPr>
-            <w:r>
-              <w:rPr>
-                <w:rFonts w:ascii="Adani" w:hAnsi="Adani"/>
-                <w:b w:val="0"/>
-                <w:sz w:val="18"/>
-                <w:u w:val="none"/>
-              </w:rPr>
-              <w:t>14</w:t>
-            </w:r>
-          </w:p>
-        </w:tc>
-        <w:tc>
-          <w:tcPr>
-            <w:tcW w:type="dxa" w:w="3969"/>
-            <w:shd w:val="clear" w:color="auto" w:fill="FFFFFF"/>
-            <w:tcBorders>
-              <w:top w:val="single" w:sz="4" w:space="0" w:color="000000"/>
-              <w:left w:val="single" w:sz="4" w:space="0" w:color="000000"/>
-              <w:bottom w:val="single" w:sz="4" w:space="0" w:color="000000"/>
-              <w:right w:val="single" w:sz="4" w:space="0" w:color="000000"/>
-            </w:tcBorders>
-            <w:vAlign w:val="center"/>
-          </w:tcPr>
-          <w:p>
-            <w:pPr>
-              <w:spacing w:before="40" w:after="40"/>
-              <w:jc w:val="left"/>
-            </w:pPr>
-            <w:r>
-              <w:rPr>
-                <w:rFonts w:ascii="Adani" w:hAnsi="Adani"/>
-                <w:b w:val="0"/>
-                <w:sz w:val="18"/>
-                <w:u w:val="none"/>
-              </w:rPr>
-              <w:t>SIRIUS DIGITECH INTERNATIONAL LIMITED</w:t>
-            </w:r>
-          </w:p>
-        </w:tc>
-        <w:tc>
-          <w:tcPr>
-            <w:tcW w:type="dxa" w:w="1814"/>
-            <w:shd w:val="clear" w:color="auto" w:fill="FFFFFF"/>
-            <w:tcBorders>
-              <w:top w:val="single" w:sz="4" w:space="0" w:color="000000"/>
-              <w:left w:val="single" w:sz="4" w:space="0" w:color="000000"/>
-              <w:bottom w:val="single" w:sz="4" w:space="0" w:color="000000"/>
-              <w:right w:val="single" w:sz="4" w:space="0" w:color="000000"/>
-            </w:tcBorders>
-            <w:vAlign w:val="center"/>
-          </w:tcPr>
-          <w:p>
-            <w:pPr>
-              <w:spacing w:before="40" w:after="40"/>
-              <w:jc w:val="left"/>
-            </w:pPr>
-            <w:r>
-              <w:rPr>
-                <w:rFonts w:ascii="Adani" w:hAnsi="Adani"/>
-                <w:b w:val="0"/>
-                <w:sz w:val="18"/>
-                <w:u w:val="none"/>
-              </w:rPr>
-              <w:t>Director</w:t>
-            </w:r>
-          </w:p>
-        </w:tc>
-        <w:tc>
-          <w:tcPr>
-            <w:tcW w:type="dxa" w:w="1020"/>
-            <w:shd w:val="clear" w:color="auto" w:fill="FFFFFF"/>
-            <w:tcBorders>
-              <w:top w:val="single" w:sz="4" w:space="0" w:color="000000"/>
-              <w:left w:val="single" w:sz="4" w:space="0" w:color="000000"/>
-              <w:bottom w:val="single" w:sz="4" w:space="0" w:color="000000"/>
-              <w:right w:val="single" w:sz="4" w:space="0" w:color="000000"/>
-            </w:tcBorders>
-            <w:vAlign w:val="center"/>
-          </w:tcPr>
-          <w:p>
-            <w:pPr>
-              <w:spacing w:before="40" w:after="40"/>
-              <w:jc w:val="left"/>
-            </w:pPr>
-            <w:r>
-              <w:rPr>
-                <w:rFonts w:ascii="Adani" w:hAnsi="Adani"/>
-                <w:b w:val="0"/>
-                <w:sz w:val="18"/>
-                <w:u w:val="none"/>
-              </w:rPr>
-              <w:t>NIL</w:t>
-            </w:r>
-          </w:p>
-        </w:tc>
-        <w:tc>
-          <w:tcPr>
-            <w:tcW w:type="dxa" w:w="1247"/>
-            <w:shd w:val="clear" w:color="auto" w:fill="FFFFFF"/>
-            <w:tcBorders>
-              <w:top w:val="single" w:sz="4" w:space="0" w:color="000000"/>
-              <w:left w:val="single" w:sz="4" w:space="0" w:color="000000"/>
-              <w:bottom w:val="single" w:sz="4" w:space="0" w:color="000000"/>
-              <w:right w:val="single" w:sz="4" w:space="0" w:color="000000"/>
-            </w:tcBorders>
-            <w:vAlign w:val="center"/>
-          </w:tcPr>
-          <w:p>
-            <w:pPr>
-              <w:spacing w:before="40" w:after="40"/>
-              <w:jc w:val="left"/>
-            </w:pPr>
-            <w:r>
-              <w:rPr>
-                <w:rFonts w:ascii="Adani" w:hAnsi="Adani"/>
-                <w:b w:val="0"/>
-                <w:sz w:val="18"/>
-                <w:u w:val="none"/>
-              </w:rPr>
-              <w:t>21/08/2023</w:t>
-            </w:r>
-          </w:p>
-        </w:tc>
-      </w:tr>
-      <w:tr>
-        <w:tc>
-          <w:tcPr>
-            <w:tcW w:type="dxa" w:w="680"/>
-            <w:shd w:val="clear" w:color="auto" w:fill="FFFFFF"/>
-            <w:tcBorders>
-              <w:top w:val="single" w:sz="4" w:space="0" w:color="000000"/>
-              <w:left w:val="single" w:sz="4" w:space="0" w:color="000000"/>
-              <w:bottom w:val="single" w:sz="4" w:space="0" w:color="000000"/>
-              <w:right w:val="single" w:sz="4" w:space="0" w:color="000000"/>
-            </w:tcBorders>
-            <w:vAlign w:val="center"/>
-          </w:tcPr>
-          <w:p>
-            <w:pPr>
-              <w:spacing w:before="40" w:after="40"/>
-              <w:jc w:val="left"/>
-            </w:pPr>
-            <w:r>
-              <w:rPr>
-                <w:rFonts w:ascii="Adani" w:hAnsi="Adani"/>
-                <w:b w:val="0"/>
-                <w:sz w:val="18"/>
-                <w:u w:val="none"/>
-              </w:rPr>
-              <w:t>15</w:t>
-            </w:r>
-          </w:p>
-        </w:tc>
-        <w:tc>
-          <w:tcPr>
-            <w:tcW w:type="dxa" w:w="3969"/>
-            <w:shd w:val="clear" w:color="auto" w:fill="FFFFFF"/>
-            <w:tcBorders>
-              <w:top w:val="single" w:sz="4" w:space="0" w:color="000000"/>
-              <w:left w:val="single" w:sz="4" w:space="0" w:color="000000"/>
-              <w:bottom w:val="single" w:sz="4" w:space="0" w:color="000000"/>
-              <w:right w:val="single" w:sz="4" w:space="0" w:color="000000"/>
-            </w:tcBorders>
-            <w:vAlign w:val="center"/>
-          </w:tcPr>
-          <w:p>
-            <w:pPr>
-              <w:spacing w:before="40" w:after="40"/>
-              <w:jc w:val="left"/>
-            </w:pPr>
-            <w:r>
-              <w:rPr>
-                <w:rFonts w:ascii="Adani" w:hAnsi="Adani"/>
-                <w:b w:val="0"/>
-                <w:sz w:val="18"/>
-                <w:u w:val="none"/>
-              </w:rPr>
-              <w:t>ADANI DISRUPTIVE VENTURES LIMITED</w:t>
-            </w:r>
-          </w:p>
-        </w:tc>
-        <w:tc>
-          <w:tcPr>
-            <w:tcW w:type="dxa" w:w="1814"/>
-            <w:shd w:val="clear" w:color="auto" w:fill="FFFFFF"/>
-            <w:tcBorders>
-              <w:top w:val="single" w:sz="4" w:space="0" w:color="000000"/>
-              <w:left w:val="single" w:sz="4" w:space="0" w:color="000000"/>
-              <w:bottom w:val="single" w:sz="4" w:space="0" w:color="000000"/>
-              <w:right w:val="single" w:sz="4" w:space="0" w:color="000000"/>
-            </w:tcBorders>
-            <w:vAlign w:val="center"/>
-          </w:tcPr>
-          <w:p>
-            <w:pPr>
-              <w:spacing w:before="40" w:after="40"/>
-              <w:jc w:val="left"/>
-            </w:pPr>
-            <w:r>
-              <w:rPr>
-                <w:rFonts w:ascii="Adani" w:hAnsi="Adani"/>
-                <w:b w:val="0"/>
-                <w:sz w:val="18"/>
-                <w:u w:val="none"/>
-              </w:rPr>
-              <w:t>Director</w:t>
-            </w:r>
-          </w:p>
-        </w:tc>
-        <w:tc>
-          <w:tcPr>
-            <w:tcW w:type="dxa" w:w="1020"/>
-            <w:shd w:val="clear" w:color="auto" w:fill="FFFFFF"/>
-            <w:tcBorders>
-              <w:top w:val="single" w:sz="4" w:space="0" w:color="000000"/>
-              <w:left w:val="single" w:sz="4" w:space="0" w:color="000000"/>
-              <w:bottom w:val="single" w:sz="4" w:space="0" w:color="000000"/>
-              <w:right w:val="single" w:sz="4" w:space="0" w:color="000000"/>
-            </w:tcBorders>
-            <w:vAlign w:val="center"/>
-          </w:tcPr>
-          <w:p>
-            <w:pPr>
-              <w:spacing w:before="40" w:after="40"/>
-              <w:jc w:val="left"/>
-            </w:pPr>
-            <w:r>
-              <w:rPr>
-                <w:rFonts w:ascii="Adani" w:hAnsi="Adani"/>
-                <w:b w:val="0"/>
-                <w:sz w:val="18"/>
-                <w:u w:val="none"/>
-              </w:rPr>
-              <w:t>NIL</w:t>
-            </w:r>
-          </w:p>
-        </w:tc>
-        <w:tc>
-          <w:tcPr>
-            <w:tcW w:type="dxa" w:w="1247"/>
-            <w:shd w:val="clear" w:color="auto" w:fill="FFFFFF"/>
-            <w:tcBorders>
-              <w:top w:val="single" w:sz="4" w:space="0" w:color="000000"/>
-              <w:left w:val="single" w:sz="4" w:space="0" w:color="000000"/>
-              <w:bottom w:val="single" w:sz="4" w:space="0" w:color="000000"/>
-              <w:right w:val="single" w:sz="4" w:space="0" w:color="000000"/>
-            </w:tcBorders>
-            <w:vAlign w:val="center"/>
-          </w:tcPr>
-          <w:p>
-            <w:pPr>
-              <w:spacing w:before="40" w:after="40"/>
-              <w:jc w:val="left"/>
-            </w:pPr>
-            <w:r>
-              <w:rPr>
-                <w:rFonts w:ascii="Adani" w:hAnsi="Adani"/>
-                <w:b w:val="0"/>
-                <w:sz w:val="18"/>
-                <w:u w:val="none"/>
-              </w:rPr>
-              <w:t>04/10/2022</w:t>
             </w:r>
           </w:p>
         </w:tc>
@@ -2908,7 +1988,7 @@
                 <w:sz w:val="18"/>
                 <w:u w:val="none"/>
               </w:rPr>
-              <w:t>Date:   07th May, 2026</w:t>
+              <w:t>Date:   15th May, 2026</w:t>
             </w:r>
           </w:p>
         </w:tc>
@@ -3174,174 +2254,441 @@
         <w:t>:</w:t>
       </w:r>
     </w:p>
-    <w:p>
-      <w:pPr>
-        <w:pStyle w:val="ListNumber"/>
-        <w:spacing w:before="0" w:after="40"/>
-        <w:ind w:left="720"/>
-      </w:pPr>
-      <w:r>
-        <w:rPr>
-          <w:rFonts w:ascii="Adani" w:hAnsi="Adani"/>
-          <w:b w:val="0"/>
-          <w:sz w:val="20"/>
-          <w:u w:val="none"/>
-        </w:rPr>
-        <w:t>Father</w:t>
-        <w:tab/>
-        <w:tab/>
-        <w:t>:</w:t>
-        <w:tab/>
-        <w:t>NIL</w:t>
-      </w:r>
-    </w:p>
-    <w:p>
-      <w:pPr>
-        <w:pStyle w:val="ListNumber"/>
-        <w:spacing w:before="0" w:after="40"/>
-        <w:ind w:left="720"/>
-      </w:pPr>
-      <w:r>
-        <w:rPr>
-          <w:rFonts w:ascii="Adani" w:hAnsi="Adani"/>
-          <w:b w:val="0"/>
-          <w:sz w:val="20"/>
-          <w:u w:val="none"/>
-        </w:rPr>
-        <w:t>Mother</w:t>
-        <w:tab/>
-        <w:tab/>
-        <w:t>:</w:t>
-        <w:tab/>
-        <w:t>NIL</w:t>
-      </w:r>
-    </w:p>
-    <w:p>
-      <w:pPr>
-        <w:pStyle w:val="ListNumber"/>
-        <w:spacing w:before="0" w:after="40"/>
-        <w:ind w:left="720"/>
-      </w:pPr>
-      <w:r>
-        <w:rPr>
-          <w:rFonts w:ascii="Adani" w:hAnsi="Adani"/>
-          <w:b w:val="0"/>
-          <w:sz w:val="20"/>
-          <w:u w:val="none"/>
-        </w:rPr>
-        <w:t>Son</w:t>
-        <w:tab/>
-        <w:tab/>
-        <w:t>:</w:t>
-        <w:tab/>
-        <w:t>NIL</w:t>
-      </w:r>
-    </w:p>
-    <w:p>
-      <w:pPr>
-        <w:pStyle w:val="ListNumber"/>
-        <w:spacing w:before="0" w:after="40"/>
-        <w:ind w:left="720"/>
-      </w:pPr>
-      <w:r>
-        <w:rPr>
-          <w:rFonts w:ascii="Adani" w:hAnsi="Adani"/>
-          <w:b w:val="0"/>
-          <w:sz w:val="20"/>
-          <w:u w:val="none"/>
-        </w:rPr>
-        <w:t>Son's Wife</w:t>
-        <w:tab/>
-        <w:tab/>
-        <w:t>:</w:t>
-        <w:tab/>
-        <w:t>NIL</w:t>
-      </w:r>
-    </w:p>
-    <w:p>
-      <w:pPr>
-        <w:pStyle w:val="ListNumber"/>
-        <w:spacing w:before="0" w:after="40"/>
-        <w:ind w:left="720"/>
-      </w:pPr>
-      <w:r>
-        <w:rPr>
-          <w:rFonts w:ascii="Adani" w:hAnsi="Adani"/>
-          <w:b w:val="0"/>
-          <w:sz w:val="20"/>
-          <w:u w:val="none"/>
-        </w:rPr>
-        <w:t>Daughter</w:t>
-        <w:tab/>
-        <w:tab/>
-        <w:t>:</w:t>
-        <w:tab/>
-        <w:t>NIL</w:t>
-      </w:r>
-    </w:p>
-    <w:p>
-      <w:pPr>
-        <w:pStyle w:val="ListNumber"/>
-        <w:spacing w:before="0" w:after="40"/>
-        <w:ind w:left="720"/>
-      </w:pPr>
-      <w:r>
-        <w:rPr>
-          <w:rFonts w:ascii="Adani" w:hAnsi="Adani"/>
-          <w:b w:val="0"/>
-          <w:sz w:val="20"/>
-          <w:u w:val="none"/>
-        </w:rPr>
-        <w:t>Daughter's Husband</w:t>
-        <w:tab/>
-        <w:tab/>
-        <w:t>:</w:t>
-        <w:tab/>
-        <w:t>NIL</w:t>
-      </w:r>
-    </w:p>
-    <w:p>
-      <w:pPr>
-        <w:pStyle w:val="ListNumber"/>
-        <w:spacing w:before="0" w:after="40"/>
-        <w:ind w:left="720"/>
-      </w:pPr>
-      <w:r>
-        <w:rPr>
-          <w:rFonts w:ascii="Adani" w:hAnsi="Adani"/>
-          <w:b w:val="0"/>
-          <w:sz w:val="20"/>
-          <w:u w:val="none"/>
-        </w:rPr>
-        <w:t>Brother</w:t>
-        <w:tab/>
-        <w:tab/>
-        <w:t>:</w:t>
-        <w:tab/>
-        <w:t>NIL</w:t>
-      </w:r>
-    </w:p>
-    <w:p>
-      <w:pPr>
-        <w:pStyle w:val="ListNumber"/>
-        <w:spacing w:before="0" w:after="40"/>
-        <w:ind w:left="720"/>
-      </w:pPr>
-      <w:r>
-        <w:rPr>
-          <w:rFonts w:ascii="Adani" w:hAnsi="Adani"/>
-          <w:b w:val="0"/>
-          <w:sz w:val="20"/>
-          <w:u w:val="none"/>
-        </w:rPr>
-        <w:t>Sister</w:t>
-        <w:tab/>
-        <w:tab/>
-        <w:t>:</w:t>
-        <w:tab/>
-        <w:t>NIL</w:t>
-      </w:r>
-    </w:p>
+    <w:tbl>
+      <w:tblPr>
+        <w:tblW w:type="auto" w:w="0"/>
+        <w:jc w:val="left"/>
+        <w:tblLook w:firstColumn="1" w:firstRow="1" w:lastColumn="0" w:lastRow="0" w:noHBand="0" w:noVBand="1" w:val="04A0"/>
+      </w:tblPr>
+      <w:tblGrid>
+        <w:gridCol w:w="4536"/>
+        <w:gridCol w:w="4536"/>
+      </w:tblGrid>
+      <w:tr>
+        <w:tc>
+          <w:tcPr>
+            <w:tcW w:type="dxa" w:w="4536"/>
+            <w:tcBorders>
+              <w:top w:val="none"/>
+              <w:bottom w:val="none"/>
+              <w:left w:val="none"/>
+              <w:right w:val="none"/>
+            </w:tcBorders>
+          </w:tcPr>
+          <w:p>
+            <w:pPr>
+              <w:ind w:left="720"/>
+            </w:pPr>
+            <w:r>
+              <w:rPr>
+                <w:rFonts w:ascii="Adani" w:hAnsi="Adani"/>
+                <w:b w:val="0"/>
+                <w:sz w:val="20"/>
+                <w:u w:val="none"/>
+              </w:rPr>
+              <w:t>1.</w:t>
+              <w:tab/>
+              <w:t>Father</w:t>
+              <w:tab/>
+              <w:t>:</w:t>
+            </w:r>
+          </w:p>
+        </w:tc>
+        <w:tc>
+          <w:tcPr>
+            <w:tcW w:type="dxa" w:w="4536"/>
+            <w:tcBorders>
+              <w:top w:val="none"/>
+              <w:bottom w:val="none"/>
+              <w:left w:val="none"/>
+              <w:right w:val="none"/>
+            </w:tcBorders>
+          </w:tcPr>
+          <w:p>
+            <w:r>
+              <w:rPr>
+                <w:rFonts w:ascii="Adani" w:hAnsi="Adani"/>
+                <w:b w:val="0"/>
+                <w:sz w:val="20"/>
+                <w:u w:val="none"/>
+              </w:rPr>
+              <w:t>NIL</w:t>
+            </w:r>
+          </w:p>
+        </w:tc>
+      </w:tr>
+      <w:tr>
+        <w:tc>
+          <w:tcPr>
+            <w:tcW w:type="dxa" w:w="4536"/>
+            <w:tcBorders>
+              <w:top w:val="none"/>
+              <w:bottom w:val="none"/>
+              <w:left w:val="none"/>
+              <w:right w:val="none"/>
+            </w:tcBorders>
+          </w:tcPr>
+          <w:p>
+            <w:pPr>
+              <w:ind w:left="720"/>
+            </w:pPr>
+            <w:r>
+              <w:rPr>
+                <w:rFonts w:ascii="Adani" w:hAnsi="Adani"/>
+                <w:b w:val="0"/>
+                <w:sz w:val="20"/>
+                <w:u w:val="none"/>
+              </w:rPr>
+              <w:t>2.</w:t>
+              <w:tab/>
+              <w:t>Mother</w:t>
+              <w:tab/>
+              <w:t>:</w:t>
+            </w:r>
+          </w:p>
+        </w:tc>
+        <w:tc>
+          <w:tcPr>
+            <w:tcW w:type="dxa" w:w="4536"/>
+            <w:tcBorders>
+              <w:top w:val="none"/>
+              <w:bottom w:val="none"/>
+              <w:left w:val="none"/>
+              <w:right w:val="none"/>
+            </w:tcBorders>
+          </w:tcPr>
+          <w:p>
+            <w:r>
+              <w:rPr>
+                <w:rFonts w:ascii="Adani" w:hAnsi="Adani"/>
+                <w:b w:val="0"/>
+                <w:sz w:val="20"/>
+                <w:u w:val="none"/>
+              </w:rPr>
+              <w:t>NIL</w:t>
+            </w:r>
+          </w:p>
+        </w:tc>
+      </w:tr>
+      <w:tr>
+        <w:tc>
+          <w:tcPr>
+            <w:tcW w:type="dxa" w:w="4536"/>
+            <w:tcBorders>
+              <w:top w:val="none"/>
+              <w:bottom w:val="none"/>
+              <w:left w:val="none"/>
+              <w:right w:val="none"/>
+            </w:tcBorders>
+          </w:tcPr>
+          <w:p>
+            <w:pPr>
+              <w:ind w:left="720"/>
+            </w:pPr>
+            <w:r>
+              <w:rPr>
+                <w:rFonts w:ascii="Adani" w:hAnsi="Adani"/>
+                <w:b w:val="0"/>
+                <w:sz w:val="20"/>
+                <w:u w:val="none"/>
+              </w:rPr>
+              <w:t>3.</w:t>
+              <w:tab/>
+              <w:t>Son</w:t>
+              <w:tab/>
+              <w:t>:</w:t>
+            </w:r>
+          </w:p>
+        </w:tc>
+        <w:tc>
+          <w:tcPr>
+            <w:tcW w:type="dxa" w:w="4536"/>
+            <w:tcBorders>
+              <w:top w:val="none"/>
+              <w:bottom w:val="none"/>
+              <w:left w:val="none"/>
+              <w:right w:val="none"/>
+            </w:tcBorders>
+          </w:tcPr>
+          <w:p>
+            <w:r>
+              <w:rPr>
+                <w:rFonts w:ascii="Adani" w:hAnsi="Adani"/>
+                <w:b w:val="0"/>
+                <w:sz w:val="20"/>
+                <w:u w:val="none"/>
+              </w:rPr>
+              <w:t>NIL</w:t>
+            </w:r>
+          </w:p>
+        </w:tc>
+      </w:tr>
+      <w:tr>
+        <w:tc>
+          <w:tcPr>
+            <w:tcW w:type="dxa" w:w="4536"/>
+            <w:tcBorders>
+              <w:top w:val="none"/>
+              <w:bottom w:val="none"/>
+              <w:left w:val="none"/>
+              <w:right w:val="none"/>
+            </w:tcBorders>
+          </w:tcPr>
+          <w:p>
+            <w:pPr>
+              <w:ind w:left="720"/>
+            </w:pPr>
+            <w:r>
+              <w:rPr>
+                <w:rFonts w:ascii="Adani" w:hAnsi="Adani"/>
+                <w:b w:val="0"/>
+                <w:sz w:val="20"/>
+                <w:u w:val="none"/>
+              </w:rPr>
+              <w:t>4.</w:t>
+              <w:tab/>
+              <w:t>Son's Wife</w:t>
+              <w:tab/>
+              <w:t>:</w:t>
+            </w:r>
+          </w:p>
+        </w:tc>
+        <w:tc>
+          <w:tcPr>
+            <w:tcW w:type="dxa" w:w="4536"/>
+            <w:tcBorders>
+              <w:top w:val="none"/>
+              <w:bottom w:val="none"/>
+              <w:left w:val="none"/>
+              <w:right w:val="none"/>
+            </w:tcBorders>
+          </w:tcPr>
+          <w:p>
+            <w:r>
+              <w:rPr>
+                <w:rFonts w:ascii="Adani" w:hAnsi="Adani"/>
+                <w:b w:val="0"/>
+                <w:sz w:val="20"/>
+                <w:u w:val="none"/>
+              </w:rPr>
+              <w:t>NIL</w:t>
+            </w:r>
+          </w:p>
+        </w:tc>
+      </w:tr>
+      <w:tr>
+        <w:tc>
+          <w:tcPr>
+            <w:tcW w:type="dxa" w:w="4536"/>
+            <w:tcBorders>
+              <w:top w:val="none"/>
+              <w:bottom w:val="none"/>
+              <w:left w:val="none"/>
+              <w:right w:val="none"/>
+            </w:tcBorders>
+          </w:tcPr>
+          <w:p>
+            <w:pPr>
+              <w:ind w:left="720"/>
+            </w:pPr>
+            <w:r>
+              <w:rPr>
+                <w:rFonts w:ascii="Adani" w:hAnsi="Adani"/>
+                <w:b w:val="0"/>
+                <w:sz w:val="20"/>
+                <w:u w:val="none"/>
+              </w:rPr>
+              <w:t>5.</w:t>
+              <w:tab/>
+              <w:t>Daughter</w:t>
+              <w:tab/>
+              <w:t>:</w:t>
+            </w:r>
+          </w:p>
+        </w:tc>
+        <w:tc>
+          <w:tcPr>
+            <w:tcW w:type="dxa" w:w="4536"/>
+            <w:tcBorders>
+              <w:top w:val="none"/>
+              <w:bottom w:val="none"/>
+              <w:left w:val="none"/>
+              <w:right w:val="none"/>
+            </w:tcBorders>
+          </w:tcPr>
+          <w:p>
+            <w:r>
+              <w:rPr>
+                <w:rFonts w:ascii="Adani" w:hAnsi="Adani"/>
+                <w:b w:val="0"/>
+                <w:sz w:val="20"/>
+                <w:u w:val="none"/>
+              </w:rPr>
+              <w:t>NIL</w:t>
+            </w:r>
+          </w:p>
+        </w:tc>
+      </w:tr>
+      <w:tr>
+        <w:tc>
+          <w:tcPr>
+            <w:tcW w:type="dxa" w:w="4536"/>
+            <w:tcBorders>
+              <w:top w:val="none"/>
+              <w:bottom w:val="none"/>
+              <w:left w:val="none"/>
+              <w:right w:val="none"/>
+            </w:tcBorders>
+          </w:tcPr>
+          <w:p>
+            <w:pPr>
+              <w:ind w:left="720"/>
+            </w:pPr>
+            <w:r>
+              <w:rPr>
+                <w:rFonts w:ascii="Adani" w:hAnsi="Adani"/>
+                <w:b w:val="0"/>
+                <w:sz w:val="20"/>
+                <w:u w:val="none"/>
+              </w:rPr>
+              <w:t>6.</w:t>
+              <w:tab/>
+              <w:t>Daughter's Husband</w:t>
+              <w:tab/>
+              <w:t>:</w:t>
+            </w:r>
+          </w:p>
+        </w:tc>
+        <w:tc>
+          <w:tcPr>
+            <w:tcW w:type="dxa" w:w="4536"/>
+            <w:tcBorders>
+              <w:top w:val="none"/>
+              <w:bottom w:val="none"/>
+              <w:left w:val="none"/>
+              <w:right w:val="none"/>
+            </w:tcBorders>
+          </w:tcPr>
+          <w:p>
+            <w:r>
+              <w:rPr>
+                <w:rFonts w:ascii="Adani" w:hAnsi="Adani"/>
+                <w:b w:val="0"/>
+                <w:sz w:val="20"/>
+                <w:u w:val="none"/>
+              </w:rPr>
+              <w:t>NIL</w:t>
+            </w:r>
+          </w:p>
+        </w:tc>
+      </w:tr>
+      <w:tr>
+        <w:tc>
+          <w:tcPr>
+            <w:tcW w:type="dxa" w:w="4536"/>
+            <w:tcBorders>
+              <w:top w:val="none"/>
+              <w:bottom w:val="none"/>
+              <w:left w:val="none"/>
+              <w:right w:val="none"/>
+            </w:tcBorders>
+          </w:tcPr>
+          <w:p>
+            <w:pPr>
+              <w:ind w:left="720"/>
+            </w:pPr>
+            <w:r>
+              <w:rPr>
+                <w:rFonts w:ascii="Adani" w:hAnsi="Adani"/>
+                <w:b w:val="0"/>
+                <w:sz w:val="20"/>
+                <w:u w:val="none"/>
+              </w:rPr>
+              <w:t>7.</w:t>
+              <w:tab/>
+              <w:t>Brother</w:t>
+              <w:tab/>
+              <w:t>:</w:t>
+            </w:r>
+          </w:p>
+        </w:tc>
+        <w:tc>
+          <w:tcPr>
+            <w:tcW w:type="dxa" w:w="4536"/>
+            <w:tcBorders>
+              <w:top w:val="none"/>
+              <w:bottom w:val="none"/>
+              <w:left w:val="none"/>
+              <w:right w:val="none"/>
+            </w:tcBorders>
+          </w:tcPr>
+          <w:p>
+            <w:r>
+              <w:rPr>
+                <w:rFonts w:ascii="Adani" w:hAnsi="Adani"/>
+                <w:b w:val="0"/>
+                <w:sz w:val="20"/>
+                <w:u w:val="none"/>
+              </w:rPr>
+              <w:t>NIL</w:t>
+            </w:r>
+          </w:p>
+        </w:tc>
+      </w:tr>
+      <w:tr>
+        <w:tc>
+          <w:tcPr>
+            <w:tcW w:type="dxa" w:w="4536"/>
+            <w:tcBorders>
+              <w:top w:val="none"/>
+              <w:bottom w:val="none"/>
+              <w:left w:val="none"/>
+              <w:right w:val="none"/>
+            </w:tcBorders>
+          </w:tcPr>
+          <w:p>
+            <w:pPr>
+              <w:ind w:left="720"/>
+            </w:pPr>
+            <w:r>
+              <w:rPr>
+                <w:rFonts w:ascii="Adani" w:hAnsi="Adani"/>
+                <w:b w:val="0"/>
+                <w:sz w:val="20"/>
+                <w:u w:val="none"/>
+              </w:rPr>
+              <w:t>8.</w:t>
+              <w:tab/>
+              <w:t>Sister</w:t>
+              <w:tab/>
+              <w:t>:</w:t>
+            </w:r>
+          </w:p>
+        </w:tc>
+        <w:tc>
+          <w:tcPr>
+            <w:tcW w:type="dxa" w:w="4536"/>
+            <w:tcBorders>
+              <w:top w:val="none"/>
+              <w:bottom w:val="none"/>
+              <w:left w:val="none"/>
+              <w:right w:val="none"/>
+            </w:tcBorders>
+          </w:tcPr>
+          <w:p>
+            <w:r>
+              <w:rPr>
+                <w:rFonts w:ascii="Adani" w:hAnsi="Adani"/>
+                <w:b w:val="0"/>
+                <w:sz w:val="20"/>
+                <w:u w:val="none"/>
+              </w:rPr>
+              <w:t>NIL</w:t>
+            </w:r>
+          </w:p>
+        </w:tc>
+      </w:tr>
+    </w:tbl>
     <w:p/>
     <w:p>
       <w:pPr>
@@ -3678,7 +3025,7 @@
                 <w:sz w:val="18"/>
                 <w:u w:val="none"/>
               </w:rPr>
-              <w:t>Date:   07th May, 2026</w:t>
+              <w:t>Date:   15th May, 2026</w:t>
             </w:r>
           </w:p>
         </w:tc>
@@ -3839,7 +3186,7 @@
           <w:sz w:val="20"/>
           <w:u w:val="none"/>
         </w:rPr>
-        <w:t>07th May, 2026</w:t>
+        <w:t>15th May, 2026</w:t>
       </w:r>
     </w:p>
     <w:p>
@@ -3914,37 +3261,7 @@
           <w:sz w:val="20"/>
           <w:u w:val="none"/>
         </w:rPr>
-        <w:t>ADANI SOLAR ENERGY JODHPUR FOUR LIMITED</w:t>
-      </w:r>
-    </w:p>
-    <w:p>
-      <w:pPr>
-        <w:spacing w:before="0" w:after="20"/>
-        <w:jc w:val="left"/>
-      </w:pPr>
-      <w:r>
-        <w:rPr>
-          <w:rFonts w:ascii="Adani" w:hAnsi="Adani"/>
-          <w:b/>
-          <w:sz w:val="20"/>
-          <w:u w:val="none"/>
-        </w:rPr>
         <w:t>ADANI GREEN ENERGY LIMITED</w:t>
-      </w:r>
-    </w:p>
-    <w:p>
-      <w:pPr>
-        <w:spacing w:before="0" w:after="20"/>
-        <w:jc w:val="left"/>
-      </w:pPr>
-      <w:r>
-        <w:rPr>
-          <w:rFonts w:ascii="Adani" w:hAnsi="Adani"/>
-          <w:b/>
-          <w:sz w:val="20"/>
-          <w:u w:val="none"/>
-        </w:rPr>
-        <w:t>ADANI RENEWABLE ENERGY THIRTY SIX LIMITED</w:t>
       </w:r>
     </w:p>
     <w:p>
@@ -3989,7 +3306,7 @@
           <w:sz w:val="20"/>
           <w:u w:val="none"/>
         </w:rPr>
-        <w:t>ADANI SOLAR ENERGY JODHPUR THREE LIMITED</w:t>
+        <w:t>WIND THREE RENERGY LIMITED</w:t>
       </w:r>
     </w:p>
     <w:p>
@@ -4004,7 +3321,7 @@
           <w:sz w:val="20"/>
           <w:u w:val="none"/>
         </w:rPr>
-        <w:t>WIND THREE RENERGY LIMITED</w:t>
+        <w:t>ADANI RENEWABLE ENERGY THIRTY SIX LIMITED</w:t>
       </w:r>
     </w:p>
     <w:p>
@@ -4050,51 +3367,6 @@
           <w:u w:val="none"/>
         </w:rPr>
         <w:t>ADANI RENEWABLE ENERGY SIXTY FOUR LIMITED</w:t>
-      </w:r>
-    </w:p>
-    <w:p>
-      <w:pPr>
-        <w:spacing w:before="0" w:after="20"/>
-        <w:jc w:val="left"/>
-      </w:pPr>
-      <w:r>
-        <w:rPr>
-          <w:rFonts w:ascii="Adani" w:hAnsi="Adani"/>
-          <w:b/>
-          <w:sz w:val="20"/>
-          <w:u w:val="none"/>
-        </w:rPr>
-        <w:t>ADANI AGRI FRESH LIMITED</w:t>
-      </w:r>
-    </w:p>
-    <w:p>
-      <w:pPr>
-        <w:spacing w:before="0" w:after="20"/>
-        <w:jc w:val="left"/>
-      </w:pPr>
-      <w:r>
-        <w:rPr>
-          <w:rFonts w:ascii="Adani" w:hAnsi="Adani"/>
-          <w:b/>
-          <w:sz w:val="20"/>
-          <w:u w:val="none"/>
-        </w:rPr>
-        <w:t>SIRIUS DIGITECH INTERNATIONAL LIMITED</w:t>
-      </w:r>
-    </w:p>
-    <w:p>
-      <w:pPr>
-        <w:spacing w:before="0" w:after="20"/>
-        <w:jc w:val="left"/>
-      </w:pPr>
-      <w:r>
-        <w:rPr>
-          <w:rFonts w:ascii="Adani" w:hAnsi="Adani"/>
-          <w:b/>
-          <w:sz w:val="20"/>
-          <w:u w:val="none"/>
-        </w:rPr>
-        <w:t>ADANI DISRUPTIVE VENTURES LIMITED</w:t>
       </w:r>
     </w:p>
     <w:p/>
@@ -4185,37 +3457,7 @@
           <w:sz w:val="20"/>
           <w:u w:val="none"/>
         </w:rPr>
-        <w:t>ADANI SOLAR ENERGY JODHPUR FOUR LIMITED</w:t>
-      </w:r>
-    </w:p>
-    <w:p>
-      <w:pPr>
-        <w:spacing w:before="0" w:after="20"/>
-        <w:jc w:val="left"/>
-      </w:pPr>
-      <w:r>
-        <w:rPr>
-          <w:rFonts w:ascii="Adani" w:hAnsi="Adani"/>
-          <w:b w:val="0"/>
-          <w:sz w:val="20"/>
-          <w:u w:val="none"/>
-        </w:rPr>
         <w:t>ADANI GREEN ENERGY LIMITED</w:t>
-      </w:r>
-    </w:p>
-    <w:p>
-      <w:pPr>
-        <w:spacing w:before="0" w:after="20"/>
-        <w:jc w:val="left"/>
-      </w:pPr>
-      <w:r>
-        <w:rPr>
-          <w:rFonts w:ascii="Adani" w:hAnsi="Adani"/>
-          <w:b w:val="0"/>
-          <w:sz w:val="20"/>
-          <w:u w:val="none"/>
-        </w:rPr>
-        <w:t>ADANI RENEWABLE ENERGY THIRTY SIX LIMITED</w:t>
       </w:r>
     </w:p>
     <w:p>
@@ -4245,7 +3487,7 @@
           <w:sz w:val="20"/>
           <w:u w:val="none"/>
         </w:rPr>
-        <w:t>ADANI SOLAR ENERGY JODHPUR THREE LIMITED</w:t>
+        <w:t>WIND THREE RENERGY LIMITED</w:t>
       </w:r>
     </w:p>
     <w:p>
@@ -4260,7 +3502,7 @@
           <w:sz w:val="20"/>
           <w:u w:val="none"/>
         </w:rPr>
-        <w:t>WIND THREE RENERGY LIMITED</w:t>
+        <w:t>ADANI RENEWABLE ENERGY THIRTY SIX LIMITED</w:t>
       </w:r>
     </w:p>
     <w:p>
@@ -4291,51 +3533,6 @@
           <w:u w:val="none"/>
         </w:rPr>
         <w:t>ADANI RENEWABLE ENERGY SIXTY FOUR LIMITED</w:t>
-      </w:r>
-    </w:p>
-    <w:p>
-      <w:pPr>
-        <w:spacing w:before="0" w:after="20"/>
-        <w:jc w:val="left"/>
-      </w:pPr>
-      <w:r>
-        <w:rPr>
-          <w:rFonts w:ascii="Adani" w:hAnsi="Adani"/>
-          <w:b w:val="0"/>
-          <w:sz w:val="20"/>
-          <w:u w:val="none"/>
-        </w:rPr>
-        <w:t>ADANI AGRI FRESH LIMITED</w:t>
-      </w:r>
-    </w:p>
-    <w:p>
-      <w:pPr>
-        <w:spacing w:before="0" w:after="20"/>
-        <w:jc w:val="left"/>
-      </w:pPr>
-      <w:r>
-        <w:rPr>
-          <w:rFonts w:ascii="Adani" w:hAnsi="Adani"/>
-          <w:b w:val="0"/>
-          <w:sz w:val="20"/>
-          <w:u w:val="none"/>
-        </w:rPr>
-        <w:t>SIRIUS DIGITECH INTERNATIONAL LIMITED</w:t>
-      </w:r>
-    </w:p>
-    <w:p>
-      <w:pPr>
-        <w:spacing w:before="0" w:after="20"/>
-        <w:jc w:val="left"/>
-      </w:pPr>
-      <w:r>
-        <w:rPr>
-          <w:rFonts w:ascii="Adani" w:hAnsi="Adani"/>
-          <w:b w:val="0"/>
-          <w:sz w:val="20"/>
-          <w:u w:val="none"/>
-        </w:rPr>
-        <w:t>ADANI DISRUPTIVE VENTURES LIMITED</w:t>
       </w:r>
     </w:p>
     <w:p/>
@@ -5173,7 +4370,7 @@
                 <w:sz w:val="18"/>
                 <w:u w:val="none"/>
               </w:rPr>
-              <w:t>15</w:t>
+              <w:t>10</w:t>
             </w:r>
           </w:p>
         </w:tc>
@@ -5574,120 +4771,6 @@
                 <w:sz w:val="18"/>
                 <w:u w:val="none"/>
               </w:rPr>
-              <w:t>U74999GJ2017PLC166457</w:t>
-            </w:r>
-          </w:p>
-        </w:tc>
-        <w:tc>
-          <w:tcPr>
-            <w:tcW w:type="dxa" w:w="4252"/>
-            <w:shd w:val="clear" w:color="auto" w:fill="FFFFFF"/>
-            <w:tcBorders>
-              <w:top w:val="single" w:sz="4" w:space="0" w:color="000000"/>
-              <w:left w:val="single" w:sz="4" w:space="0" w:color="000000"/>
-              <w:bottom w:val="single" w:sz="4" w:space="0" w:color="000000"/>
-              <w:right w:val="single" w:sz="4" w:space="0" w:color="000000"/>
-            </w:tcBorders>
-            <w:vAlign w:val="center"/>
-          </w:tcPr>
-          <w:p>
-            <w:pPr>
-              <w:spacing w:before="40" w:after="40"/>
-              <w:jc w:val="left"/>
-            </w:pPr>
-            <w:r>
-              <w:rPr>
-                <w:rFonts w:ascii="Adani" w:hAnsi="Adani"/>
-                <w:b w:val="0"/>
-                <w:sz w:val="18"/>
-                <w:u w:val="none"/>
-              </w:rPr>
-              <w:t>ADANI SOLAR ENERGY JODHPUR FOUR LIMITED</w:t>
-            </w:r>
-          </w:p>
-        </w:tc>
-        <w:tc>
-          <w:tcPr>
-            <w:tcW w:type="dxa" w:w="1587"/>
-            <w:shd w:val="clear" w:color="auto" w:fill="FFFFFF"/>
-            <w:tcBorders>
-              <w:top w:val="single" w:sz="4" w:space="0" w:color="000000"/>
-              <w:left w:val="single" w:sz="4" w:space="0" w:color="000000"/>
-              <w:bottom w:val="single" w:sz="4" w:space="0" w:color="000000"/>
-              <w:right w:val="single" w:sz="4" w:space="0" w:color="000000"/>
-            </w:tcBorders>
-            <w:vAlign w:val="center"/>
-          </w:tcPr>
-          <w:p>
-            <w:pPr>
-              <w:spacing w:before="40" w:after="40"/>
-              <w:jc w:val="left"/>
-            </w:pPr>
-            <w:r>
-              <w:rPr>
-                <w:rFonts w:ascii="Adani" w:hAnsi="Adani"/>
-                <w:b w:val="0"/>
-                <w:sz w:val="18"/>
-                <w:u w:val="none"/>
-              </w:rPr>
-              <w:t>Additional Director</w:t>
-            </w:r>
-          </w:p>
-        </w:tc>
-        <w:tc>
-          <w:tcPr>
-            <w:tcW w:type="dxa" w:w="1304"/>
-            <w:shd w:val="clear" w:color="auto" w:fill="FFFFFF"/>
-            <w:tcBorders>
-              <w:top w:val="single" w:sz="4" w:space="0" w:color="000000"/>
-              <w:left w:val="single" w:sz="4" w:space="0" w:color="000000"/>
-              <w:bottom w:val="single" w:sz="4" w:space="0" w:color="000000"/>
-              <w:right w:val="single" w:sz="4" w:space="0" w:color="000000"/>
-            </w:tcBorders>
-            <w:vAlign w:val="center"/>
-          </w:tcPr>
-          <w:p>
-            <w:pPr>
-              <w:spacing w:before="40" w:after="40"/>
-              <w:jc w:val="left"/>
-            </w:pPr>
-            <w:r>
-              <w:rPr>
-                <w:rFonts w:ascii="Adani" w:hAnsi="Adani"/>
-                <w:b w:val="0"/>
-                <w:sz w:val="18"/>
-                <w:u w:val="none"/>
-              </w:rPr>
-              <w:t>01/10/2024</w:t>
-            </w:r>
-          </w:p>
-        </w:tc>
-      </w:tr>
-      <w:tr>
-        <w:tc>
-          <w:tcPr>
-            <w:tcW w:type="dxa" w:w="2268"/>
-            <w:shd w:val="clear" w:color="auto" w:fill="FFFFFF"/>
-            <w:tcBorders>
-              <w:top w:val="single" w:sz="4" w:space="0" w:color="000000"/>
-              <w:left w:val="single" w:sz="4" w:space="0" w:color="000000"/>
-              <w:bottom w:val="single" w:sz="4" w:space="0" w:color="000000"/>
-              <w:right w:val="single" w:sz="4" w:space="0" w:color="000000"/>
-            </w:tcBorders>
-            <w:vAlign w:val="center"/>
-          </w:tcPr>
-          <w:p>
-            <w:pPr>
-              <w:spacing w:before="40" w:after="40"/>
-              <w:jc w:val="left"/>
-            </w:pPr>
-            <w:r>
-              <w:rPr>
-                <w:rFonts w:ascii="Adani" w:hAnsi="Adani"/>
-                <w:b w:val="0"/>
-                <w:sz w:val="18"/>
-                <w:u w:val="none"/>
-              </w:rPr>
               <w:t>L40106GJ2015PLC082007</w:t>
             </w:r>
           </w:p>
@@ -5773,120 +4856,6 @@
                 <w:u w:val="none"/>
               </w:rPr>
               <w:t>01/10/2024</w:t>
-            </w:r>
-          </w:p>
-        </w:tc>
-      </w:tr>
-      <w:tr>
-        <w:tc>
-          <w:tcPr>
-            <w:tcW w:type="dxa" w:w="2268"/>
-            <w:shd w:val="clear" w:color="auto" w:fill="FFFFFF"/>
-            <w:tcBorders>
-              <w:top w:val="single" w:sz="4" w:space="0" w:color="000000"/>
-              <w:left w:val="single" w:sz="4" w:space="0" w:color="000000"/>
-              <w:bottom w:val="single" w:sz="4" w:space="0" w:color="000000"/>
-              <w:right w:val="single" w:sz="4" w:space="0" w:color="000000"/>
-            </w:tcBorders>
-            <w:vAlign w:val="center"/>
-          </w:tcPr>
-          <w:p>
-            <w:pPr>
-              <w:spacing w:before="40" w:after="40"/>
-              <w:jc w:val="left"/>
-            </w:pPr>
-            <w:r>
-              <w:rPr>
-                <w:rFonts w:ascii="Adani" w:hAnsi="Adani"/>
-                <w:b w:val="0"/>
-                <w:sz w:val="18"/>
-                <w:u w:val="none"/>
-              </w:rPr>
-              <w:t>U40100GJ2022PLC135884</w:t>
-            </w:r>
-          </w:p>
-        </w:tc>
-        <w:tc>
-          <w:tcPr>
-            <w:tcW w:type="dxa" w:w="4252"/>
-            <w:shd w:val="clear" w:color="auto" w:fill="FFFFFF"/>
-            <w:tcBorders>
-              <w:top w:val="single" w:sz="4" w:space="0" w:color="000000"/>
-              <w:left w:val="single" w:sz="4" w:space="0" w:color="000000"/>
-              <w:bottom w:val="single" w:sz="4" w:space="0" w:color="000000"/>
-              <w:right w:val="single" w:sz="4" w:space="0" w:color="000000"/>
-            </w:tcBorders>
-            <w:vAlign w:val="center"/>
-          </w:tcPr>
-          <w:p>
-            <w:pPr>
-              <w:spacing w:before="40" w:after="40"/>
-              <w:jc w:val="left"/>
-            </w:pPr>
-            <w:r>
-              <w:rPr>
-                <w:rFonts w:ascii="Adani" w:hAnsi="Adani"/>
-                <w:b w:val="0"/>
-                <w:sz w:val="18"/>
-                <w:u w:val="none"/>
-              </w:rPr>
-              <w:t>ADANI RENEWABLE ENERGY THIRTY SIX LIMITED</w:t>
-            </w:r>
-          </w:p>
-        </w:tc>
-        <w:tc>
-          <w:tcPr>
-            <w:tcW w:type="dxa" w:w="1587"/>
-            <w:shd w:val="clear" w:color="auto" w:fill="FFFFFF"/>
-            <w:tcBorders>
-              <w:top w:val="single" w:sz="4" w:space="0" w:color="000000"/>
-              <w:left w:val="single" w:sz="4" w:space="0" w:color="000000"/>
-              <w:bottom w:val="single" w:sz="4" w:space="0" w:color="000000"/>
-              <w:right w:val="single" w:sz="4" w:space="0" w:color="000000"/>
-            </w:tcBorders>
-            <w:vAlign w:val="center"/>
-          </w:tcPr>
-          <w:p>
-            <w:pPr>
-              <w:spacing w:before="40" w:after="40"/>
-              <w:jc w:val="left"/>
-            </w:pPr>
-            <w:r>
-              <w:rPr>
-                <w:rFonts w:ascii="Adani" w:hAnsi="Adani"/>
-                <w:b w:val="0"/>
-                <w:sz w:val="18"/>
-                <w:u w:val="none"/>
-              </w:rPr>
-              <w:t>Additional Director</w:t>
-            </w:r>
-          </w:p>
-        </w:tc>
-        <w:tc>
-          <w:tcPr>
-            <w:tcW w:type="dxa" w:w="1304"/>
-            <w:shd w:val="clear" w:color="auto" w:fill="FFFFFF"/>
-            <w:tcBorders>
-              <w:top w:val="single" w:sz="4" w:space="0" w:color="000000"/>
-              <w:left w:val="single" w:sz="4" w:space="0" w:color="000000"/>
-              <w:bottom w:val="single" w:sz="4" w:space="0" w:color="000000"/>
-              <w:right w:val="single" w:sz="4" w:space="0" w:color="000000"/>
-            </w:tcBorders>
-            <w:vAlign w:val="center"/>
-          </w:tcPr>
-          <w:p>
-            <w:pPr>
-              <w:spacing w:before="40" w:after="40"/>
-              <w:jc w:val="left"/>
-            </w:pPr>
-            <w:r>
-              <w:rPr>
-                <w:rFonts w:ascii="Adani" w:hAnsi="Adani"/>
-                <w:b w:val="0"/>
-                <w:sz w:val="18"/>
-                <w:u w:val="none"/>
-              </w:rPr>
-              <w:t>30/09/2024</w:t>
             </w:r>
           </w:p>
         </w:tc>
@@ -6144,7 +5113,7 @@
                 <w:sz w:val="18"/>
                 <w:u w:val="none"/>
               </w:rPr>
-              <w:t>U74999GJ2017PLC166456</w:t>
+              <w:t>U40200GJ2017PLC096956</w:t>
             </w:r>
           </w:p>
         </w:tc>
@@ -6172,7 +5141,7 @@
                 <w:sz w:val="18"/>
                 <w:u w:val="none"/>
               </w:rPr>
-              <w:t>ADANI SOLAR ENERGY JODHPUR THREE LIMITED</w:t>
+              <w:t>WIND THREE RENERGY LIMITED</w:t>
             </w:r>
           </w:p>
         </w:tc>
@@ -6258,7 +5227,7 @@
                 <w:sz w:val="18"/>
                 <w:u w:val="none"/>
               </w:rPr>
-              <w:t>U40200GJ2017PLC096956</w:t>
+              <w:t>U40100GJ2022PLC135884</w:t>
             </w:r>
           </w:p>
         </w:tc>
@@ -6286,7 +5255,7 @@
                 <w:sz w:val="18"/>
                 <w:u w:val="none"/>
               </w:rPr>
-              <w:t>WIND THREE RENERGY LIMITED</w:t>
+              <w:t>ADANI RENEWABLE ENERGY THIRTY SIX LIMITED</w:t>
             </w:r>
           </w:p>
         </w:tc>
@@ -6689,348 +5658,6 @@
           </w:p>
         </w:tc>
       </w:tr>
-      <w:tr>
-        <w:tc>
-          <w:tcPr>
-            <w:tcW w:type="dxa" w:w="2268"/>
-            <w:shd w:val="clear" w:color="auto" w:fill="FFFFFF"/>
-            <w:tcBorders>
-              <w:top w:val="single" w:sz="4" w:space="0" w:color="000000"/>
-              <w:left w:val="single" w:sz="4" w:space="0" w:color="000000"/>
-              <w:bottom w:val="single" w:sz="4" w:space="0" w:color="000000"/>
-              <w:right w:val="single" w:sz="4" w:space="0" w:color="000000"/>
-            </w:tcBorders>
-            <w:vAlign w:val="center"/>
-          </w:tcPr>
-          <w:p>
-            <w:pPr>
-              <w:spacing w:before="40" w:after="40"/>
-              <w:jc w:val="left"/>
-            </w:pPr>
-            <w:r>
-              <w:rPr>
-                <w:rFonts w:ascii="Adani" w:hAnsi="Adani"/>
-                <w:b w:val="0"/>
-                <w:sz w:val="18"/>
-                <w:u w:val="none"/>
-              </w:rPr>
-              <w:t>U63022GJ2004PLC045143</w:t>
-            </w:r>
-          </w:p>
-        </w:tc>
-        <w:tc>
-          <w:tcPr>
-            <w:tcW w:type="dxa" w:w="4252"/>
-            <w:shd w:val="clear" w:color="auto" w:fill="FFFFFF"/>
-            <w:tcBorders>
-              <w:top w:val="single" w:sz="4" w:space="0" w:color="000000"/>
-              <w:left w:val="single" w:sz="4" w:space="0" w:color="000000"/>
-              <w:bottom w:val="single" w:sz="4" w:space="0" w:color="000000"/>
-              <w:right w:val="single" w:sz="4" w:space="0" w:color="000000"/>
-            </w:tcBorders>
-            <w:vAlign w:val="center"/>
-          </w:tcPr>
-          <w:p>
-            <w:pPr>
-              <w:spacing w:before="40" w:after="40"/>
-              <w:jc w:val="left"/>
-            </w:pPr>
-            <w:r>
-              <w:rPr>
-                <w:rFonts w:ascii="Adani" w:hAnsi="Adani"/>
-                <w:b w:val="0"/>
-                <w:sz w:val="18"/>
-                <w:u w:val="none"/>
-              </w:rPr>
-              <w:t>ADANI AGRI FRESH LIMITED</w:t>
-            </w:r>
-          </w:p>
-        </w:tc>
-        <w:tc>
-          <w:tcPr>
-            <w:tcW w:type="dxa" w:w="1587"/>
-            <w:shd w:val="clear" w:color="auto" w:fill="FFFFFF"/>
-            <w:tcBorders>
-              <w:top w:val="single" w:sz="4" w:space="0" w:color="000000"/>
-              <w:left w:val="single" w:sz="4" w:space="0" w:color="000000"/>
-              <w:bottom w:val="single" w:sz="4" w:space="0" w:color="000000"/>
-              <w:right w:val="single" w:sz="4" w:space="0" w:color="000000"/>
-            </w:tcBorders>
-            <w:vAlign w:val="center"/>
-          </w:tcPr>
-          <w:p>
-            <w:pPr>
-              <w:spacing w:before="40" w:after="40"/>
-              <w:jc w:val="left"/>
-            </w:pPr>
-            <w:r>
-              <w:rPr>
-                <w:rFonts w:ascii="Adani" w:hAnsi="Adani"/>
-                <w:b w:val="0"/>
-                <w:sz w:val="18"/>
-                <w:u w:val="none"/>
-              </w:rPr>
-              <w:t>CFO</w:t>
-            </w:r>
-          </w:p>
-        </w:tc>
-        <w:tc>
-          <w:tcPr>
-            <w:tcW w:type="dxa" w:w="1304"/>
-            <w:shd w:val="clear" w:color="auto" w:fill="FFFFFF"/>
-            <w:tcBorders>
-              <w:top w:val="single" w:sz="4" w:space="0" w:color="000000"/>
-              <w:left w:val="single" w:sz="4" w:space="0" w:color="000000"/>
-              <w:bottom w:val="single" w:sz="4" w:space="0" w:color="000000"/>
-              <w:right w:val="single" w:sz="4" w:space="0" w:color="000000"/>
-            </w:tcBorders>
-            <w:vAlign w:val="center"/>
-          </w:tcPr>
-          <w:p>
-            <w:pPr>
-              <w:spacing w:before="40" w:after="40"/>
-              <w:jc w:val="left"/>
-            </w:pPr>
-            <w:r>
-              <w:rPr>
-                <w:rFonts w:ascii="Adani" w:hAnsi="Adani"/>
-                <w:b w:val="0"/>
-                <w:sz w:val="18"/>
-                <w:u w:val="none"/>
-              </w:rPr>
-              <w:t>21/06/2024</w:t>
-            </w:r>
-          </w:p>
-        </w:tc>
-      </w:tr>
-      <w:tr>
-        <w:tc>
-          <w:tcPr>
-            <w:tcW w:type="dxa" w:w="2268"/>
-            <w:shd w:val="clear" w:color="auto" w:fill="FFFFFF"/>
-            <w:tcBorders>
-              <w:top w:val="single" w:sz="4" w:space="0" w:color="000000"/>
-              <w:left w:val="single" w:sz="4" w:space="0" w:color="000000"/>
-              <w:bottom w:val="single" w:sz="4" w:space="0" w:color="000000"/>
-              <w:right w:val="single" w:sz="4" w:space="0" w:color="000000"/>
-            </w:tcBorders>
-            <w:vAlign w:val="center"/>
-          </w:tcPr>
-          <w:p>
-            <w:pPr>
-              <w:spacing w:before="40" w:after="40"/>
-              <w:jc w:val="left"/>
-            </w:pPr>
-            <w:r>
-              <w:rPr>
-                <w:rFonts w:ascii="Adani" w:hAnsi="Adani"/>
-                <w:b w:val="0"/>
-                <w:sz w:val="18"/>
-                <w:u w:val="none"/>
-              </w:rPr>
-              <w:t>U63112GJ2023PLC144027</w:t>
-            </w:r>
-          </w:p>
-        </w:tc>
-        <w:tc>
-          <w:tcPr>
-            <w:tcW w:type="dxa" w:w="4252"/>
-            <w:shd w:val="clear" w:color="auto" w:fill="FFFFFF"/>
-            <w:tcBorders>
-              <w:top w:val="single" w:sz="4" w:space="0" w:color="000000"/>
-              <w:left w:val="single" w:sz="4" w:space="0" w:color="000000"/>
-              <w:bottom w:val="single" w:sz="4" w:space="0" w:color="000000"/>
-              <w:right w:val="single" w:sz="4" w:space="0" w:color="000000"/>
-            </w:tcBorders>
-            <w:vAlign w:val="center"/>
-          </w:tcPr>
-          <w:p>
-            <w:pPr>
-              <w:spacing w:before="40" w:after="40"/>
-              <w:jc w:val="left"/>
-            </w:pPr>
-            <w:r>
-              <w:rPr>
-                <w:rFonts w:ascii="Adani" w:hAnsi="Adani"/>
-                <w:b w:val="0"/>
-                <w:sz w:val="18"/>
-                <w:u w:val="none"/>
-              </w:rPr>
-              <w:t>SIRIUS DIGITECH INTERNATIONAL LIMITED</w:t>
-            </w:r>
-          </w:p>
-        </w:tc>
-        <w:tc>
-          <w:tcPr>
-            <w:tcW w:type="dxa" w:w="1587"/>
-            <w:shd w:val="clear" w:color="auto" w:fill="FFFFFF"/>
-            <w:tcBorders>
-              <w:top w:val="single" w:sz="4" w:space="0" w:color="000000"/>
-              <w:left w:val="single" w:sz="4" w:space="0" w:color="000000"/>
-              <w:bottom w:val="single" w:sz="4" w:space="0" w:color="000000"/>
-              <w:right w:val="single" w:sz="4" w:space="0" w:color="000000"/>
-            </w:tcBorders>
-            <w:vAlign w:val="center"/>
-          </w:tcPr>
-          <w:p>
-            <w:pPr>
-              <w:spacing w:before="40" w:after="40"/>
-              <w:jc w:val="left"/>
-            </w:pPr>
-            <w:r>
-              <w:rPr>
-                <w:rFonts w:ascii="Adani" w:hAnsi="Adani"/>
-                <w:b w:val="0"/>
-                <w:sz w:val="18"/>
-                <w:u w:val="none"/>
-              </w:rPr>
-              <w:t>Director</w:t>
-            </w:r>
-          </w:p>
-        </w:tc>
-        <w:tc>
-          <w:tcPr>
-            <w:tcW w:type="dxa" w:w="1304"/>
-            <w:shd w:val="clear" w:color="auto" w:fill="FFFFFF"/>
-            <w:tcBorders>
-              <w:top w:val="single" w:sz="4" w:space="0" w:color="000000"/>
-              <w:left w:val="single" w:sz="4" w:space="0" w:color="000000"/>
-              <w:bottom w:val="single" w:sz="4" w:space="0" w:color="000000"/>
-              <w:right w:val="single" w:sz="4" w:space="0" w:color="000000"/>
-            </w:tcBorders>
-            <w:vAlign w:val="center"/>
-          </w:tcPr>
-          <w:p>
-            <w:pPr>
-              <w:spacing w:before="40" w:after="40"/>
-              <w:jc w:val="left"/>
-            </w:pPr>
-            <w:r>
-              <w:rPr>
-                <w:rFonts w:ascii="Adani" w:hAnsi="Adani"/>
-                <w:b w:val="0"/>
-                <w:sz w:val="18"/>
-                <w:u w:val="none"/>
-              </w:rPr>
-              <w:t>21/08/2023</w:t>
-            </w:r>
-          </w:p>
-        </w:tc>
-      </w:tr>
-      <w:tr>
-        <w:tc>
-          <w:tcPr>
-            <w:tcW w:type="dxa" w:w="2268"/>
-            <w:shd w:val="clear" w:color="auto" w:fill="FFFFFF"/>
-            <w:tcBorders>
-              <w:top w:val="single" w:sz="4" w:space="0" w:color="000000"/>
-              <w:left w:val="single" w:sz="4" w:space="0" w:color="000000"/>
-              <w:bottom w:val="single" w:sz="4" w:space="0" w:color="000000"/>
-              <w:right w:val="single" w:sz="4" w:space="0" w:color="000000"/>
-            </w:tcBorders>
-            <w:vAlign w:val="center"/>
-          </w:tcPr>
-          <w:p>
-            <w:pPr>
-              <w:spacing w:before="40" w:after="40"/>
-              <w:jc w:val="left"/>
-            </w:pPr>
-            <w:r>
-              <w:rPr>
-                <w:rFonts w:ascii="Adani" w:hAnsi="Adani"/>
-                <w:b w:val="0"/>
-                <w:sz w:val="18"/>
-                <w:u w:val="none"/>
-              </w:rPr>
-              <w:t>U74999GJ2022PLC135932</w:t>
-            </w:r>
-          </w:p>
-        </w:tc>
-        <w:tc>
-          <w:tcPr>
-            <w:tcW w:type="dxa" w:w="4252"/>
-            <w:shd w:val="clear" w:color="auto" w:fill="FFFFFF"/>
-            <w:tcBorders>
-              <w:top w:val="single" w:sz="4" w:space="0" w:color="000000"/>
-              <w:left w:val="single" w:sz="4" w:space="0" w:color="000000"/>
-              <w:bottom w:val="single" w:sz="4" w:space="0" w:color="000000"/>
-              <w:right w:val="single" w:sz="4" w:space="0" w:color="000000"/>
-            </w:tcBorders>
-            <w:vAlign w:val="center"/>
-          </w:tcPr>
-          <w:p>
-            <w:pPr>
-              <w:spacing w:before="40" w:after="40"/>
-              <w:jc w:val="left"/>
-            </w:pPr>
-            <w:r>
-              <w:rPr>
-                <w:rFonts w:ascii="Adani" w:hAnsi="Adani"/>
-                <w:b w:val="0"/>
-                <w:sz w:val="18"/>
-                <w:u w:val="none"/>
-              </w:rPr>
-              <w:t>ADANI DISRUPTIVE VENTURES LIMITED</w:t>
-            </w:r>
-          </w:p>
-        </w:tc>
-        <w:tc>
-          <w:tcPr>
-            <w:tcW w:type="dxa" w:w="1587"/>
-            <w:shd w:val="clear" w:color="auto" w:fill="FFFFFF"/>
-            <w:tcBorders>
-              <w:top w:val="single" w:sz="4" w:space="0" w:color="000000"/>
-              <w:left w:val="single" w:sz="4" w:space="0" w:color="000000"/>
-              <w:bottom w:val="single" w:sz="4" w:space="0" w:color="000000"/>
-              <w:right w:val="single" w:sz="4" w:space="0" w:color="000000"/>
-            </w:tcBorders>
-            <w:vAlign w:val="center"/>
-          </w:tcPr>
-          <w:p>
-            <w:pPr>
-              <w:spacing w:before="40" w:after="40"/>
-              <w:jc w:val="left"/>
-            </w:pPr>
-            <w:r>
-              <w:rPr>
-                <w:rFonts w:ascii="Adani" w:hAnsi="Adani"/>
-                <w:b w:val="0"/>
-                <w:sz w:val="18"/>
-                <w:u w:val="none"/>
-              </w:rPr>
-              <w:t>Director</w:t>
-            </w:r>
-          </w:p>
-        </w:tc>
-        <w:tc>
-          <w:tcPr>
-            <w:tcW w:type="dxa" w:w="1304"/>
-            <w:shd w:val="clear" w:color="auto" w:fill="FFFFFF"/>
-            <w:tcBorders>
-              <w:top w:val="single" w:sz="4" w:space="0" w:color="000000"/>
-              <w:left w:val="single" w:sz="4" w:space="0" w:color="000000"/>
-              <w:bottom w:val="single" w:sz="4" w:space="0" w:color="000000"/>
-              <w:right w:val="single" w:sz="4" w:space="0" w:color="000000"/>
-            </w:tcBorders>
-            <w:vAlign w:val="center"/>
-          </w:tcPr>
-          <w:p>
-            <w:pPr>
-              <w:spacing w:before="40" w:after="40"/>
-              <w:jc w:val="left"/>
-            </w:pPr>
-            <w:r>
-              <w:rPr>
-                <w:rFonts w:ascii="Adani" w:hAnsi="Adani"/>
-                <w:b w:val="0"/>
-                <w:sz w:val="18"/>
-                <w:u w:val="none"/>
-              </w:rPr>
-              <w:t>04/10/2022</w:t>
-            </w:r>
-          </w:p>
-        </w:tc>
-      </w:tr>
     </w:tbl>
     <w:sectPr>
       <w:pgSz w:w="11906" w:h="16838"/>

--- a/Backend/Director_Disclosure/Output_Disclosures/2024-25/ADANI_SOLAR_ENERGY_AP_SIX_PRIVATE_LIMITED/MBP-1/MBP1_Saurabh_Nikhil_Shah_09756442.docx
+++ b/Backend/Director_Disclosure/Output_Disclosures/2024-25/ADANI_SOLAR_ENERGY_AP_SIX_PRIVATE_LIMITED/MBP-1/MBP1_Saurabh_Nikhil_Shah_09756442.docx
@@ -1988,7 +1988,7 @@
                 <w:sz w:val="18"/>
                 <w:u w:val="none"/>
               </w:rPr>
-              <w:t>Date:   15th May, 2026</w:t>
+              <w:t>Date:   27th May, 2026</w:t>
             </w:r>
           </w:p>
         </w:tc>
@@ -3025,7 +3025,7 @@
                 <w:sz w:val="18"/>
                 <w:u w:val="none"/>
               </w:rPr>
-              <w:t>Date:   15th May, 2026</w:t>
+              <w:t>Date:   27th May, 2026</w:t>
             </w:r>
           </w:p>
         </w:tc>
@@ -3186,7 +3186,7 @@
           <w:sz w:val="20"/>
           <w:u w:val="none"/>
         </w:rPr>
-        <w:t>15th May, 2026</w:t>
+        <w:t>27th May, 2026</w:t>
       </w:r>
     </w:p>
     <w:p>

--- a/Backend/Director_Disclosure/Output_Disclosures/2024-25/ADANI_SOLAR_ENERGY_AP_SIX_PRIVATE_LIMITED/MBP-1/MBP1_Saurabh_Nikhil_Shah_09756442.docx
+++ b/Backend/Director_Disclosure/Output_Disclosures/2024-25/ADANI_SOLAR_ENERGY_AP_SIX_PRIVATE_LIMITED/MBP-1/MBP1_Saurabh_Nikhil_Shah_09756442.docx
@@ -389,6 +389,574 @@
                 <w:sz w:val="18"/>
                 <w:u w:val="none"/>
               </w:rPr>
+              <w:t>ADANI RENEWABLE ENERGY SIXTY FOUR LIMITED</w:t>
+            </w:r>
+          </w:p>
+        </w:tc>
+        <w:tc>
+          <w:tcPr>
+            <w:tcW w:type="dxa" w:w="1814"/>
+            <w:shd w:val="clear" w:color="auto" w:fill="FFFFFF"/>
+            <w:tcBorders>
+              <w:top w:val="single" w:sz="4" w:space="0" w:color="000000"/>
+              <w:left w:val="single" w:sz="4" w:space="0" w:color="000000"/>
+              <w:bottom w:val="single" w:sz="4" w:space="0" w:color="000000"/>
+              <w:right w:val="single" w:sz="4" w:space="0" w:color="000000"/>
+            </w:tcBorders>
+            <w:vAlign w:val="center"/>
+          </w:tcPr>
+          <w:p>
+            <w:pPr>
+              <w:spacing w:before="40" w:after="40"/>
+              <w:jc w:val="left"/>
+            </w:pPr>
+            <w:r>
+              <w:rPr>
+                <w:rFonts w:ascii="Adani" w:hAnsi="Adani"/>
+                <w:b w:val="0"/>
+                <w:sz w:val="18"/>
+                <w:u w:val="none"/>
+              </w:rPr>
+              <w:t>Director</w:t>
+            </w:r>
+          </w:p>
+        </w:tc>
+        <w:tc>
+          <w:tcPr>
+            <w:tcW w:type="dxa" w:w="1020"/>
+            <w:shd w:val="clear" w:color="auto" w:fill="FFFFFF"/>
+            <w:tcBorders>
+              <w:top w:val="single" w:sz="4" w:space="0" w:color="000000"/>
+              <w:left w:val="single" w:sz="4" w:space="0" w:color="000000"/>
+              <w:bottom w:val="single" w:sz="4" w:space="0" w:color="000000"/>
+              <w:right w:val="single" w:sz="4" w:space="0" w:color="000000"/>
+            </w:tcBorders>
+            <w:vAlign w:val="center"/>
+          </w:tcPr>
+          <w:p>
+            <w:pPr>
+              <w:spacing w:before="40" w:after="40"/>
+              <w:jc w:val="left"/>
+            </w:pPr>
+            <w:r>
+              <w:rPr>
+                <w:rFonts w:ascii="Adani" w:hAnsi="Adani"/>
+                <w:b w:val="0"/>
+                <w:sz w:val="18"/>
+                <w:u w:val="none"/>
+              </w:rPr>
+              <w:t>NIL</w:t>
+            </w:r>
+          </w:p>
+        </w:tc>
+        <w:tc>
+          <w:tcPr>
+            <w:tcW w:type="dxa" w:w="1247"/>
+            <w:shd w:val="clear" w:color="auto" w:fill="FFFFFF"/>
+            <w:tcBorders>
+              <w:top w:val="single" w:sz="4" w:space="0" w:color="000000"/>
+              <w:left w:val="single" w:sz="4" w:space="0" w:color="000000"/>
+              <w:bottom w:val="single" w:sz="4" w:space="0" w:color="000000"/>
+              <w:right w:val="single" w:sz="4" w:space="0" w:color="000000"/>
+            </w:tcBorders>
+            <w:vAlign w:val="center"/>
+          </w:tcPr>
+          <w:p>
+            <w:pPr>
+              <w:spacing w:before="40" w:after="40"/>
+              <w:jc w:val="left"/>
+            </w:pPr>
+            <w:r>
+              <w:rPr>
+                <w:rFonts w:ascii="Adani" w:hAnsi="Adani"/>
+                <w:b w:val="0"/>
+                <w:sz w:val="18"/>
+                <w:u w:val="none"/>
+              </w:rPr>
+              <w:t>28/08/2025</w:t>
+            </w:r>
+          </w:p>
+        </w:tc>
+      </w:tr>
+      <w:tr>
+        <w:tc>
+          <w:tcPr>
+            <w:tcW w:type="dxa" w:w="680"/>
+            <w:shd w:val="clear" w:color="auto" w:fill="FFFFFF"/>
+            <w:tcBorders>
+              <w:top w:val="single" w:sz="4" w:space="0" w:color="000000"/>
+              <w:left w:val="single" w:sz="4" w:space="0" w:color="000000"/>
+              <w:bottom w:val="single" w:sz="4" w:space="0" w:color="000000"/>
+              <w:right w:val="single" w:sz="4" w:space="0" w:color="000000"/>
+            </w:tcBorders>
+            <w:vAlign w:val="center"/>
+          </w:tcPr>
+          <w:p>
+            <w:pPr>
+              <w:spacing w:before="40" w:after="40"/>
+              <w:jc w:val="left"/>
+            </w:pPr>
+            <w:r>
+              <w:rPr>
+                <w:rFonts w:ascii="Adani" w:hAnsi="Adani"/>
+                <w:b w:val="0"/>
+                <w:sz w:val="18"/>
+                <w:u w:val="none"/>
+              </w:rPr>
+              <w:t>2</w:t>
+            </w:r>
+          </w:p>
+        </w:tc>
+        <w:tc>
+          <w:tcPr>
+            <w:tcW w:type="dxa" w:w="3969"/>
+            <w:shd w:val="clear" w:color="auto" w:fill="FFFFFF"/>
+            <w:tcBorders>
+              <w:top w:val="single" w:sz="4" w:space="0" w:color="000000"/>
+              <w:left w:val="single" w:sz="4" w:space="0" w:color="000000"/>
+              <w:bottom w:val="single" w:sz="4" w:space="0" w:color="000000"/>
+              <w:right w:val="single" w:sz="4" w:space="0" w:color="000000"/>
+            </w:tcBorders>
+            <w:vAlign w:val="center"/>
+          </w:tcPr>
+          <w:p>
+            <w:pPr>
+              <w:spacing w:before="40" w:after="40"/>
+              <w:jc w:val="left"/>
+            </w:pPr>
+            <w:r>
+              <w:rPr>
+                <w:rFonts w:ascii="Adani" w:hAnsi="Adani"/>
+                <w:b w:val="0"/>
+                <w:sz w:val="18"/>
+                <w:u w:val="none"/>
+              </w:rPr>
+              <w:t>ADANI SOLAR ENERGY AP SIX PRIVATE LIMITED</w:t>
+            </w:r>
+          </w:p>
+        </w:tc>
+        <w:tc>
+          <w:tcPr>
+            <w:tcW w:type="dxa" w:w="1814"/>
+            <w:shd w:val="clear" w:color="auto" w:fill="FFFFFF"/>
+            <w:tcBorders>
+              <w:top w:val="single" w:sz="4" w:space="0" w:color="000000"/>
+              <w:left w:val="single" w:sz="4" w:space="0" w:color="000000"/>
+              <w:bottom w:val="single" w:sz="4" w:space="0" w:color="000000"/>
+              <w:right w:val="single" w:sz="4" w:space="0" w:color="000000"/>
+            </w:tcBorders>
+            <w:vAlign w:val="center"/>
+          </w:tcPr>
+          <w:p>
+            <w:pPr>
+              <w:spacing w:before="40" w:after="40"/>
+              <w:jc w:val="left"/>
+            </w:pPr>
+            <w:r>
+              <w:rPr>
+                <w:rFonts w:ascii="Adani" w:hAnsi="Adani"/>
+                <w:b w:val="0"/>
+                <w:sz w:val="18"/>
+                <w:u w:val="none"/>
+              </w:rPr>
+              <w:t>Director</w:t>
+            </w:r>
+          </w:p>
+        </w:tc>
+        <w:tc>
+          <w:tcPr>
+            <w:tcW w:type="dxa" w:w="1020"/>
+            <w:shd w:val="clear" w:color="auto" w:fill="FFFFFF"/>
+            <w:tcBorders>
+              <w:top w:val="single" w:sz="4" w:space="0" w:color="000000"/>
+              <w:left w:val="single" w:sz="4" w:space="0" w:color="000000"/>
+              <w:bottom w:val="single" w:sz="4" w:space="0" w:color="000000"/>
+              <w:right w:val="single" w:sz="4" w:space="0" w:color="000000"/>
+            </w:tcBorders>
+            <w:vAlign w:val="center"/>
+          </w:tcPr>
+          <w:p>
+            <w:pPr>
+              <w:spacing w:before="40" w:after="40"/>
+              <w:jc w:val="left"/>
+            </w:pPr>
+            <w:r>
+              <w:rPr>
+                <w:rFonts w:ascii="Adani" w:hAnsi="Adani"/>
+                <w:b w:val="0"/>
+                <w:sz w:val="18"/>
+                <w:u w:val="none"/>
+              </w:rPr>
+              <w:t>NIL</w:t>
+            </w:r>
+          </w:p>
+        </w:tc>
+        <w:tc>
+          <w:tcPr>
+            <w:tcW w:type="dxa" w:w="1247"/>
+            <w:shd w:val="clear" w:color="auto" w:fill="FFFFFF"/>
+            <w:tcBorders>
+              <w:top w:val="single" w:sz="4" w:space="0" w:color="000000"/>
+              <w:left w:val="single" w:sz="4" w:space="0" w:color="000000"/>
+              <w:bottom w:val="single" w:sz="4" w:space="0" w:color="000000"/>
+              <w:right w:val="single" w:sz="4" w:space="0" w:color="000000"/>
+            </w:tcBorders>
+            <w:vAlign w:val="center"/>
+          </w:tcPr>
+          <w:p>
+            <w:pPr>
+              <w:spacing w:before="40" w:after="40"/>
+              <w:jc w:val="left"/>
+            </w:pPr>
+            <w:r>
+              <w:rPr>
+                <w:rFonts w:ascii="Adani" w:hAnsi="Adani"/>
+                <w:b w:val="0"/>
+                <w:sz w:val="18"/>
+                <w:u w:val="none"/>
+              </w:rPr>
+              <w:t>24/06/2025</w:t>
+            </w:r>
+          </w:p>
+        </w:tc>
+      </w:tr>
+      <w:tr>
+        <w:tc>
+          <w:tcPr>
+            <w:tcW w:type="dxa" w:w="680"/>
+            <w:shd w:val="clear" w:color="auto" w:fill="FFFFFF"/>
+            <w:tcBorders>
+              <w:top w:val="single" w:sz="4" w:space="0" w:color="000000"/>
+              <w:left w:val="single" w:sz="4" w:space="0" w:color="000000"/>
+              <w:bottom w:val="single" w:sz="4" w:space="0" w:color="000000"/>
+              <w:right w:val="single" w:sz="4" w:space="0" w:color="000000"/>
+            </w:tcBorders>
+            <w:vAlign w:val="center"/>
+          </w:tcPr>
+          <w:p>
+            <w:pPr>
+              <w:spacing w:before="40" w:after="40"/>
+              <w:jc w:val="left"/>
+            </w:pPr>
+            <w:r>
+              <w:rPr>
+                <w:rFonts w:ascii="Adani" w:hAnsi="Adani"/>
+                <w:b w:val="0"/>
+                <w:sz w:val="18"/>
+                <w:u w:val="none"/>
+              </w:rPr>
+              <w:t>3</w:t>
+            </w:r>
+          </w:p>
+        </w:tc>
+        <w:tc>
+          <w:tcPr>
+            <w:tcW w:type="dxa" w:w="3969"/>
+            <w:shd w:val="clear" w:color="auto" w:fill="FFFFFF"/>
+            <w:tcBorders>
+              <w:top w:val="single" w:sz="4" w:space="0" w:color="000000"/>
+              <w:left w:val="single" w:sz="4" w:space="0" w:color="000000"/>
+              <w:bottom w:val="single" w:sz="4" w:space="0" w:color="000000"/>
+              <w:right w:val="single" w:sz="4" w:space="0" w:color="000000"/>
+            </w:tcBorders>
+            <w:vAlign w:val="center"/>
+          </w:tcPr>
+          <w:p>
+            <w:pPr>
+              <w:spacing w:before="40" w:after="40"/>
+              <w:jc w:val="left"/>
+            </w:pPr>
+            <w:r>
+              <w:rPr>
+                <w:rFonts w:ascii="Adani" w:hAnsi="Adani"/>
+                <w:b w:val="0"/>
+                <w:sz w:val="18"/>
+                <w:u w:val="none"/>
+              </w:rPr>
+              <w:t>ADANI SOLAR ENERGY KA NINE LIMITED</w:t>
+            </w:r>
+          </w:p>
+        </w:tc>
+        <w:tc>
+          <w:tcPr>
+            <w:tcW w:type="dxa" w:w="1814"/>
+            <w:shd w:val="clear" w:color="auto" w:fill="FFFFFF"/>
+            <w:tcBorders>
+              <w:top w:val="single" w:sz="4" w:space="0" w:color="000000"/>
+              <w:left w:val="single" w:sz="4" w:space="0" w:color="000000"/>
+              <w:bottom w:val="single" w:sz="4" w:space="0" w:color="000000"/>
+              <w:right w:val="single" w:sz="4" w:space="0" w:color="000000"/>
+            </w:tcBorders>
+            <w:vAlign w:val="center"/>
+          </w:tcPr>
+          <w:p>
+            <w:pPr>
+              <w:spacing w:before="40" w:after="40"/>
+              <w:jc w:val="left"/>
+            </w:pPr>
+            <w:r>
+              <w:rPr>
+                <w:rFonts w:ascii="Adani" w:hAnsi="Adani"/>
+                <w:b w:val="0"/>
+                <w:sz w:val="18"/>
+                <w:u w:val="none"/>
+              </w:rPr>
+              <w:t>Director</w:t>
+            </w:r>
+          </w:p>
+        </w:tc>
+        <w:tc>
+          <w:tcPr>
+            <w:tcW w:type="dxa" w:w="1020"/>
+            <w:shd w:val="clear" w:color="auto" w:fill="FFFFFF"/>
+            <w:tcBorders>
+              <w:top w:val="single" w:sz="4" w:space="0" w:color="000000"/>
+              <w:left w:val="single" w:sz="4" w:space="0" w:color="000000"/>
+              <w:bottom w:val="single" w:sz="4" w:space="0" w:color="000000"/>
+              <w:right w:val="single" w:sz="4" w:space="0" w:color="000000"/>
+            </w:tcBorders>
+            <w:vAlign w:val="center"/>
+          </w:tcPr>
+          <w:p>
+            <w:pPr>
+              <w:spacing w:before="40" w:after="40"/>
+              <w:jc w:val="left"/>
+            </w:pPr>
+            <w:r>
+              <w:rPr>
+                <w:rFonts w:ascii="Adani" w:hAnsi="Adani"/>
+                <w:b w:val="0"/>
+                <w:sz w:val="18"/>
+                <w:u w:val="none"/>
+              </w:rPr>
+              <w:t>NIL</w:t>
+            </w:r>
+          </w:p>
+        </w:tc>
+        <w:tc>
+          <w:tcPr>
+            <w:tcW w:type="dxa" w:w="1247"/>
+            <w:shd w:val="clear" w:color="auto" w:fill="FFFFFF"/>
+            <w:tcBorders>
+              <w:top w:val="single" w:sz="4" w:space="0" w:color="000000"/>
+              <w:left w:val="single" w:sz="4" w:space="0" w:color="000000"/>
+              <w:bottom w:val="single" w:sz="4" w:space="0" w:color="000000"/>
+              <w:right w:val="single" w:sz="4" w:space="0" w:color="000000"/>
+            </w:tcBorders>
+            <w:vAlign w:val="center"/>
+          </w:tcPr>
+          <w:p>
+            <w:pPr>
+              <w:spacing w:before="40" w:after="40"/>
+              <w:jc w:val="left"/>
+            </w:pPr>
+            <w:r>
+              <w:rPr>
+                <w:rFonts w:ascii="Adani" w:hAnsi="Adani"/>
+                <w:b w:val="0"/>
+                <w:sz w:val="18"/>
+                <w:u w:val="none"/>
+              </w:rPr>
+              <w:t>24/06/2025</w:t>
+            </w:r>
+          </w:p>
+        </w:tc>
+      </w:tr>
+      <w:tr>
+        <w:tc>
+          <w:tcPr>
+            <w:tcW w:type="dxa" w:w="680"/>
+            <w:shd w:val="clear" w:color="auto" w:fill="FFFFFF"/>
+            <w:tcBorders>
+              <w:top w:val="single" w:sz="4" w:space="0" w:color="000000"/>
+              <w:left w:val="single" w:sz="4" w:space="0" w:color="000000"/>
+              <w:bottom w:val="single" w:sz="4" w:space="0" w:color="000000"/>
+              <w:right w:val="single" w:sz="4" w:space="0" w:color="000000"/>
+            </w:tcBorders>
+            <w:vAlign w:val="center"/>
+          </w:tcPr>
+          <w:p>
+            <w:pPr>
+              <w:spacing w:before="40" w:after="40"/>
+              <w:jc w:val="left"/>
+            </w:pPr>
+            <w:r>
+              <w:rPr>
+                <w:rFonts w:ascii="Adani" w:hAnsi="Adani"/>
+                <w:b w:val="0"/>
+                <w:sz w:val="18"/>
+                <w:u w:val="none"/>
+              </w:rPr>
+              <w:t>4</w:t>
+            </w:r>
+          </w:p>
+        </w:tc>
+        <w:tc>
+          <w:tcPr>
+            <w:tcW w:type="dxa" w:w="3969"/>
+            <w:shd w:val="clear" w:color="auto" w:fill="FFFFFF"/>
+            <w:tcBorders>
+              <w:top w:val="single" w:sz="4" w:space="0" w:color="000000"/>
+              <w:left w:val="single" w:sz="4" w:space="0" w:color="000000"/>
+              <w:bottom w:val="single" w:sz="4" w:space="0" w:color="000000"/>
+              <w:right w:val="single" w:sz="4" w:space="0" w:color="000000"/>
+            </w:tcBorders>
+            <w:vAlign w:val="center"/>
+          </w:tcPr>
+          <w:p>
+            <w:pPr>
+              <w:spacing w:before="40" w:after="40"/>
+              <w:jc w:val="left"/>
+            </w:pPr>
+            <w:r>
+              <w:rPr>
+                <w:rFonts w:ascii="Adani" w:hAnsi="Adani"/>
+                <w:b w:val="0"/>
+                <w:sz w:val="18"/>
+                <w:u w:val="none"/>
+              </w:rPr>
+              <w:t>ADANI SOLAR ENERGY AP SEVEN PRIVATE LIMITED</w:t>
+            </w:r>
+          </w:p>
+        </w:tc>
+        <w:tc>
+          <w:tcPr>
+            <w:tcW w:type="dxa" w:w="1814"/>
+            <w:shd w:val="clear" w:color="auto" w:fill="FFFFFF"/>
+            <w:tcBorders>
+              <w:top w:val="single" w:sz="4" w:space="0" w:color="000000"/>
+              <w:left w:val="single" w:sz="4" w:space="0" w:color="000000"/>
+              <w:bottom w:val="single" w:sz="4" w:space="0" w:color="000000"/>
+              <w:right w:val="single" w:sz="4" w:space="0" w:color="000000"/>
+            </w:tcBorders>
+            <w:vAlign w:val="center"/>
+          </w:tcPr>
+          <w:p>
+            <w:pPr>
+              <w:spacing w:before="40" w:after="40"/>
+              <w:jc w:val="left"/>
+            </w:pPr>
+            <w:r>
+              <w:rPr>
+                <w:rFonts w:ascii="Adani" w:hAnsi="Adani"/>
+                <w:b w:val="0"/>
+                <w:sz w:val="18"/>
+                <w:u w:val="none"/>
+              </w:rPr>
+              <w:t>Director</w:t>
+            </w:r>
+          </w:p>
+        </w:tc>
+        <w:tc>
+          <w:tcPr>
+            <w:tcW w:type="dxa" w:w="1020"/>
+            <w:shd w:val="clear" w:color="auto" w:fill="FFFFFF"/>
+            <w:tcBorders>
+              <w:top w:val="single" w:sz="4" w:space="0" w:color="000000"/>
+              <w:left w:val="single" w:sz="4" w:space="0" w:color="000000"/>
+              <w:bottom w:val="single" w:sz="4" w:space="0" w:color="000000"/>
+              <w:right w:val="single" w:sz="4" w:space="0" w:color="000000"/>
+            </w:tcBorders>
+            <w:vAlign w:val="center"/>
+          </w:tcPr>
+          <w:p>
+            <w:pPr>
+              <w:spacing w:before="40" w:after="40"/>
+              <w:jc w:val="left"/>
+            </w:pPr>
+            <w:r>
+              <w:rPr>
+                <w:rFonts w:ascii="Adani" w:hAnsi="Adani"/>
+                <w:b w:val="0"/>
+                <w:sz w:val="18"/>
+                <w:u w:val="none"/>
+              </w:rPr>
+              <w:t>NIL</w:t>
+            </w:r>
+          </w:p>
+        </w:tc>
+        <w:tc>
+          <w:tcPr>
+            <w:tcW w:type="dxa" w:w="1247"/>
+            <w:shd w:val="clear" w:color="auto" w:fill="FFFFFF"/>
+            <w:tcBorders>
+              <w:top w:val="single" w:sz="4" w:space="0" w:color="000000"/>
+              <w:left w:val="single" w:sz="4" w:space="0" w:color="000000"/>
+              <w:bottom w:val="single" w:sz="4" w:space="0" w:color="000000"/>
+              <w:right w:val="single" w:sz="4" w:space="0" w:color="000000"/>
+            </w:tcBorders>
+            <w:vAlign w:val="center"/>
+          </w:tcPr>
+          <w:p>
+            <w:pPr>
+              <w:spacing w:before="40" w:after="40"/>
+              <w:jc w:val="left"/>
+            </w:pPr>
+            <w:r>
+              <w:rPr>
+                <w:rFonts w:ascii="Adani" w:hAnsi="Adani"/>
+                <w:b w:val="0"/>
+                <w:sz w:val="18"/>
+                <w:u w:val="none"/>
+              </w:rPr>
+              <w:t>24/06/2025</w:t>
+            </w:r>
+          </w:p>
+        </w:tc>
+      </w:tr>
+      <w:tr>
+        <w:tc>
+          <w:tcPr>
+            <w:tcW w:type="dxa" w:w="680"/>
+            <w:shd w:val="clear" w:color="auto" w:fill="FFFFFF"/>
+            <w:tcBorders>
+              <w:top w:val="single" w:sz="4" w:space="0" w:color="000000"/>
+              <w:left w:val="single" w:sz="4" w:space="0" w:color="000000"/>
+              <w:bottom w:val="single" w:sz="4" w:space="0" w:color="000000"/>
+              <w:right w:val="single" w:sz="4" w:space="0" w:color="000000"/>
+            </w:tcBorders>
+            <w:vAlign w:val="center"/>
+          </w:tcPr>
+          <w:p>
+            <w:pPr>
+              <w:spacing w:before="40" w:after="40"/>
+              <w:jc w:val="left"/>
+            </w:pPr>
+            <w:r>
+              <w:rPr>
+                <w:rFonts w:ascii="Adani" w:hAnsi="Adani"/>
+                <w:b w:val="0"/>
+                <w:sz w:val="18"/>
+                <w:u w:val="none"/>
+              </w:rPr>
+              <w:t>5</w:t>
+            </w:r>
+          </w:p>
+        </w:tc>
+        <w:tc>
+          <w:tcPr>
+            <w:tcW w:type="dxa" w:w="3969"/>
+            <w:shd w:val="clear" w:color="auto" w:fill="FFFFFF"/>
+            <w:tcBorders>
+              <w:top w:val="single" w:sz="4" w:space="0" w:color="000000"/>
+              <w:left w:val="single" w:sz="4" w:space="0" w:color="000000"/>
+              <w:bottom w:val="single" w:sz="4" w:space="0" w:color="000000"/>
+              <w:right w:val="single" w:sz="4" w:space="0" w:color="000000"/>
+            </w:tcBorders>
+            <w:vAlign w:val="center"/>
+          </w:tcPr>
+          <w:p>
+            <w:pPr>
+              <w:spacing w:before="40" w:after="40"/>
+              <w:jc w:val="left"/>
+            </w:pPr>
+            <w:r>
+              <w:rPr>
+                <w:rFonts w:ascii="Adani" w:hAnsi="Adani"/>
+                <w:b w:val="0"/>
+                <w:sz w:val="18"/>
+                <w:u w:val="none"/>
+              </w:rPr>
               <w:t>ADANI SOLAR ENERGY JODHPUR FIVE LIMITED</w:t>
             </w:r>
           </w:p>
@@ -503,7 +1071,149 @@
                 <w:sz w:val="18"/>
                 <w:u w:val="none"/>
               </w:rPr>
-              <w:t>2</w:t>
+              <w:t>6</w:t>
+            </w:r>
+          </w:p>
+        </w:tc>
+        <w:tc>
+          <w:tcPr>
+            <w:tcW w:type="dxa" w:w="3969"/>
+            <w:shd w:val="clear" w:color="auto" w:fill="FFFFFF"/>
+            <w:tcBorders>
+              <w:top w:val="single" w:sz="4" w:space="0" w:color="000000"/>
+              <w:left w:val="single" w:sz="4" w:space="0" w:color="000000"/>
+              <w:bottom w:val="single" w:sz="4" w:space="0" w:color="000000"/>
+              <w:right w:val="single" w:sz="4" w:space="0" w:color="000000"/>
+            </w:tcBorders>
+            <w:vAlign w:val="center"/>
+          </w:tcPr>
+          <w:p>
+            <w:pPr>
+              <w:spacing w:before="40" w:after="40"/>
+              <w:jc w:val="left"/>
+            </w:pPr>
+            <w:r>
+              <w:rPr>
+                <w:rFonts w:ascii="Adani" w:hAnsi="Adani"/>
+                <w:b w:val="0"/>
+                <w:sz w:val="18"/>
+                <w:u w:val="none"/>
+              </w:rPr>
+              <w:t>WIND THREE RENERGY LIMITED</w:t>
+            </w:r>
+          </w:p>
+        </w:tc>
+        <w:tc>
+          <w:tcPr>
+            <w:tcW w:type="dxa" w:w="1814"/>
+            <w:shd w:val="clear" w:color="auto" w:fill="FFFFFF"/>
+            <w:tcBorders>
+              <w:top w:val="single" w:sz="4" w:space="0" w:color="000000"/>
+              <w:left w:val="single" w:sz="4" w:space="0" w:color="000000"/>
+              <w:bottom w:val="single" w:sz="4" w:space="0" w:color="000000"/>
+              <w:right w:val="single" w:sz="4" w:space="0" w:color="000000"/>
+            </w:tcBorders>
+            <w:vAlign w:val="center"/>
+          </w:tcPr>
+          <w:p>
+            <w:pPr>
+              <w:spacing w:before="40" w:after="40"/>
+              <w:jc w:val="left"/>
+            </w:pPr>
+            <w:r>
+              <w:rPr>
+                <w:rFonts w:ascii="Adani" w:hAnsi="Adani"/>
+                <w:b w:val="0"/>
+                <w:sz w:val="18"/>
+                <w:u w:val="none"/>
+              </w:rPr>
+              <w:t>Director</w:t>
+            </w:r>
+          </w:p>
+        </w:tc>
+        <w:tc>
+          <w:tcPr>
+            <w:tcW w:type="dxa" w:w="1020"/>
+            <w:shd w:val="clear" w:color="auto" w:fill="FFFFFF"/>
+            <w:tcBorders>
+              <w:top w:val="single" w:sz="4" w:space="0" w:color="000000"/>
+              <w:left w:val="single" w:sz="4" w:space="0" w:color="000000"/>
+              <w:bottom w:val="single" w:sz="4" w:space="0" w:color="000000"/>
+              <w:right w:val="single" w:sz="4" w:space="0" w:color="000000"/>
+            </w:tcBorders>
+            <w:vAlign w:val="center"/>
+          </w:tcPr>
+          <w:p>
+            <w:pPr>
+              <w:spacing w:before="40" w:after="40"/>
+              <w:jc w:val="left"/>
+            </w:pPr>
+            <w:r>
+              <w:rPr>
+                <w:rFonts w:ascii="Adani" w:hAnsi="Adani"/>
+                <w:b w:val="0"/>
+                <w:sz w:val="18"/>
+                <w:u w:val="none"/>
+              </w:rPr>
+              <w:t>NIL</w:t>
+            </w:r>
+          </w:p>
+        </w:tc>
+        <w:tc>
+          <w:tcPr>
+            <w:tcW w:type="dxa" w:w="1247"/>
+            <w:shd w:val="clear" w:color="auto" w:fill="FFFFFF"/>
+            <w:tcBorders>
+              <w:top w:val="single" w:sz="4" w:space="0" w:color="000000"/>
+              <w:left w:val="single" w:sz="4" w:space="0" w:color="000000"/>
+              <w:bottom w:val="single" w:sz="4" w:space="0" w:color="000000"/>
+              <w:right w:val="single" w:sz="4" w:space="0" w:color="000000"/>
+            </w:tcBorders>
+            <w:vAlign w:val="center"/>
+          </w:tcPr>
+          <w:p>
+            <w:pPr>
+              <w:spacing w:before="40" w:after="40"/>
+              <w:jc w:val="left"/>
+            </w:pPr>
+            <w:r>
+              <w:rPr>
+                <w:rFonts w:ascii="Adani" w:hAnsi="Adani"/>
+                <w:b w:val="0"/>
+                <w:sz w:val="18"/>
+                <w:u w:val="none"/>
+              </w:rPr>
+              <w:t>23/06/2025</w:t>
+            </w:r>
+          </w:p>
+        </w:tc>
+      </w:tr>
+      <w:tr>
+        <w:tc>
+          <w:tcPr>
+            <w:tcW w:type="dxa" w:w="680"/>
+            <w:shd w:val="clear" w:color="auto" w:fill="FFFFFF"/>
+            <w:tcBorders>
+              <w:top w:val="single" w:sz="4" w:space="0" w:color="000000"/>
+              <w:left w:val="single" w:sz="4" w:space="0" w:color="000000"/>
+              <w:bottom w:val="single" w:sz="4" w:space="0" w:color="000000"/>
+              <w:right w:val="single" w:sz="4" w:space="0" w:color="000000"/>
+            </w:tcBorders>
+            <w:vAlign w:val="center"/>
+          </w:tcPr>
+          <w:p>
+            <w:pPr>
+              <w:spacing w:before="40" w:after="40"/>
+              <w:jc w:val="left"/>
+            </w:pPr>
+            <w:r>
+              <w:rPr>
+                <w:rFonts w:ascii="Adani" w:hAnsi="Adani"/>
+                <w:b w:val="0"/>
+                <w:sz w:val="18"/>
+                <w:u w:val="none"/>
+              </w:rPr>
+              <w:t>7</w:t>
             </w:r>
           </w:p>
         </w:tc>
@@ -645,7 +1355,149 @@
                 <w:sz w:val="18"/>
                 <w:u w:val="none"/>
               </w:rPr>
-              <w:t>3</w:t>
+              <w:t>8</w:t>
+            </w:r>
+          </w:p>
+        </w:tc>
+        <w:tc>
+          <w:tcPr>
+            <w:tcW w:type="dxa" w:w="3969"/>
+            <w:shd w:val="clear" w:color="auto" w:fill="FFFFFF"/>
+            <w:tcBorders>
+              <w:top w:val="single" w:sz="4" w:space="0" w:color="000000"/>
+              <w:left w:val="single" w:sz="4" w:space="0" w:color="000000"/>
+              <w:bottom w:val="single" w:sz="4" w:space="0" w:color="000000"/>
+              <w:right w:val="single" w:sz="4" w:space="0" w:color="000000"/>
+            </w:tcBorders>
+            <w:vAlign w:val="center"/>
+          </w:tcPr>
+          <w:p>
+            <w:pPr>
+              <w:spacing w:before="40" w:after="40"/>
+              <w:jc w:val="left"/>
+            </w:pPr>
+            <w:r>
+              <w:rPr>
+                <w:rFonts w:ascii="Adani" w:hAnsi="Adani"/>
+                <w:b w:val="0"/>
+                <w:sz w:val="18"/>
+                <w:u w:val="none"/>
+              </w:rPr>
+              <w:t>ADANI RENEWABLE ENERGY THIRTY SIX LIMITED</w:t>
+            </w:r>
+          </w:p>
+        </w:tc>
+        <w:tc>
+          <w:tcPr>
+            <w:tcW w:type="dxa" w:w="1814"/>
+            <w:shd w:val="clear" w:color="auto" w:fill="FFFFFF"/>
+            <w:tcBorders>
+              <w:top w:val="single" w:sz="4" w:space="0" w:color="000000"/>
+              <w:left w:val="single" w:sz="4" w:space="0" w:color="000000"/>
+              <w:bottom w:val="single" w:sz="4" w:space="0" w:color="000000"/>
+              <w:right w:val="single" w:sz="4" w:space="0" w:color="000000"/>
+            </w:tcBorders>
+            <w:vAlign w:val="center"/>
+          </w:tcPr>
+          <w:p>
+            <w:pPr>
+              <w:spacing w:before="40" w:after="40"/>
+              <w:jc w:val="left"/>
+            </w:pPr>
+            <w:r>
+              <w:rPr>
+                <w:rFonts w:ascii="Adani" w:hAnsi="Adani"/>
+                <w:b w:val="0"/>
+                <w:sz w:val="18"/>
+                <w:u w:val="none"/>
+              </w:rPr>
+              <w:t>Director</w:t>
+            </w:r>
+          </w:p>
+        </w:tc>
+        <w:tc>
+          <w:tcPr>
+            <w:tcW w:type="dxa" w:w="1020"/>
+            <w:shd w:val="clear" w:color="auto" w:fill="FFFFFF"/>
+            <w:tcBorders>
+              <w:top w:val="single" w:sz="4" w:space="0" w:color="000000"/>
+              <w:left w:val="single" w:sz="4" w:space="0" w:color="000000"/>
+              <w:bottom w:val="single" w:sz="4" w:space="0" w:color="000000"/>
+              <w:right w:val="single" w:sz="4" w:space="0" w:color="000000"/>
+            </w:tcBorders>
+            <w:vAlign w:val="center"/>
+          </w:tcPr>
+          <w:p>
+            <w:pPr>
+              <w:spacing w:before="40" w:after="40"/>
+              <w:jc w:val="left"/>
+            </w:pPr>
+            <w:r>
+              <w:rPr>
+                <w:rFonts w:ascii="Adani" w:hAnsi="Adani"/>
+                <w:b w:val="0"/>
+                <w:sz w:val="18"/>
+                <w:u w:val="none"/>
+              </w:rPr>
+              <w:t>NIL</w:t>
+            </w:r>
+          </w:p>
+        </w:tc>
+        <w:tc>
+          <w:tcPr>
+            <w:tcW w:type="dxa" w:w="1247"/>
+            <w:shd w:val="clear" w:color="auto" w:fill="FFFFFF"/>
+            <w:tcBorders>
+              <w:top w:val="single" w:sz="4" w:space="0" w:color="000000"/>
+              <w:left w:val="single" w:sz="4" w:space="0" w:color="000000"/>
+              <w:bottom w:val="single" w:sz="4" w:space="0" w:color="000000"/>
+              <w:right w:val="single" w:sz="4" w:space="0" w:color="000000"/>
+            </w:tcBorders>
+            <w:vAlign w:val="center"/>
+          </w:tcPr>
+          <w:p>
+            <w:pPr>
+              <w:spacing w:before="40" w:after="40"/>
+              <w:jc w:val="left"/>
+            </w:pPr>
+            <w:r>
+              <w:rPr>
+                <w:rFonts w:ascii="Adani" w:hAnsi="Adani"/>
+                <w:b w:val="0"/>
+                <w:sz w:val="18"/>
+                <w:u w:val="none"/>
+              </w:rPr>
+              <w:t>20/06/2025</w:t>
+            </w:r>
+          </w:p>
+        </w:tc>
+      </w:tr>
+      <w:tr>
+        <w:tc>
+          <w:tcPr>
+            <w:tcW w:type="dxa" w:w="680"/>
+            <w:shd w:val="clear" w:color="auto" w:fill="FFFFFF"/>
+            <w:tcBorders>
+              <w:top w:val="single" w:sz="4" w:space="0" w:color="000000"/>
+              <w:left w:val="single" w:sz="4" w:space="0" w:color="000000"/>
+              <w:bottom w:val="single" w:sz="4" w:space="0" w:color="000000"/>
+              <w:right w:val="single" w:sz="4" w:space="0" w:color="000000"/>
+            </w:tcBorders>
+            <w:vAlign w:val="center"/>
+          </w:tcPr>
+          <w:p>
+            <w:pPr>
+              <w:spacing w:before="40" w:after="40"/>
+              <w:jc w:val="left"/>
+            </w:pPr>
+            <w:r>
+              <w:rPr>
+                <w:rFonts w:ascii="Adani" w:hAnsi="Adani"/>
+                <w:b w:val="0"/>
+                <w:sz w:val="18"/>
+                <w:u w:val="none"/>
+              </w:rPr>
+              <w:t>9</w:t>
             </w:r>
           </w:p>
         </w:tc>
@@ -787,575 +1639,7 @@
                 <w:sz w:val="18"/>
                 <w:u w:val="none"/>
               </w:rPr>
-              <w:t>4</w:t>
-            </w:r>
-          </w:p>
-        </w:tc>
-        <w:tc>
-          <w:tcPr>
-            <w:tcW w:type="dxa" w:w="3969"/>
-            <w:shd w:val="clear" w:color="auto" w:fill="FFFFFF"/>
-            <w:tcBorders>
-              <w:top w:val="single" w:sz="4" w:space="0" w:color="000000"/>
-              <w:left w:val="single" w:sz="4" w:space="0" w:color="000000"/>
-              <w:bottom w:val="single" w:sz="4" w:space="0" w:color="000000"/>
-              <w:right w:val="single" w:sz="4" w:space="0" w:color="000000"/>
-            </w:tcBorders>
-            <w:vAlign w:val="center"/>
-          </w:tcPr>
-          <w:p>
-            <w:pPr>
-              <w:spacing w:before="40" w:after="40"/>
-              <w:jc w:val="left"/>
-            </w:pPr>
-            <w:r>
-              <w:rPr>
-                <w:rFonts w:ascii="Adani" w:hAnsi="Adani"/>
-                <w:b w:val="0"/>
-                <w:sz w:val="18"/>
-                <w:u w:val="none"/>
-              </w:rPr>
-              <w:t>ADANI SOLAR ENERGY KA NINE LIMITED</w:t>
-            </w:r>
-          </w:p>
-        </w:tc>
-        <w:tc>
-          <w:tcPr>
-            <w:tcW w:type="dxa" w:w="1814"/>
-            <w:shd w:val="clear" w:color="auto" w:fill="FFFFFF"/>
-            <w:tcBorders>
-              <w:top w:val="single" w:sz="4" w:space="0" w:color="000000"/>
-              <w:left w:val="single" w:sz="4" w:space="0" w:color="000000"/>
-              <w:bottom w:val="single" w:sz="4" w:space="0" w:color="000000"/>
-              <w:right w:val="single" w:sz="4" w:space="0" w:color="000000"/>
-            </w:tcBorders>
-            <w:vAlign w:val="center"/>
-          </w:tcPr>
-          <w:p>
-            <w:pPr>
-              <w:spacing w:before="40" w:after="40"/>
-              <w:jc w:val="left"/>
-            </w:pPr>
-            <w:r>
-              <w:rPr>
-                <w:rFonts w:ascii="Adani" w:hAnsi="Adani"/>
-                <w:b w:val="0"/>
-                <w:sz w:val="18"/>
-                <w:u w:val="none"/>
-              </w:rPr>
-              <w:t>Additional Director</w:t>
-            </w:r>
-          </w:p>
-        </w:tc>
-        <w:tc>
-          <w:tcPr>
-            <w:tcW w:type="dxa" w:w="1020"/>
-            <w:shd w:val="clear" w:color="auto" w:fill="FFFFFF"/>
-            <w:tcBorders>
-              <w:top w:val="single" w:sz="4" w:space="0" w:color="000000"/>
-              <w:left w:val="single" w:sz="4" w:space="0" w:color="000000"/>
-              <w:bottom w:val="single" w:sz="4" w:space="0" w:color="000000"/>
-              <w:right w:val="single" w:sz="4" w:space="0" w:color="000000"/>
-            </w:tcBorders>
-            <w:vAlign w:val="center"/>
-          </w:tcPr>
-          <w:p>
-            <w:pPr>
-              <w:spacing w:before="40" w:after="40"/>
-              <w:jc w:val="left"/>
-            </w:pPr>
-            <w:r>
-              <w:rPr>
-                <w:rFonts w:ascii="Adani" w:hAnsi="Adani"/>
-                <w:b w:val="0"/>
-                <w:sz w:val="18"/>
-                <w:u w:val="none"/>
-              </w:rPr>
-              <w:t>NIL</w:t>
-            </w:r>
-          </w:p>
-        </w:tc>
-        <w:tc>
-          <w:tcPr>
-            <w:tcW w:type="dxa" w:w="1247"/>
-            <w:shd w:val="clear" w:color="auto" w:fill="FFFFFF"/>
-            <w:tcBorders>
-              <w:top w:val="single" w:sz="4" w:space="0" w:color="000000"/>
-              <w:left w:val="single" w:sz="4" w:space="0" w:color="000000"/>
-              <w:bottom w:val="single" w:sz="4" w:space="0" w:color="000000"/>
-              <w:right w:val="single" w:sz="4" w:space="0" w:color="000000"/>
-            </w:tcBorders>
-            <w:vAlign w:val="center"/>
-          </w:tcPr>
-          <w:p>
-            <w:pPr>
-              <w:spacing w:before="40" w:after="40"/>
-              <w:jc w:val="left"/>
-            </w:pPr>
-            <w:r>
-              <w:rPr>
-                <w:rFonts w:ascii="Adani" w:hAnsi="Adani"/>
-                <w:b w:val="0"/>
-                <w:sz w:val="18"/>
-                <w:u w:val="none"/>
-              </w:rPr>
-              <w:t>30/09/2024</w:t>
-            </w:r>
-          </w:p>
-        </w:tc>
-      </w:tr>
-      <w:tr>
-        <w:tc>
-          <w:tcPr>
-            <w:tcW w:type="dxa" w:w="680"/>
-            <w:shd w:val="clear" w:color="auto" w:fill="FFFFFF"/>
-            <w:tcBorders>
-              <w:top w:val="single" w:sz="4" w:space="0" w:color="000000"/>
-              <w:left w:val="single" w:sz="4" w:space="0" w:color="000000"/>
-              <w:bottom w:val="single" w:sz="4" w:space="0" w:color="000000"/>
-              <w:right w:val="single" w:sz="4" w:space="0" w:color="000000"/>
-            </w:tcBorders>
-            <w:vAlign w:val="center"/>
-          </w:tcPr>
-          <w:p>
-            <w:pPr>
-              <w:spacing w:before="40" w:after="40"/>
-              <w:jc w:val="left"/>
-            </w:pPr>
-            <w:r>
-              <w:rPr>
-                <w:rFonts w:ascii="Adani" w:hAnsi="Adani"/>
-                <w:b w:val="0"/>
-                <w:sz w:val="18"/>
-                <w:u w:val="none"/>
-              </w:rPr>
-              <w:t>5</w:t>
-            </w:r>
-          </w:p>
-        </w:tc>
-        <w:tc>
-          <w:tcPr>
-            <w:tcW w:type="dxa" w:w="3969"/>
-            <w:shd w:val="clear" w:color="auto" w:fill="FFFFFF"/>
-            <w:tcBorders>
-              <w:top w:val="single" w:sz="4" w:space="0" w:color="000000"/>
-              <w:left w:val="single" w:sz="4" w:space="0" w:color="000000"/>
-              <w:bottom w:val="single" w:sz="4" w:space="0" w:color="000000"/>
-              <w:right w:val="single" w:sz="4" w:space="0" w:color="000000"/>
-            </w:tcBorders>
-            <w:vAlign w:val="center"/>
-          </w:tcPr>
-          <w:p>
-            <w:pPr>
-              <w:spacing w:before="40" w:after="40"/>
-              <w:jc w:val="left"/>
-            </w:pPr>
-            <w:r>
-              <w:rPr>
-                <w:rFonts w:ascii="Adani" w:hAnsi="Adani"/>
-                <w:b w:val="0"/>
-                <w:sz w:val="18"/>
-                <w:u w:val="none"/>
-              </w:rPr>
-              <w:t>ADANI SOLAR ENERGY AP SEVEN PRIVATE LIMITED</w:t>
-            </w:r>
-          </w:p>
-        </w:tc>
-        <w:tc>
-          <w:tcPr>
-            <w:tcW w:type="dxa" w:w="1814"/>
-            <w:shd w:val="clear" w:color="auto" w:fill="FFFFFF"/>
-            <w:tcBorders>
-              <w:top w:val="single" w:sz="4" w:space="0" w:color="000000"/>
-              <w:left w:val="single" w:sz="4" w:space="0" w:color="000000"/>
-              <w:bottom w:val="single" w:sz="4" w:space="0" w:color="000000"/>
-              <w:right w:val="single" w:sz="4" w:space="0" w:color="000000"/>
-            </w:tcBorders>
-            <w:vAlign w:val="center"/>
-          </w:tcPr>
-          <w:p>
-            <w:pPr>
-              <w:spacing w:before="40" w:after="40"/>
-              <w:jc w:val="left"/>
-            </w:pPr>
-            <w:r>
-              <w:rPr>
-                <w:rFonts w:ascii="Adani" w:hAnsi="Adani"/>
-                <w:b w:val="0"/>
-                <w:sz w:val="18"/>
-                <w:u w:val="none"/>
-              </w:rPr>
-              <w:t>Additional Director</w:t>
-            </w:r>
-          </w:p>
-        </w:tc>
-        <w:tc>
-          <w:tcPr>
-            <w:tcW w:type="dxa" w:w="1020"/>
-            <w:shd w:val="clear" w:color="auto" w:fill="FFFFFF"/>
-            <w:tcBorders>
-              <w:top w:val="single" w:sz="4" w:space="0" w:color="000000"/>
-              <w:left w:val="single" w:sz="4" w:space="0" w:color="000000"/>
-              <w:bottom w:val="single" w:sz="4" w:space="0" w:color="000000"/>
-              <w:right w:val="single" w:sz="4" w:space="0" w:color="000000"/>
-            </w:tcBorders>
-            <w:vAlign w:val="center"/>
-          </w:tcPr>
-          <w:p>
-            <w:pPr>
-              <w:spacing w:before="40" w:after="40"/>
-              <w:jc w:val="left"/>
-            </w:pPr>
-            <w:r>
-              <w:rPr>
-                <w:rFonts w:ascii="Adani" w:hAnsi="Adani"/>
-                <w:b w:val="0"/>
-                <w:sz w:val="18"/>
-                <w:u w:val="none"/>
-              </w:rPr>
-              <w:t>NIL</w:t>
-            </w:r>
-          </w:p>
-        </w:tc>
-        <w:tc>
-          <w:tcPr>
-            <w:tcW w:type="dxa" w:w="1247"/>
-            <w:shd w:val="clear" w:color="auto" w:fill="FFFFFF"/>
-            <w:tcBorders>
-              <w:top w:val="single" w:sz="4" w:space="0" w:color="000000"/>
-              <w:left w:val="single" w:sz="4" w:space="0" w:color="000000"/>
-              <w:bottom w:val="single" w:sz="4" w:space="0" w:color="000000"/>
-              <w:right w:val="single" w:sz="4" w:space="0" w:color="000000"/>
-            </w:tcBorders>
-            <w:vAlign w:val="center"/>
-          </w:tcPr>
-          <w:p>
-            <w:pPr>
-              <w:spacing w:before="40" w:after="40"/>
-              <w:jc w:val="left"/>
-            </w:pPr>
-            <w:r>
-              <w:rPr>
-                <w:rFonts w:ascii="Adani" w:hAnsi="Adani"/>
-                <w:b w:val="0"/>
-                <w:sz w:val="18"/>
-                <w:u w:val="none"/>
-              </w:rPr>
-              <w:t>30/09/2024</w:t>
-            </w:r>
-          </w:p>
-        </w:tc>
-      </w:tr>
-      <w:tr>
-        <w:tc>
-          <w:tcPr>
-            <w:tcW w:type="dxa" w:w="680"/>
-            <w:shd w:val="clear" w:color="auto" w:fill="FFFFFF"/>
-            <w:tcBorders>
-              <w:top w:val="single" w:sz="4" w:space="0" w:color="000000"/>
-              <w:left w:val="single" w:sz="4" w:space="0" w:color="000000"/>
-              <w:bottom w:val="single" w:sz="4" w:space="0" w:color="000000"/>
-              <w:right w:val="single" w:sz="4" w:space="0" w:color="000000"/>
-            </w:tcBorders>
-            <w:vAlign w:val="center"/>
-          </w:tcPr>
-          <w:p>
-            <w:pPr>
-              <w:spacing w:before="40" w:after="40"/>
-              <w:jc w:val="left"/>
-            </w:pPr>
-            <w:r>
-              <w:rPr>
-                <w:rFonts w:ascii="Adani" w:hAnsi="Adani"/>
-                <w:b w:val="0"/>
-                <w:sz w:val="18"/>
-                <w:u w:val="none"/>
-              </w:rPr>
-              <w:t>6</w:t>
-            </w:r>
-          </w:p>
-        </w:tc>
-        <w:tc>
-          <w:tcPr>
-            <w:tcW w:type="dxa" w:w="3969"/>
-            <w:shd w:val="clear" w:color="auto" w:fill="FFFFFF"/>
-            <w:tcBorders>
-              <w:top w:val="single" w:sz="4" w:space="0" w:color="000000"/>
-              <w:left w:val="single" w:sz="4" w:space="0" w:color="000000"/>
-              <w:bottom w:val="single" w:sz="4" w:space="0" w:color="000000"/>
-              <w:right w:val="single" w:sz="4" w:space="0" w:color="000000"/>
-            </w:tcBorders>
-            <w:vAlign w:val="center"/>
-          </w:tcPr>
-          <w:p>
-            <w:pPr>
-              <w:spacing w:before="40" w:after="40"/>
-              <w:jc w:val="left"/>
-            </w:pPr>
-            <w:r>
-              <w:rPr>
-                <w:rFonts w:ascii="Adani" w:hAnsi="Adani"/>
-                <w:b w:val="0"/>
-                <w:sz w:val="18"/>
-                <w:u w:val="none"/>
-              </w:rPr>
-              <w:t>WIND THREE RENERGY LIMITED</w:t>
-            </w:r>
-          </w:p>
-        </w:tc>
-        <w:tc>
-          <w:tcPr>
-            <w:tcW w:type="dxa" w:w="1814"/>
-            <w:shd w:val="clear" w:color="auto" w:fill="FFFFFF"/>
-            <w:tcBorders>
-              <w:top w:val="single" w:sz="4" w:space="0" w:color="000000"/>
-              <w:left w:val="single" w:sz="4" w:space="0" w:color="000000"/>
-              <w:bottom w:val="single" w:sz="4" w:space="0" w:color="000000"/>
-              <w:right w:val="single" w:sz="4" w:space="0" w:color="000000"/>
-            </w:tcBorders>
-            <w:vAlign w:val="center"/>
-          </w:tcPr>
-          <w:p>
-            <w:pPr>
-              <w:spacing w:before="40" w:after="40"/>
-              <w:jc w:val="left"/>
-            </w:pPr>
-            <w:r>
-              <w:rPr>
-                <w:rFonts w:ascii="Adani" w:hAnsi="Adani"/>
-                <w:b w:val="0"/>
-                <w:sz w:val="18"/>
-                <w:u w:val="none"/>
-              </w:rPr>
-              <w:t>Additional Director</w:t>
-            </w:r>
-          </w:p>
-        </w:tc>
-        <w:tc>
-          <w:tcPr>
-            <w:tcW w:type="dxa" w:w="1020"/>
-            <w:shd w:val="clear" w:color="auto" w:fill="FFFFFF"/>
-            <w:tcBorders>
-              <w:top w:val="single" w:sz="4" w:space="0" w:color="000000"/>
-              <w:left w:val="single" w:sz="4" w:space="0" w:color="000000"/>
-              <w:bottom w:val="single" w:sz="4" w:space="0" w:color="000000"/>
-              <w:right w:val="single" w:sz="4" w:space="0" w:color="000000"/>
-            </w:tcBorders>
-            <w:vAlign w:val="center"/>
-          </w:tcPr>
-          <w:p>
-            <w:pPr>
-              <w:spacing w:before="40" w:after="40"/>
-              <w:jc w:val="left"/>
-            </w:pPr>
-            <w:r>
-              <w:rPr>
-                <w:rFonts w:ascii="Adani" w:hAnsi="Adani"/>
-                <w:b w:val="0"/>
-                <w:sz w:val="18"/>
-                <w:u w:val="none"/>
-              </w:rPr>
-              <w:t>NIL</w:t>
-            </w:r>
-          </w:p>
-        </w:tc>
-        <w:tc>
-          <w:tcPr>
-            <w:tcW w:type="dxa" w:w="1247"/>
-            <w:shd w:val="clear" w:color="auto" w:fill="FFFFFF"/>
-            <w:tcBorders>
-              <w:top w:val="single" w:sz="4" w:space="0" w:color="000000"/>
-              <w:left w:val="single" w:sz="4" w:space="0" w:color="000000"/>
-              <w:bottom w:val="single" w:sz="4" w:space="0" w:color="000000"/>
-              <w:right w:val="single" w:sz="4" w:space="0" w:color="000000"/>
-            </w:tcBorders>
-            <w:vAlign w:val="center"/>
-          </w:tcPr>
-          <w:p>
-            <w:pPr>
-              <w:spacing w:before="40" w:after="40"/>
-              <w:jc w:val="left"/>
-            </w:pPr>
-            <w:r>
-              <w:rPr>
-                <w:rFonts w:ascii="Adani" w:hAnsi="Adani"/>
-                <w:b w:val="0"/>
-                <w:sz w:val="18"/>
-                <w:u w:val="none"/>
-              </w:rPr>
-              <w:t>30/09/2024</w:t>
-            </w:r>
-          </w:p>
-        </w:tc>
-      </w:tr>
-      <w:tr>
-        <w:tc>
-          <w:tcPr>
-            <w:tcW w:type="dxa" w:w="680"/>
-            <w:shd w:val="clear" w:color="auto" w:fill="FFFFFF"/>
-            <w:tcBorders>
-              <w:top w:val="single" w:sz="4" w:space="0" w:color="000000"/>
-              <w:left w:val="single" w:sz="4" w:space="0" w:color="000000"/>
-              <w:bottom w:val="single" w:sz="4" w:space="0" w:color="000000"/>
-              <w:right w:val="single" w:sz="4" w:space="0" w:color="000000"/>
-            </w:tcBorders>
-            <w:vAlign w:val="center"/>
-          </w:tcPr>
-          <w:p>
-            <w:pPr>
-              <w:spacing w:before="40" w:after="40"/>
-              <w:jc w:val="left"/>
-            </w:pPr>
-            <w:r>
-              <w:rPr>
-                <w:rFonts w:ascii="Adani" w:hAnsi="Adani"/>
-                <w:b w:val="0"/>
-                <w:sz w:val="18"/>
-                <w:u w:val="none"/>
-              </w:rPr>
-              <w:t>7</w:t>
-            </w:r>
-          </w:p>
-        </w:tc>
-        <w:tc>
-          <w:tcPr>
-            <w:tcW w:type="dxa" w:w="3969"/>
-            <w:shd w:val="clear" w:color="auto" w:fill="FFFFFF"/>
-            <w:tcBorders>
-              <w:top w:val="single" w:sz="4" w:space="0" w:color="000000"/>
-              <w:left w:val="single" w:sz="4" w:space="0" w:color="000000"/>
-              <w:bottom w:val="single" w:sz="4" w:space="0" w:color="000000"/>
-              <w:right w:val="single" w:sz="4" w:space="0" w:color="000000"/>
-            </w:tcBorders>
-            <w:vAlign w:val="center"/>
-          </w:tcPr>
-          <w:p>
-            <w:pPr>
-              <w:spacing w:before="40" w:after="40"/>
-              <w:jc w:val="left"/>
-            </w:pPr>
-            <w:r>
-              <w:rPr>
-                <w:rFonts w:ascii="Adani" w:hAnsi="Adani"/>
-                <w:b w:val="0"/>
-                <w:sz w:val="18"/>
-                <w:u w:val="none"/>
-              </w:rPr>
-              <w:t>ADANI RENEWABLE ENERGY THIRTY SIX LIMITED</w:t>
-            </w:r>
-          </w:p>
-        </w:tc>
-        <w:tc>
-          <w:tcPr>
-            <w:tcW w:type="dxa" w:w="1814"/>
-            <w:shd w:val="clear" w:color="auto" w:fill="FFFFFF"/>
-            <w:tcBorders>
-              <w:top w:val="single" w:sz="4" w:space="0" w:color="000000"/>
-              <w:left w:val="single" w:sz="4" w:space="0" w:color="000000"/>
-              <w:bottom w:val="single" w:sz="4" w:space="0" w:color="000000"/>
-              <w:right w:val="single" w:sz="4" w:space="0" w:color="000000"/>
-            </w:tcBorders>
-            <w:vAlign w:val="center"/>
-          </w:tcPr>
-          <w:p>
-            <w:pPr>
-              <w:spacing w:before="40" w:after="40"/>
-              <w:jc w:val="left"/>
-            </w:pPr>
-            <w:r>
-              <w:rPr>
-                <w:rFonts w:ascii="Adani" w:hAnsi="Adani"/>
-                <w:b w:val="0"/>
-                <w:sz w:val="18"/>
-                <w:u w:val="none"/>
-              </w:rPr>
-              <w:t>Additional Director</w:t>
-            </w:r>
-          </w:p>
-        </w:tc>
-        <w:tc>
-          <w:tcPr>
-            <w:tcW w:type="dxa" w:w="1020"/>
-            <w:shd w:val="clear" w:color="auto" w:fill="FFFFFF"/>
-            <w:tcBorders>
-              <w:top w:val="single" w:sz="4" w:space="0" w:color="000000"/>
-              <w:left w:val="single" w:sz="4" w:space="0" w:color="000000"/>
-              <w:bottom w:val="single" w:sz="4" w:space="0" w:color="000000"/>
-              <w:right w:val="single" w:sz="4" w:space="0" w:color="000000"/>
-            </w:tcBorders>
-            <w:vAlign w:val="center"/>
-          </w:tcPr>
-          <w:p>
-            <w:pPr>
-              <w:spacing w:before="40" w:after="40"/>
-              <w:jc w:val="left"/>
-            </w:pPr>
-            <w:r>
-              <w:rPr>
-                <w:rFonts w:ascii="Adani" w:hAnsi="Adani"/>
-                <w:b w:val="0"/>
-                <w:sz w:val="18"/>
-                <w:u w:val="none"/>
-              </w:rPr>
-              <w:t>NIL</w:t>
-            </w:r>
-          </w:p>
-        </w:tc>
-        <w:tc>
-          <w:tcPr>
-            <w:tcW w:type="dxa" w:w="1247"/>
-            <w:shd w:val="clear" w:color="auto" w:fill="FFFFFF"/>
-            <w:tcBorders>
-              <w:top w:val="single" w:sz="4" w:space="0" w:color="000000"/>
-              <w:left w:val="single" w:sz="4" w:space="0" w:color="000000"/>
-              <w:bottom w:val="single" w:sz="4" w:space="0" w:color="000000"/>
-              <w:right w:val="single" w:sz="4" w:space="0" w:color="000000"/>
-            </w:tcBorders>
-            <w:vAlign w:val="center"/>
-          </w:tcPr>
-          <w:p>
-            <w:pPr>
-              <w:spacing w:before="40" w:after="40"/>
-              <w:jc w:val="left"/>
-            </w:pPr>
-            <w:r>
-              <w:rPr>
-                <w:rFonts w:ascii="Adani" w:hAnsi="Adani"/>
-                <w:b w:val="0"/>
-                <w:sz w:val="18"/>
-                <w:u w:val="none"/>
-              </w:rPr>
-              <w:t>30/09/2024</w:t>
-            </w:r>
-          </w:p>
-        </w:tc>
-      </w:tr>
-      <w:tr>
-        <w:tc>
-          <w:tcPr>
-            <w:tcW w:type="dxa" w:w="680"/>
-            <w:shd w:val="clear" w:color="auto" w:fill="FFFFFF"/>
-            <w:tcBorders>
-              <w:top w:val="single" w:sz="4" w:space="0" w:color="000000"/>
-              <w:left w:val="single" w:sz="4" w:space="0" w:color="000000"/>
-              <w:bottom w:val="single" w:sz="4" w:space="0" w:color="000000"/>
-              <w:right w:val="single" w:sz="4" w:space="0" w:color="000000"/>
-            </w:tcBorders>
-            <w:vAlign w:val="center"/>
-          </w:tcPr>
-          <w:p>
-            <w:pPr>
-              <w:spacing w:before="40" w:after="40"/>
-              <w:jc w:val="left"/>
-            </w:pPr>
-            <w:r>
-              <w:rPr>
-                <w:rFonts w:ascii="Adani" w:hAnsi="Adani"/>
-                <w:b w:val="0"/>
-                <w:sz w:val="18"/>
-                <w:u w:val="none"/>
-              </w:rPr>
-              <w:t>8</w:t>
+              <w:t>10</w:t>
             </w:r>
           </w:p>
         </w:tc>
@@ -1468,290 +1752,6 @@
                 <w:u w:val="none"/>
               </w:rPr>
               <w:t>30/09/2024</w:t>
-            </w:r>
-          </w:p>
-        </w:tc>
-      </w:tr>
-      <w:tr>
-        <w:tc>
-          <w:tcPr>
-            <w:tcW w:type="dxa" w:w="680"/>
-            <w:shd w:val="clear" w:color="auto" w:fill="FFFFFF"/>
-            <w:tcBorders>
-              <w:top w:val="single" w:sz="4" w:space="0" w:color="000000"/>
-              <w:left w:val="single" w:sz="4" w:space="0" w:color="000000"/>
-              <w:bottom w:val="single" w:sz="4" w:space="0" w:color="000000"/>
-              <w:right w:val="single" w:sz="4" w:space="0" w:color="000000"/>
-            </w:tcBorders>
-            <w:vAlign w:val="center"/>
-          </w:tcPr>
-          <w:p>
-            <w:pPr>
-              <w:spacing w:before="40" w:after="40"/>
-              <w:jc w:val="left"/>
-            </w:pPr>
-            <w:r>
-              <w:rPr>
-                <w:rFonts w:ascii="Adani" w:hAnsi="Adani"/>
-                <w:b w:val="0"/>
-                <w:sz w:val="18"/>
-                <w:u w:val="none"/>
-              </w:rPr>
-              <w:t>9</w:t>
-            </w:r>
-          </w:p>
-        </w:tc>
-        <w:tc>
-          <w:tcPr>
-            <w:tcW w:type="dxa" w:w="3969"/>
-            <w:shd w:val="clear" w:color="auto" w:fill="FFFFFF"/>
-            <w:tcBorders>
-              <w:top w:val="single" w:sz="4" w:space="0" w:color="000000"/>
-              <w:left w:val="single" w:sz="4" w:space="0" w:color="000000"/>
-              <w:bottom w:val="single" w:sz="4" w:space="0" w:color="000000"/>
-              <w:right w:val="single" w:sz="4" w:space="0" w:color="000000"/>
-            </w:tcBorders>
-            <w:vAlign w:val="center"/>
-          </w:tcPr>
-          <w:p>
-            <w:pPr>
-              <w:spacing w:before="40" w:after="40"/>
-              <w:jc w:val="left"/>
-            </w:pPr>
-            <w:r>
-              <w:rPr>
-                <w:rFonts w:ascii="Adani" w:hAnsi="Adani"/>
-                <w:b w:val="0"/>
-                <w:sz w:val="18"/>
-                <w:u w:val="none"/>
-              </w:rPr>
-              <w:t>ADANI SOLAR ENERGY AP SIX PRIVATE LIMITED</w:t>
-            </w:r>
-          </w:p>
-        </w:tc>
-        <w:tc>
-          <w:tcPr>
-            <w:tcW w:type="dxa" w:w="1814"/>
-            <w:shd w:val="clear" w:color="auto" w:fill="FFFFFF"/>
-            <w:tcBorders>
-              <w:top w:val="single" w:sz="4" w:space="0" w:color="000000"/>
-              <w:left w:val="single" w:sz="4" w:space="0" w:color="000000"/>
-              <w:bottom w:val="single" w:sz="4" w:space="0" w:color="000000"/>
-              <w:right w:val="single" w:sz="4" w:space="0" w:color="000000"/>
-            </w:tcBorders>
-            <w:vAlign w:val="center"/>
-          </w:tcPr>
-          <w:p>
-            <w:pPr>
-              <w:spacing w:before="40" w:after="40"/>
-              <w:jc w:val="left"/>
-            </w:pPr>
-            <w:r>
-              <w:rPr>
-                <w:rFonts w:ascii="Adani" w:hAnsi="Adani"/>
-                <w:b w:val="0"/>
-                <w:sz w:val="18"/>
-                <w:u w:val="none"/>
-              </w:rPr>
-              <w:t>Additional Director</w:t>
-            </w:r>
-          </w:p>
-        </w:tc>
-        <w:tc>
-          <w:tcPr>
-            <w:tcW w:type="dxa" w:w="1020"/>
-            <w:shd w:val="clear" w:color="auto" w:fill="FFFFFF"/>
-            <w:tcBorders>
-              <w:top w:val="single" w:sz="4" w:space="0" w:color="000000"/>
-              <w:left w:val="single" w:sz="4" w:space="0" w:color="000000"/>
-              <w:bottom w:val="single" w:sz="4" w:space="0" w:color="000000"/>
-              <w:right w:val="single" w:sz="4" w:space="0" w:color="000000"/>
-            </w:tcBorders>
-            <w:vAlign w:val="center"/>
-          </w:tcPr>
-          <w:p>
-            <w:pPr>
-              <w:spacing w:before="40" w:after="40"/>
-              <w:jc w:val="left"/>
-            </w:pPr>
-            <w:r>
-              <w:rPr>
-                <w:rFonts w:ascii="Adani" w:hAnsi="Adani"/>
-                <w:b w:val="0"/>
-                <w:sz w:val="18"/>
-                <w:u w:val="none"/>
-              </w:rPr>
-              <w:t>NIL</w:t>
-            </w:r>
-          </w:p>
-        </w:tc>
-        <w:tc>
-          <w:tcPr>
-            <w:tcW w:type="dxa" w:w="1247"/>
-            <w:shd w:val="clear" w:color="auto" w:fill="FFFFFF"/>
-            <w:tcBorders>
-              <w:top w:val="single" w:sz="4" w:space="0" w:color="000000"/>
-              <w:left w:val="single" w:sz="4" w:space="0" w:color="000000"/>
-              <w:bottom w:val="single" w:sz="4" w:space="0" w:color="000000"/>
-              <w:right w:val="single" w:sz="4" w:space="0" w:color="000000"/>
-            </w:tcBorders>
-            <w:vAlign w:val="center"/>
-          </w:tcPr>
-          <w:p>
-            <w:pPr>
-              <w:spacing w:before="40" w:after="40"/>
-              <w:jc w:val="left"/>
-            </w:pPr>
-            <w:r>
-              <w:rPr>
-                <w:rFonts w:ascii="Adani" w:hAnsi="Adani"/>
-                <w:b w:val="0"/>
-                <w:sz w:val="18"/>
-                <w:u w:val="none"/>
-              </w:rPr>
-              <w:t>30/09/2024</w:t>
-            </w:r>
-          </w:p>
-        </w:tc>
-      </w:tr>
-      <w:tr>
-        <w:tc>
-          <w:tcPr>
-            <w:tcW w:type="dxa" w:w="680"/>
-            <w:shd w:val="clear" w:color="auto" w:fill="FFFFFF"/>
-            <w:tcBorders>
-              <w:top w:val="single" w:sz="4" w:space="0" w:color="000000"/>
-              <w:left w:val="single" w:sz="4" w:space="0" w:color="000000"/>
-              <w:bottom w:val="single" w:sz="4" w:space="0" w:color="000000"/>
-              <w:right w:val="single" w:sz="4" w:space="0" w:color="000000"/>
-            </w:tcBorders>
-            <w:vAlign w:val="center"/>
-          </w:tcPr>
-          <w:p>
-            <w:pPr>
-              <w:spacing w:before="40" w:after="40"/>
-              <w:jc w:val="left"/>
-            </w:pPr>
-            <w:r>
-              <w:rPr>
-                <w:rFonts w:ascii="Adani" w:hAnsi="Adani"/>
-                <w:b w:val="0"/>
-                <w:sz w:val="18"/>
-                <w:u w:val="none"/>
-              </w:rPr>
-              <w:t>10</w:t>
-            </w:r>
-          </w:p>
-        </w:tc>
-        <w:tc>
-          <w:tcPr>
-            <w:tcW w:type="dxa" w:w="3969"/>
-            <w:shd w:val="clear" w:color="auto" w:fill="FFFFFF"/>
-            <w:tcBorders>
-              <w:top w:val="single" w:sz="4" w:space="0" w:color="000000"/>
-              <w:left w:val="single" w:sz="4" w:space="0" w:color="000000"/>
-              <w:bottom w:val="single" w:sz="4" w:space="0" w:color="000000"/>
-              <w:right w:val="single" w:sz="4" w:space="0" w:color="000000"/>
-            </w:tcBorders>
-            <w:vAlign w:val="center"/>
-          </w:tcPr>
-          <w:p>
-            <w:pPr>
-              <w:spacing w:before="40" w:after="40"/>
-              <w:jc w:val="left"/>
-            </w:pPr>
-            <w:r>
-              <w:rPr>
-                <w:rFonts w:ascii="Adani" w:hAnsi="Adani"/>
-                <w:b w:val="0"/>
-                <w:sz w:val="18"/>
-                <w:u w:val="none"/>
-              </w:rPr>
-              <w:t>ADANI RENEWABLE ENERGY SIXTY FOUR LIMITED</w:t>
-            </w:r>
-          </w:p>
-        </w:tc>
-        <w:tc>
-          <w:tcPr>
-            <w:tcW w:type="dxa" w:w="1814"/>
-            <w:shd w:val="clear" w:color="auto" w:fill="FFFFFF"/>
-            <w:tcBorders>
-              <w:top w:val="single" w:sz="4" w:space="0" w:color="000000"/>
-              <w:left w:val="single" w:sz="4" w:space="0" w:color="000000"/>
-              <w:bottom w:val="single" w:sz="4" w:space="0" w:color="000000"/>
-              <w:right w:val="single" w:sz="4" w:space="0" w:color="000000"/>
-            </w:tcBorders>
-            <w:vAlign w:val="center"/>
-          </w:tcPr>
-          <w:p>
-            <w:pPr>
-              <w:spacing w:before="40" w:after="40"/>
-              <w:jc w:val="left"/>
-            </w:pPr>
-            <w:r>
-              <w:rPr>
-                <w:rFonts w:ascii="Adani" w:hAnsi="Adani"/>
-                <w:b w:val="0"/>
-                <w:sz w:val="18"/>
-                <w:u w:val="none"/>
-              </w:rPr>
-              <w:t>Additional Director</w:t>
-            </w:r>
-          </w:p>
-        </w:tc>
-        <w:tc>
-          <w:tcPr>
-            <w:tcW w:type="dxa" w:w="1020"/>
-            <w:shd w:val="clear" w:color="auto" w:fill="FFFFFF"/>
-            <w:tcBorders>
-              <w:top w:val="single" w:sz="4" w:space="0" w:color="000000"/>
-              <w:left w:val="single" w:sz="4" w:space="0" w:color="000000"/>
-              <w:bottom w:val="single" w:sz="4" w:space="0" w:color="000000"/>
-              <w:right w:val="single" w:sz="4" w:space="0" w:color="000000"/>
-            </w:tcBorders>
-            <w:vAlign w:val="center"/>
-          </w:tcPr>
-          <w:p>
-            <w:pPr>
-              <w:spacing w:before="40" w:after="40"/>
-              <w:jc w:val="left"/>
-            </w:pPr>
-            <w:r>
-              <w:rPr>
-                <w:rFonts w:ascii="Adani" w:hAnsi="Adani"/>
-                <w:b w:val="0"/>
-                <w:sz w:val="18"/>
-                <w:u w:val="none"/>
-              </w:rPr>
-              <w:t>NIL</w:t>
-            </w:r>
-          </w:p>
-        </w:tc>
-        <w:tc>
-          <w:tcPr>
-            <w:tcW w:type="dxa" w:w="1247"/>
-            <w:shd w:val="clear" w:color="auto" w:fill="FFFFFF"/>
-            <w:tcBorders>
-              <w:top w:val="single" w:sz="4" w:space="0" w:color="000000"/>
-              <w:left w:val="single" w:sz="4" w:space="0" w:color="000000"/>
-              <w:bottom w:val="single" w:sz="4" w:space="0" w:color="000000"/>
-              <w:right w:val="single" w:sz="4" w:space="0" w:color="000000"/>
-            </w:tcBorders>
-            <w:vAlign w:val="center"/>
-          </w:tcPr>
-          <w:p>
-            <w:pPr>
-              <w:spacing w:before="40" w:after="40"/>
-              <w:jc w:val="left"/>
-            </w:pPr>
-            <w:r>
-              <w:rPr>
-                <w:rFonts w:ascii="Adani" w:hAnsi="Adani"/>
-                <w:b w:val="0"/>
-                <w:sz w:val="18"/>
-                <w:u w:val="none"/>
-              </w:rPr>
-              <w:t>26/09/2024</w:t>
             </w:r>
           </w:p>
         </w:tc>
@@ -1988,7 +1988,7 @@
                 <w:sz w:val="18"/>
                 <w:u w:val="none"/>
               </w:rPr>
-              <w:t>Date:   27th May, 2026</w:t>
+              <w:t>Date:   09th June, 2026</w:t>
             </w:r>
           </w:p>
         </w:tc>
@@ -3025,7 +3025,7 @@
                 <w:sz w:val="18"/>
                 <w:u w:val="none"/>
               </w:rPr>
-              <w:t>Date:   27th May, 2026</w:t>
+              <w:t>Date:   09th June, 2026</w:t>
             </w:r>
           </w:p>
         </w:tc>
@@ -3186,7 +3186,7 @@
           <w:sz w:val="20"/>
           <w:u w:val="none"/>
         </w:rPr>
-        <w:t>27th May, 2026</w:t>
+        <w:t>09th June, 2026</w:t>
       </w:r>
     </w:p>
     <w:p>
@@ -3231,7 +3231,7 @@
           <w:sz w:val="20"/>
           <w:u w:val="none"/>
         </w:rPr>
-        <w:t>ADANI SOLAR ENERGY JODHPUR FIVE LIMITED</w:t>
+        <w:t>ADANI RENEWABLE ENERGY SIXTY FOUR LIMITED</w:t>
       </w:r>
     </w:p>
     <w:p>
@@ -3246,22 +3246,7 @@
           <w:sz w:val="20"/>
           <w:u w:val="none"/>
         </w:rPr>
-        <w:t>WIND ONE RENERGY LIMITED</w:t>
-      </w:r>
-    </w:p>
-    <w:p>
-      <w:pPr>
-        <w:spacing w:before="0" w:after="20"/>
-        <w:jc w:val="left"/>
-      </w:pPr>
-      <w:r>
-        <w:rPr>
-          <w:rFonts w:ascii="Adani" w:hAnsi="Adani"/>
-          <w:b/>
-          <w:sz w:val="20"/>
-          <w:u w:val="none"/>
-        </w:rPr>
-        <w:t>ADANI GREEN ENERGY LIMITED</w:t>
+        <w:t>ADANI SOLAR ENERGY AP SIX PRIVATE LIMITED</w:t>
       </w:r>
     </w:p>
     <w:p>
@@ -3306,7 +3291,37 @@
           <w:sz w:val="20"/>
           <w:u w:val="none"/>
         </w:rPr>
+        <w:t>ADANI SOLAR ENERGY JODHPUR FIVE LIMITED</w:t>
+      </w:r>
+    </w:p>
+    <w:p>
+      <w:pPr>
+        <w:spacing w:before="0" w:after="20"/>
+        <w:jc w:val="left"/>
+      </w:pPr>
+      <w:r>
+        <w:rPr>
+          <w:rFonts w:ascii="Adani" w:hAnsi="Adani"/>
+          <w:b/>
+          <w:sz w:val="20"/>
+          <w:u w:val="none"/>
+        </w:rPr>
         <w:t>WIND THREE RENERGY LIMITED</w:t>
+      </w:r>
+    </w:p>
+    <w:p>
+      <w:pPr>
+        <w:spacing w:before="0" w:after="20"/>
+        <w:jc w:val="left"/>
+      </w:pPr>
+      <w:r>
+        <w:rPr>
+          <w:rFonts w:ascii="Adani" w:hAnsi="Adani"/>
+          <w:b/>
+          <w:sz w:val="20"/>
+          <w:u w:val="none"/>
+        </w:rPr>
+        <w:t>WIND ONE RENERGY LIMITED</w:t>
       </w:r>
     </w:p>
     <w:p>
@@ -3336,7 +3351,7 @@
           <w:sz w:val="20"/>
           <w:u w:val="none"/>
         </w:rPr>
-        <w:t>ADANI RENEWABLE ENERGY NINE LIMITED</w:t>
+        <w:t>ADANI GREEN ENERGY LIMITED</w:t>
       </w:r>
     </w:p>
     <w:p>
@@ -3351,22 +3366,7 @@
           <w:sz w:val="20"/>
           <w:u w:val="none"/>
         </w:rPr>
-        <w:t>ADANI SOLAR ENERGY AP SIX PRIVATE LIMITED</w:t>
-      </w:r>
-    </w:p>
-    <w:p>
-      <w:pPr>
-        <w:spacing w:before="0" w:after="20"/>
-        <w:jc w:val="left"/>
-      </w:pPr>
-      <w:r>
-        <w:rPr>
-          <w:rFonts w:ascii="Adani" w:hAnsi="Adani"/>
-          <w:b/>
-          <w:sz w:val="20"/>
-          <w:u w:val="none"/>
-        </w:rPr>
-        <w:t>ADANI RENEWABLE ENERGY SIXTY FOUR LIMITED</w:t>
+        <w:t>ADANI RENEWABLE ENERGY NINE LIMITED</w:t>
       </w:r>
     </w:p>
     <w:p/>
@@ -3427,7 +3427,52 @@
           <w:sz w:val="20"/>
           <w:u w:val="none"/>
         </w:rPr>
+        <w:t>ADANI RENEWABLE ENERGY SIXTY FOUR LIMITED</w:t>
+      </w:r>
+    </w:p>
+    <w:p>
+      <w:pPr>
+        <w:spacing w:before="0" w:after="20"/>
+        <w:jc w:val="left"/>
+      </w:pPr>
+      <w:r>
+        <w:rPr>
+          <w:rFonts w:ascii="Adani" w:hAnsi="Adani"/>
+          <w:b w:val="0"/>
+          <w:sz w:val="20"/>
+          <w:u w:val="none"/>
+        </w:rPr>
+        <w:t>ADANI SOLAR ENERGY KA NINE LIMITED</w:t>
+      </w:r>
+    </w:p>
+    <w:p>
+      <w:pPr>
+        <w:spacing w:before="0" w:after="20"/>
+        <w:jc w:val="left"/>
+      </w:pPr>
+      <w:r>
+        <w:rPr>
+          <w:rFonts w:ascii="Adani" w:hAnsi="Adani"/>
+          <w:b w:val="0"/>
+          <w:sz w:val="20"/>
+          <w:u w:val="none"/>
+        </w:rPr>
         <w:t>ADANI SOLAR ENERGY JODHPUR FIVE LIMITED</w:t>
+      </w:r>
+    </w:p>
+    <w:p>
+      <w:pPr>
+        <w:spacing w:before="0" w:after="20"/>
+        <w:jc w:val="left"/>
+      </w:pPr>
+      <w:r>
+        <w:rPr>
+          <w:rFonts w:ascii="Adani" w:hAnsi="Adani"/>
+          <w:b w:val="0"/>
+          <w:sz w:val="20"/>
+          <w:u w:val="none"/>
+        </w:rPr>
+        <w:t>WIND THREE RENERGY LIMITED</w:t>
       </w:r>
     </w:p>
     <w:p>
@@ -3457,6 +3502,21 @@
           <w:sz w:val="20"/>
           <w:u w:val="none"/>
         </w:rPr>
+        <w:t>ADANI RENEWABLE ENERGY THIRTY SIX LIMITED</w:t>
+      </w:r>
+    </w:p>
+    <w:p>
+      <w:pPr>
+        <w:spacing w:before="0" w:after="20"/>
+        <w:jc w:val="left"/>
+      </w:pPr>
+      <w:r>
+        <w:rPr>
+          <w:rFonts w:ascii="Adani" w:hAnsi="Adani"/>
+          <w:b w:val="0"/>
+          <w:sz w:val="20"/>
+          <w:u w:val="none"/>
+        </w:rPr>
         <w:t>ADANI GREEN ENERGY LIMITED</w:t>
       </w:r>
     </w:p>
@@ -3472,67 +3532,7 @@
           <w:sz w:val="20"/>
           <w:u w:val="none"/>
         </w:rPr>
-        <w:t>ADANI SOLAR ENERGY KA NINE LIMITED</w:t>
-      </w:r>
-    </w:p>
-    <w:p>
-      <w:pPr>
-        <w:spacing w:before="0" w:after="20"/>
-        <w:jc w:val="left"/>
-      </w:pPr>
-      <w:r>
-        <w:rPr>
-          <w:rFonts w:ascii="Adani" w:hAnsi="Adani"/>
-          <w:b w:val="0"/>
-          <w:sz w:val="20"/>
-          <w:u w:val="none"/>
-        </w:rPr>
-        <w:t>WIND THREE RENERGY LIMITED</w:t>
-      </w:r>
-    </w:p>
-    <w:p>
-      <w:pPr>
-        <w:spacing w:before="0" w:after="20"/>
-        <w:jc w:val="left"/>
-      </w:pPr>
-      <w:r>
-        <w:rPr>
-          <w:rFonts w:ascii="Adani" w:hAnsi="Adani"/>
-          <w:b w:val="0"/>
-          <w:sz w:val="20"/>
-          <w:u w:val="none"/>
-        </w:rPr>
-        <w:t>ADANI RENEWABLE ENERGY THIRTY SIX LIMITED</w:t>
-      </w:r>
-    </w:p>
-    <w:p>
-      <w:pPr>
-        <w:spacing w:before="0" w:after="20"/>
-        <w:jc w:val="left"/>
-      </w:pPr>
-      <w:r>
-        <w:rPr>
-          <w:rFonts w:ascii="Adani" w:hAnsi="Adani"/>
-          <w:b w:val="0"/>
-          <w:sz w:val="20"/>
-          <w:u w:val="none"/>
-        </w:rPr>
         <w:t>ADANI RENEWABLE ENERGY NINE LIMITED</w:t>
-      </w:r>
-    </w:p>
-    <w:p>
-      <w:pPr>
-        <w:spacing w:before="0" w:after="20"/>
-        <w:jc w:val="left"/>
-      </w:pPr>
-      <w:r>
-        <w:rPr>
-          <w:rFonts w:ascii="Adani" w:hAnsi="Adani"/>
-          <w:b w:val="0"/>
-          <w:sz w:val="20"/>
-          <w:u w:val="none"/>
-        </w:rPr>
-        <w:t>ADANI RENEWABLE ENERGY SIXTY FOUR LIMITED</w:t>
       </w:r>
     </w:p>
     <w:p/>
@@ -3597,7 +3597,7 @@
           <w:sz w:val="20"/>
           <w:u w:val="none"/>
         </w:rPr>
-        <w:t>ADANI SOLAR ENERGY AP SEVEN PRIVATE LIMITED</w:t>
+        <w:t>ADANI SOLAR ENERGY AP SIX PRIVATE LIMITED</w:t>
       </w:r>
     </w:p>
     <w:p>
@@ -3612,7 +3612,7 @@
           <w:sz w:val="20"/>
           <w:u w:val="none"/>
         </w:rPr>
-        <w:t>ADANI SOLAR ENERGY AP SIX PRIVATE LIMITED</w:t>
+        <w:t>ADANI SOLAR ENERGY AP SEVEN PRIVATE LIMITED</w:t>
       </w:r>
     </w:p>
     <w:p/>
@@ -4543,6 +4543,462 @@
                 <w:sz w:val="18"/>
                 <w:u w:val="none"/>
               </w:rPr>
+              <w:t>U35105GJ2023PLC147013</w:t>
+            </w:r>
+          </w:p>
+        </w:tc>
+        <w:tc>
+          <w:tcPr>
+            <w:tcW w:type="dxa" w:w="4252"/>
+            <w:shd w:val="clear" w:color="auto" w:fill="FFFFFF"/>
+            <w:tcBorders>
+              <w:top w:val="single" w:sz="4" w:space="0" w:color="000000"/>
+              <w:left w:val="single" w:sz="4" w:space="0" w:color="000000"/>
+              <w:bottom w:val="single" w:sz="4" w:space="0" w:color="000000"/>
+              <w:right w:val="single" w:sz="4" w:space="0" w:color="000000"/>
+            </w:tcBorders>
+            <w:vAlign w:val="center"/>
+          </w:tcPr>
+          <w:p>
+            <w:pPr>
+              <w:spacing w:before="40" w:after="40"/>
+              <w:jc w:val="left"/>
+            </w:pPr>
+            <w:r>
+              <w:rPr>
+                <w:rFonts w:ascii="Adani" w:hAnsi="Adani"/>
+                <w:b w:val="0"/>
+                <w:sz w:val="18"/>
+                <w:u w:val="none"/>
+              </w:rPr>
+              <w:t>ADANI RENEWABLE ENERGY SIXTY FOUR LIMITED</w:t>
+            </w:r>
+          </w:p>
+        </w:tc>
+        <w:tc>
+          <w:tcPr>
+            <w:tcW w:type="dxa" w:w="1587"/>
+            <w:shd w:val="clear" w:color="auto" w:fill="FFFFFF"/>
+            <w:tcBorders>
+              <w:top w:val="single" w:sz="4" w:space="0" w:color="000000"/>
+              <w:left w:val="single" w:sz="4" w:space="0" w:color="000000"/>
+              <w:bottom w:val="single" w:sz="4" w:space="0" w:color="000000"/>
+              <w:right w:val="single" w:sz="4" w:space="0" w:color="000000"/>
+            </w:tcBorders>
+            <w:vAlign w:val="center"/>
+          </w:tcPr>
+          <w:p>
+            <w:pPr>
+              <w:spacing w:before="40" w:after="40"/>
+              <w:jc w:val="left"/>
+            </w:pPr>
+            <w:r>
+              <w:rPr>
+                <w:rFonts w:ascii="Adani" w:hAnsi="Adani"/>
+                <w:b w:val="0"/>
+                <w:sz w:val="18"/>
+                <w:u w:val="none"/>
+              </w:rPr>
+              <w:t>Director</w:t>
+            </w:r>
+          </w:p>
+        </w:tc>
+        <w:tc>
+          <w:tcPr>
+            <w:tcW w:type="dxa" w:w="1304"/>
+            <w:shd w:val="clear" w:color="auto" w:fill="FFFFFF"/>
+            <w:tcBorders>
+              <w:top w:val="single" w:sz="4" w:space="0" w:color="000000"/>
+              <w:left w:val="single" w:sz="4" w:space="0" w:color="000000"/>
+              <w:bottom w:val="single" w:sz="4" w:space="0" w:color="000000"/>
+              <w:right w:val="single" w:sz="4" w:space="0" w:color="000000"/>
+            </w:tcBorders>
+            <w:vAlign w:val="center"/>
+          </w:tcPr>
+          <w:p>
+            <w:pPr>
+              <w:spacing w:before="40" w:after="40"/>
+              <w:jc w:val="left"/>
+            </w:pPr>
+            <w:r>
+              <w:rPr>
+                <w:rFonts w:ascii="Adani" w:hAnsi="Adani"/>
+                <w:b w:val="0"/>
+                <w:sz w:val="18"/>
+                <w:u w:val="none"/>
+              </w:rPr>
+              <w:t>28/08/2025</w:t>
+            </w:r>
+          </w:p>
+        </w:tc>
+      </w:tr>
+      <w:tr>
+        <w:tc>
+          <w:tcPr>
+            <w:tcW w:type="dxa" w:w="2268"/>
+            <w:shd w:val="clear" w:color="auto" w:fill="FFFFFF"/>
+            <w:tcBorders>
+              <w:top w:val="single" w:sz="4" w:space="0" w:color="000000"/>
+              <w:left w:val="single" w:sz="4" w:space="0" w:color="000000"/>
+              <w:bottom w:val="single" w:sz="4" w:space="0" w:color="000000"/>
+              <w:right w:val="single" w:sz="4" w:space="0" w:color="000000"/>
+            </w:tcBorders>
+            <w:vAlign w:val="center"/>
+          </w:tcPr>
+          <w:p>
+            <w:pPr>
+              <w:spacing w:before="40" w:after="40"/>
+              <w:jc w:val="left"/>
+            </w:pPr>
+            <w:r>
+              <w:rPr>
+                <w:rFonts w:ascii="Adani" w:hAnsi="Adani"/>
+                <w:b w:val="0"/>
+                <w:sz w:val="18"/>
+                <w:u w:val="none"/>
+              </w:rPr>
+              <w:t>U74140GJ2015PTC166455</w:t>
+            </w:r>
+          </w:p>
+        </w:tc>
+        <w:tc>
+          <w:tcPr>
+            <w:tcW w:type="dxa" w:w="4252"/>
+            <w:shd w:val="clear" w:color="auto" w:fill="FFFFFF"/>
+            <w:tcBorders>
+              <w:top w:val="single" w:sz="4" w:space="0" w:color="000000"/>
+              <w:left w:val="single" w:sz="4" w:space="0" w:color="000000"/>
+              <w:bottom w:val="single" w:sz="4" w:space="0" w:color="000000"/>
+              <w:right w:val="single" w:sz="4" w:space="0" w:color="000000"/>
+            </w:tcBorders>
+            <w:vAlign w:val="center"/>
+          </w:tcPr>
+          <w:p>
+            <w:pPr>
+              <w:spacing w:before="40" w:after="40"/>
+              <w:jc w:val="left"/>
+            </w:pPr>
+            <w:r>
+              <w:rPr>
+                <w:rFonts w:ascii="Adani" w:hAnsi="Adani"/>
+                <w:b w:val="0"/>
+                <w:sz w:val="18"/>
+                <w:u w:val="none"/>
+              </w:rPr>
+              <w:t>ADANI SOLAR ENERGY AP SIX PRIVATE LIMITED</w:t>
+            </w:r>
+          </w:p>
+        </w:tc>
+        <w:tc>
+          <w:tcPr>
+            <w:tcW w:type="dxa" w:w="1587"/>
+            <w:shd w:val="clear" w:color="auto" w:fill="FFFFFF"/>
+            <w:tcBorders>
+              <w:top w:val="single" w:sz="4" w:space="0" w:color="000000"/>
+              <w:left w:val="single" w:sz="4" w:space="0" w:color="000000"/>
+              <w:bottom w:val="single" w:sz="4" w:space="0" w:color="000000"/>
+              <w:right w:val="single" w:sz="4" w:space="0" w:color="000000"/>
+            </w:tcBorders>
+            <w:vAlign w:val="center"/>
+          </w:tcPr>
+          <w:p>
+            <w:pPr>
+              <w:spacing w:before="40" w:after="40"/>
+              <w:jc w:val="left"/>
+            </w:pPr>
+            <w:r>
+              <w:rPr>
+                <w:rFonts w:ascii="Adani" w:hAnsi="Adani"/>
+                <w:b w:val="0"/>
+                <w:sz w:val="18"/>
+                <w:u w:val="none"/>
+              </w:rPr>
+              <w:t>Director</w:t>
+            </w:r>
+          </w:p>
+        </w:tc>
+        <w:tc>
+          <w:tcPr>
+            <w:tcW w:type="dxa" w:w="1304"/>
+            <w:shd w:val="clear" w:color="auto" w:fill="FFFFFF"/>
+            <w:tcBorders>
+              <w:top w:val="single" w:sz="4" w:space="0" w:color="000000"/>
+              <w:left w:val="single" w:sz="4" w:space="0" w:color="000000"/>
+              <w:bottom w:val="single" w:sz="4" w:space="0" w:color="000000"/>
+              <w:right w:val="single" w:sz="4" w:space="0" w:color="000000"/>
+            </w:tcBorders>
+            <w:vAlign w:val="center"/>
+          </w:tcPr>
+          <w:p>
+            <w:pPr>
+              <w:spacing w:before="40" w:after="40"/>
+              <w:jc w:val="left"/>
+            </w:pPr>
+            <w:r>
+              <w:rPr>
+                <w:rFonts w:ascii="Adani" w:hAnsi="Adani"/>
+                <w:b w:val="0"/>
+                <w:sz w:val="18"/>
+                <w:u w:val="none"/>
+              </w:rPr>
+              <w:t>24/06/2025</w:t>
+            </w:r>
+          </w:p>
+        </w:tc>
+      </w:tr>
+      <w:tr>
+        <w:tc>
+          <w:tcPr>
+            <w:tcW w:type="dxa" w:w="2268"/>
+            <w:shd w:val="clear" w:color="auto" w:fill="FFFFFF"/>
+            <w:tcBorders>
+              <w:top w:val="single" w:sz="4" w:space="0" w:color="000000"/>
+              <w:left w:val="single" w:sz="4" w:space="0" w:color="000000"/>
+              <w:bottom w:val="single" w:sz="4" w:space="0" w:color="000000"/>
+              <w:right w:val="single" w:sz="4" w:space="0" w:color="000000"/>
+            </w:tcBorders>
+            <w:vAlign w:val="center"/>
+          </w:tcPr>
+          <w:p>
+            <w:pPr>
+              <w:spacing w:before="40" w:after="40"/>
+              <w:jc w:val="left"/>
+            </w:pPr>
+            <w:r>
+              <w:rPr>
+                <w:rFonts w:ascii="Adani" w:hAnsi="Adani"/>
+                <w:b w:val="0"/>
+                <w:sz w:val="18"/>
+                <w:u w:val="none"/>
+              </w:rPr>
+              <w:t>U74999DL2018PLC336949</w:t>
+            </w:r>
+          </w:p>
+        </w:tc>
+        <w:tc>
+          <w:tcPr>
+            <w:tcW w:type="dxa" w:w="4252"/>
+            <w:shd w:val="clear" w:color="auto" w:fill="FFFFFF"/>
+            <w:tcBorders>
+              <w:top w:val="single" w:sz="4" w:space="0" w:color="000000"/>
+              <w:left w:val="single" w:sz="4" w:space="0" w:color="000000"/>
+              <w:bottom w:val="single" w:sz="4" w:space="0" w:color="000000"/>
+              <w:right w:val="single" w:sz="4" w:space="0" w:color="000000"/>
+            </w:tcBorders>
+            <w:vAlign w:val="center"/>
+          </w:tcPr>
+          <w:p>
+            <w:pPr>
+              <w:spacing w:before="40" w:after="40"/>
+              <w:jc w:val="left"/>
+            </w:pPr>
+            <w:r>
+              <w:rPr>
+                <w:rFonts w:ascii="Adani" w:hAnsi="Adani"/>
+                <w:b w:val="0"/>
+                <w:sz w:val="18"/>
+                <w:u w:val="none"/>
+              </w:rPr>
+              <w:t>ADANI SOLAR ENERGY KA NINE LIMITED</w:t>
+            </w:r>
+          </w:p>
+        </w:tc>
+        <w:tc>
+          <w:tcPr>
+            <w:tcW w:type="dxa" w:w="1587"/>
+            <w:shd w:val="clear" w:color="auto" w:fill="FFFFFF"/>
+            <w:tcBorders>
+              <w:top w:val="single" w:sz="4" w:space="0" w:color="000000"/>
+              <w:left w:val="single" w:sz="4" w:space="0" w:color="000000"/>
+              <w:bottom w:val="single" w:sz="4" w:space="0" w:color="000000"/>
+              <w:right w:val="single" w:sz="4" w:space="0" w:color="000000"/>
+            </w:tcBorders>
+            <w:vAlign w:val="center"/>
+          </w:tcPr>
+          <w:p>
+            <w:pPr>
+              <w:spacing w:before="40" w:after="40"/>
+              <w:jc w:val="left"/>
+            </w:pPr>
+            <w:r>
+              <w:rPr>
+                <w:rFonts w:ascii="Adani" w:hAnsi="Adani"/>
+                <w:b w:val="0"/>
+                <w:sz w:val="18"/>
+                <w:u w:val="none"/>
+              </w:rPr>
+              <w:t>Director</w:t>
+            </w:r>
+          </w:p>
+        </w:tc>
+        <w:tc>
+          <w:tcPr>
+            <w:tcW w:type="dxa" w:w="1304"/>
+            <w:shd w:val="clear" w:color="auto" w:fill="FFFFFF"/>
+            <w:tcBorders>
+              <w:top w:val="single" w:sz="4" w:space="0" w:color="000000"/>
+              <w:left w:val="single" w:sz="4" w:space="0" w:color="000000"/>
+              <w:bottom w:val="single" w:sz="4" w:space="0" w:color="000000"/>
+              <w:right w:val="single" w:sz="4" w:space="0" w:color="000000"/>
+            </w:tcBorders>
+            <w:vAlign w:val="center"/>
+          </w:tcPr>
+          <w:p>
+            <w:pPr>
+              <w:spacing w:before="40" w:after="40"/>
+              <w:jc w:val="left"/>
+            </w:pPr>
+            <w:r>
+              <w:rPr>
+                <w:rFonts w:ascii="Adani" w:hAnsi="Adani"/>
+                <w:b w:val="0"/>
+                <w:sz w:val="18"/>
+                <w:u w:val="none"/>
+              </w:rPr>
+              <w:t>24/06/2025</w:t>
+            </w:r>
+          </w:p>
+        </w:tc>
+      </w:tr>
+      <w:tr>
+        <w:tc>
+          <w:tcPr>
+            <w:tcW w:type="dxa" w:w="2268"/>
+            <w:shd w:val="clear" w:color="auto" w:fill="FFFFFF"/>
+            <w:tcBorders>
+              <w:top w:val="single" w:sz="4" w:space="0" w:color="000000"/>
+              <w:left w:val="single" w:sz="4" w:space="0" w:color="000000"/>
+              <w:bottom w:val="single" w:sz="4" w:space="0" w:color="000000"/>
+              <w:right w:val="single" w:sz="4" w:space="0" w:color="000000"/>
+            </w:tcBorders>
+            <w:vAlign w:val="center"/>
+          </w:tcPr>
+          <w:p>
+            <w:pPr>
+              <w:spacing w:before="40" w:after="40"/>
+              <w:jc w:val="left"/>
+            </w:pPr>
+            <w:r>
+              <w:rPr>
+                <w:rFonts w:ascii="Adani" w:hAnsi="Adani"/>
+                <w:b w:val="0"/>
+                <w:sz w:val="18"/>
+                <w:u w:val="none"/>
+              </w:rPr>
+              <w:t>U74999GJ2018PTC166538</w:t>
+            </w:r>
+          </w:p>
+        </w:tc>
+        <w:tc>
+          <w:tcPr>
+            <w:tcW w:type="dxa" w:w="4252"/>
+            <w:shd w:val="clear" w:color="auto" w:fill="FFFFFF"/>
+            <w:tcBorders>
+              <w:top w:val="single" w:sz="4" w:space="0" w:color="000000"/>
+              <w:left w:val="single" w:sz="4" w:space="0" w:color="000000"/>
+              <w:bottom w:val="single" w:sz="4" w:space="0" w:color="000000"/>
+              <w:right w:val="single" w:sz="4" w:space="0" w:color="000000"/>
+            </w:tcBorders>
+            <w:vAlign w:val="center"/>
+          </w:tcPr>
+          <w:p>
+            <w:pPr>
+              <w:spacing w:before="40" w:after="40"/>
+              <w:jc w:val="left"/>
+            </w:pPr>
+            <w:r>
+              <w:rPr>
+                <w:rFonts w:ascii="Adani" w:hAnsi="Adani"/>
+                <w:b w:val="0"/>
+                <w:sz w:val="18"/>
+                <w:u w:val="none"/>
+              </w:rPr>
+              <w:t>ADANI SOLAR ENERGY AP SEVEN PRIVATE LIMITED</w:t>
+            </w:r>
+          </w:p>
+        </w:tc>
+        <w:tc>
+          <w:tcPr>
+            <w:tcW w:type="dxa" w:w="1587"/>
+            <w:shd w:val="clear" w:color="auto" w:fill="FFFFFF"/>
+            <w:tcBorders>
+              <w:top w:val="single" w:sz="4" w:space="0" w:color="000000"/>
+              <w:left w:val="single" w:sz="4" w:space="0" w:color="000000"/>
+              <w:bottom w:val="single" w:sz="4" w:space="0" w:color="000000"/>
+              <w:right w:val="single" w:sz="4" w:space="0" w:color="000000"/>
+            </w:tcBorders>
+            <w:vAlign w:val="center"/>
+          </w:tcPr>
+          <w:p>
+            <w:pPr>
+              <w:spacing w:before="40" w:after="40"/>
+              <w:jc w:val="left"/>
+            </w:pPr>
+            <w:r>
+              <w:rPr>
+                <w:rFonts w:ascii="Adani" w:hAnsi="Adani"/>
+                <w:b w:val="0"/>
+                <w:sz w:val="18"/>
+                <w:u w:val="none"/>
+              </w:rPr>
+              <w:t>Director</w:t>
+            </w:r>
+          </w:p>
+        </w:tc>
+        <w:tc>
+          <w:tcPr>
+            <w:tcW w:type="dxa" w:w="1304"/>
+            <w:shd w:val="clear" w:color="auto" w:fill="FFFFFF"/>
+            <w:tcBorders>
+              <w:top w:val="single" w:sz="4" w:space="0" w:color="000000"/>
+              <w:left w:val="single" w:sz="4" w:space="0" w:color="000000"/>
+              <w:bottom w:val="single" w:sz="4" w:space="0" w:color="000000"/>
+              <w:right w:val="single" w:sz="4" w:space="0" w:color="000000"/>
+            </w:tcBorders>
+            <w:vAlign w:val="center"/>
+          </w:tcPr>
+          <w:p>
+            <w:pPr>
+              <w:spacing w:before="40" w:after="40"/>
+              <w:jc w:val="left"/>
+            </w:pPr>
+            <w:r>
+              <w:rPr>
+                <w:rFonts w:ascii="Adani" w:hAnsi="Adani"/>
+                <w:b w:val="0"/>
+                <w:sz w:val="18"/>
+                <w:u w:val="none"/>
+              </w:rPr>
+              <w:t>24/06/2025</w:t>
+            </w:r>
+          </w:p>
+        </w:tc>
+      </w:tr>
+      <w:tr>
+        <w:tc>
+          <w:tcPr>
+            <w:tcW w:type="dxa" w:w="2268"/>
+            <w:shd w:val="clear" w:color="auto" w:fill="FFFFFF"/>
+            <w:tcBorders>
+              <w:top w:val="single" w:sz="4" w:space="0" w:color="000000"/>
+              <w:left w:val="single" w:sz="4" w:space="0" w:color="000000"/>
+              <w:bottom w:val="single" w:sz="4" w:space="0" w:color="000000"/>
+              <w:right w:val="single" w:sz="4" w:space="0" w:color="000000"/>
+            </w:tcBorders>
+            <w:vAlign w:val="center"/>
+          </w:tcPr>
+          <w:p>
+            <w:pPr>
+              <w:spacing w:before="40" w:after="40"/>
+              <w:jc w:val="left"/>
+            </w:pPr>
+            <w:r>
+              <w:rPr>
+                <w:rFonts w:ascii="Adani" w:hAnsi="Adani"/>
+                <w:b w:val="0"/>
+                <w:sz w:val="18"/>
+                <w:u w:val="none"/>
+              </w:rPr>
               <w:t>U74999DL2018PLC331864</w:t>
             </w:r>
           </w:p>
@@ -4628,6 +5084,120 @@
                 <w:u w:val="none"/>
               </w:rPr>
               <w:t>24/06/2025</w:t>
+            </w:r>
+          </w:p>
+        </w:tc>
+      </w:tr>
+      <w:tr>
+        <w:tc>
+          <w:tcPr>
+            <w:tcW w:type="dxa" w:w="2268"/>
+            <w:shd w:val="clear" w:color="auto" w:fill="FFFFFF"/>
+            <w:tcBorders>
+              <w:top w:val="single" w:sz="4" w:space="0" w:color="000000"/>
+              <w:left w:val="single" w:sz="4" w:space="0" w:color="000000"/>
+              <w:bottom w:val="single" w:sz="4" w:space="0" w:color="000000"/>
+              <w:right w:val="single" w:sz="4" w:space="0" w:color="000000"/>
+            </w:tcBorders>
+            <w:vAlign w:val="center"/>
+          </w:tcPr>
+          <w:p>
+            <w:pPr>
+              <w:spacing w:before="40" w:after="40"/>
+              <w:jc w:val="left"/>
+            </w:pPr>
+            <w:r>
+              <w:rPr>
+                <w:rFonts w:ascii="Adani" w:hAnsi="Adani"/>
+                <w:b w:val="0"/>
+                <w:sz w:val="18"/>
+                <w:u w:val="none"/>
+              </w:rPr>
+              <w:t>U40200GJ2017PLC096956</w:t>
+            </w:r>
+          </w:p>
+        </w:tc>
+        <w:tc>
+          <w:tcPr>
+            <w:tcW w:type="dxa" w:w="4252"/>
+            <w:shd w:val="clear" w:color="auto" w:fill="FFFFFF"/>
+            <w:tcBorders>
+              <w:top w:val="single" w:sz="4" w:space="0" w:color="000000"/>
+              <w:left w:val="single" w:sz="4" w:space="0" w:color="000000"/>
+              <w:bottom w:val="single" w:sz="4" w:space="0" w:color="000000"/>
+              <w:right w:val="single" w:sz="4" w:space="0" w:color="000000"/>
+            </w:tcBorders>
+            <w:vAlign w:val="center"/>
+          </w:tcPr>
+          <w:p>
+            <w:pPr>
+              <w:spacing w:before="40" w:after="40"/>
+              <w:jc w:val="left"/>
+            </w:pPr>
+            <w:r>
+              <w:rPr>
+                <w:rFonts w:ascii="Adani" w:hAnsi="Adani"/>
+                <w:b w:val="0"/>
+                <w:sz w:val="18"/>
+                <w:u w:val="none"/>
+              </w:rPr>
+              <w:t>WIND THREE RENERGY LIMITED</w:t>
+            </w:r>
+          </w:p>
+        </w:tc>
+        <w:tc>
+          <w:tcPr>
+            <w:tcW w:type="dxa" w:w="1587"/>
+            <w:shd w:val="clear" w:color="auto" w:fill="FFFFFF"/>
+            <w:tcBorders>
+              <w:top w:val="single" w:sz="4" w:space="0" w:color="000000"/>
+              <w:left w:val="single" w:sz="4" w:space="0" w:color="000000"/>
+              <w:bottom w:val="single" w:sz="4" w:space="0" w:color="000000"/>
+              <w:right w:val="single" w:sz="4" w:space="0" w:color="000000"/>
+            </w:tcBorders>
+            <w:vAlign w:val="center"/>
+          </w:tcPr>
+          <w:p>
+            <w:pPr>
+              <w:spacing w:before="40" w:after="40"/>
+              <w:jc w:val="left"/>
+            </w:pPr>
+            <w:r>
+              <w:rPr>
+                <w:rFonts w:ascii="Adani" w:hAnsi="Adani"/>
+                <w:b w:val="0"/>
+                <w:sz w:val="18"/>
+                <w:u w:val="none"/>
+              </w:rPr>
+              <w:t>Director</w:t>
+            </w:r>
+          </w:p>
+        </w:tc>
+        <w:tc>
+          <w:tcPr>
+            <w:tcW w:type="dxa" w:w="1304"/>
+            <w:shd w:val="clear" w:color="auto" w:fill="FFFFFF"/>
+            <w:tcBorders>
+              <w:top w:val="single" w:sz="4" w:space="0" w:color="000000"/>
+              <w:left w:val="single" w:sz="4" w:space="0" w:color="000000"/>
+              <w:bottom w:val="single" w:sz="4" w:space="0" w:color="000000"/>
+              <w:right w:val="single" w:sz="4" w:space="0" w:color="000000"/>
+            </w:tcBorders>
+            <w:vAlign w:val="center"/>
+          </w:tcPr>
+          <w:p>
+            <w:pPr>
+              <w:spacing w:before="40" w:after="40"/>
+              <w:jc w:val="left"/>
+            </w:pPr>
+            <w:r>
+              <w:rPr>
+                <w:rFonts w:ascii="Adani" w:hAnsi="Adani"/>
+                <w:b w:val="0"/>
+                <w:sz w:val="18"/>
+                <w:u w:val="none"/>
+              </w:rPr>
+              <w:t>23/06/2025</w:t>
             </w:r>
           </w:p>
         </w:tc>
@@ -4771,6 +5341,120 @@
                 <w:sz w:val="18"/>
                 <w:u w:val="none"/>
               </w:rPr>
+              <w:t>U40100GJ2022PLC135884</w:t>
+            </w:r>
+          </w:p>
+        </w:tc>
+        <w:tc>
+          <w:tcPr>
+            <w:tcW w:type="dxa" w:w="4252"/>
+            <w:shd w:val="clear" w:color="auto" w:fill="FFFFFF"/>
+            <w:tcBorders>
+              <w:top w:val="single" w:sz="4" w:space="0" w:color="000000"/>
+              <w:left w:val="single" w:sz="4" w:space="0" w:color="000000"/>
+              <w:bottom w:val="single" w:sz="4" w:space="0" w:color="000000"/>
+              <w:right w:val="single" w:sz="4" w:space="0" w:color="000000"/>
+            </w:tcBorders>
+            <w:vAlign w:val="center"/>
+          </w:tcPr>
+          <w:p>
+            <w:pPr>
+              <w:spacing w:before="40" w:after="40"/>
+              <w:jc w:val="left"/>
+            </w:pPr>
+            <w:r>
+              <w:rPr>
+                <w:rFonts w:ascii="Adani" w:hAnsi="Adani"/>
+                <w:b w:val="0"/>
+                <w:sz w:val="18"/>
+                <w:u w:val="none"/>
+              </w:rPr>
+              <w:t>ADANI RENEWABLE ENERGY THIRTY SIX LIMITED</w:t>
+            </w:r>
+          </w:p>
+        </w:tc>
+        <w:tc>
+          <w:tcPr>
+            <w:tcW w:type="dxa" w:w="1587"/>
+            <w:shd w:val="clear" w:color="auto" w:fill="FFFFFF"/>
+            <w:tcBorders>
+              <w:top w:val="single" w:sz="4" w:space="0" w:color="000000"/>
+              <w:left w:val="single" w:sz="4" w:space="0" w:color="000000"/>
+              <w:bottom w:val="single" w:sz="4" w:space="0" w:color="000000"/>
+              <w:right w:val="single" w:sz="4" w:space="0" w:color="000000"/>
+            </w:tcBorders>
+            <w:vAlign w:val="center"/>
+          </w:tcPr>
+          <w:p>
+            <w:pPr>
+              <w:spacing w:before="40" w:after="40"/>
+              <w:jc w:val="left"/>
+            </w:pPr>
+            <w:r>
+              <w:rPr>
+                <w:rFonts w:ascii="Adani" w:hAnsi="Adani"/>
+                <w:b w:val="0"/>
+                <w:sz w:val="18"/>
+                <w:u w:val="none"/>
+              </w:rPr>
+              <w:t>Director</w:t>
+            </w:r>
+          </w:p>
+        </w:tc>
+        <w:tc>
+          <w:tcPr>
+            <w:tcW w:type="dxa" w:w="1304"/>
+            <w:shd w:val="clear" w:color="auto" w:fill="FFFFFF"/>
+            <w:tcBorders>
+              <w:top w:val="single" w:sz="4" w:space="0" w:color="000000"/>
+              <w:left w:val="single" w:sz="4" w:space="0" w:color="000000"/>
+              <w:bottom w:val="single" w:sz="4" w:space="0" w:color="000000"/>
+              <w:right w:val="single" w:sz="4" w:space="0" w:color="000000"/>
+            </w:tcBorders>
+            <w:vAlign w:val="center"/>
+          </w:tcPr>
+          <w:p>
+            <w:pPr>
+              <w:spacing w:before="40" w:after="40"/>
+              <w:jc w:val="left"/>
+            </w:pPr>
+            <w:r>
+              <w:rPr>
+                <w:rFonts w:ascii="Adani" w:hAnsi="Adani"/>
+                <w:b w:val="0"/>
+                <w:sz w:val="18"/>
+                <w:u w:val="none"/>
+              </w:rPr>
+              <w:t>20/06/2025</w:t>
+            </w:r>
+          </w:p>
+        </w:tc>
+      </w:tr>
+      <w:tr>
+        <w:tc>
+          <w:tcPr>
+            <w:tcW w:type="dxa" w:w="2268"/>
+            <w:shd w:val="clear" w:color="auto" w:fill="FFFFFF"/>
+            <w:tcBorders>
+              <w:top w:val="single" w:sz="4" w:space="0" w:color="000000"/>
+              <w:left w:val="single" w:sz="4" w:space="0" w:color="000000"/>
+              <w:bottom w:val="single" w:sz="4" w:space="0" w:color="000000"/>
+              <w:right w:val="single" w:sz="4" w:space="0" w:color="000000"/>
+            </w:tcBorders>
+            <w:vAlign w:val="center"/>
+          </w:tcPr>
+          <w:p>
+            <w:pPr>
+              <w:spacing w:before="40" w:after="40"/>
+              <w:jc w:val="left"/>
+            </w:pPr>
+            <w:r>
+              <w:rPr>
+                <w:rFonts w:ascii="Adani" w:hAnsi="Adani"/>
+                <w:b w:val="0"/>
+                <w:sz w:val="18"/>
+                <w:u w:val="none"/>
+              </w:rPr>
               <w:t>L40106GJ2015PLC082007</w:t>
             </w:r>
           </w:p>
@@ -4885,462 +5569,6 @@
                 <w:sz w:val="18"/>
                 <w:u w:val="none"/>
               </w:rPr>
-              <w:t>U74999DL2018PLC336949</w:t>
-            </w:r>
-          </w:p>
-        </w:tc>
-        <w:tc>
-          <w:tcPr>
-            <w:tcW w:type="dxa" w:w="4252"/>
-            <w:shd w:val="clear" w:color="auto" w:fill="FFFFFF"/>
-            <w:tcBorders>
-              <w:top w:val="single" w:sz="4" w:space="0" w:color="000000"/>
-              <w:left w:val="single" w:sz="4" w:space="0" w:color="000000"/>
-              <w:bottom w:val="single" w:sz="4" w:space="0" w:color="000000"/>
-              <w:right w:val="single" w:sz="4" w:space="0" w:color="000000"/>
-            </w:tcBorders>
-            <w:vAlign w:val="center"/>
-          </w:tcPr>
-          <w:p>
-            <w:pPr>
-              <w:spacing w:before="40" w:after="40"/>
-              <w:jc w:val="left"/>
-            </w:pPr>
-            <w:r>
-              <w:rPr>
-                <w:rFonts w:ascii="Adani" w:hAnsi="Adani"/>
-                <w:b w:val="0"/>
-                <w:sz w:val="18"/>
-                <w:u w:val="none"/>
-              </w:rPr>
-              <w:t>ADANI SOLAR ENERGY KA NINE LIMITED</w:t>
-            </w:r>
-          </w:p>
-        </w:tc>
-        <w:tc>
-          <w:tcPr>
-            <w:tcW w:type="dxa" w:w="1587"/>
-            <w:shd w:val="clear" w:color="auto" w:fill="FFFFFF"/>
-            <w:tcBorders>
-              <w:top w:val="single" w:sz="4" w:space="0" w:color="000000"/>
-              <w:left w:val="single" w:sz="4" w:space="0" w:color="000000"/>
-              <w:bottom w:val="single" w:sz="4" w:space="0" w:color="000000"/>
-              <w:right w:val="single" w:sz="4" w:space="0" w:color="000000"/>
-            </w:tcBorders>
-            <w:vAlign w:val="center"/>
-          </w:tcPr>
-          <w:p>
-            <w:pPr>
-              <w:spacing w:before="40" w:after="40"/>
-              <w:jc w:val="left"/>
-            </w:pPr>
-            <w:r>
-              <w:rPr>
-                <w:rFonts w:ascii="Adani" w:hAnsi="Adani"/>
-                <w:b w:val="0"/>
-                <w:sz w:val="18"/>
-                <w:u w:val="none"/>
-              </w:rPr>
-              <w:t>Additional Director</w:t>
-            </w:r>
-          </w:p>
-        </w:tc>
-        <w:tc>
-          <w:tcPr>
-            <w:tcW w:type="dxa" w:w="1304"/>
-            <w:shd w:val="clear" w:color="auto" w:fill="FFFFFF"/>
-            <w:tcBorders>
-              <w:top w:val="single" w:sz="4" w:space="0" w:color="000000"/>
-              <w:left w:val="single" w:sz="4" w:space="0" w:color="000000"/>
-              <w:bottom w:val="single" w:sz="4" w:space="0" w:color="000000"/>
-              <w:right w:val="single" w:sz="4" w:space="0" w:color="000000"/>
-            </w:tcBorders>
-            <w:vAlign w:val="center"/>
-          </w:tcPr>
-          <w:p>
-            <w:pPr>
-              <w:spacing w:before="40" w:after="40"/>
-              <w:jc w:val="left"/>
-            </w:pPr>
-            <w:r>
-              <w:rPr>
-                <w:rFonts w:ascii="Adani" w:hAnsi="Adani"/>
-                <w:b w:val="0"/>
-                <w:sz w:val="18"/>
-                <w:u w:val="none"/>
-              </w:rPr>
-              <w:t>30/09/2024</w:t>
-            </w:r>
-          </w:p>
-        </w:tc>
-      </w:tr>
-      <w:tr>
-        <w:tc>
-          <w:tcPr>
-            <w:tcW w:type="dxa" w:w="2268"/>
-            <w:shd w:val="clear" w:color="auto" w:fill="FFFFFF"/>
-            <w:tcBorders>
-              <w:top w:val="single" w:sz="4" w:space="0" w:color="000000"/>
-              <w:left w:val="single" w:sz="4" w:space="0" w:color="000000"/>
-              <w:bottom w:val="single" w:sz="4" w:space="0" w:color="000000"/>
-              <w:right w:val="single" w:sz="4" w:space="0" w:color="000000"/>
-            </w:tcBorders>
-            <w:vAlign w:val="center"/>
-          </w:tcPr>
-          <w:p>
-            <w:pPr>
-              <w:spacing w:before="40" w:after="40"/>
-              <w:jc w:val="left"/>
-            </w:pPr>
-            <w:r>
-              <w:rPr>
-                <w:rFonts w:ascii="Adani" w:hAnsi="Adani"/>
-                <w:b w:val="0"/>
-                <w:sz w:val="18"/>
-                <w:u w:val="none"/>
-              </w:rPr>
-              <w:t>U74999GJ2018PTC166538</w:t>
-            </w:r>
-          </w:p>
-        </w:tc>
-        <w:tc>
-          <w:tcPr>
-            <w:tcW w:type="dxa" w:w="4252"/>
-            <w:shd w:val="clear" w:color="auto" w:fill="FFFFFF"/>
-            <w:tcBorders>
-              <w:top w:val="single" w:sz="4" w:space="0" w:color="000000"/>
-              <w:left w:val="single" w:sz="4" w:space="0" w:color="000000"/>
-              <w:bottom w:val="single" w:sz="4" w:space="0" w:color="000000"/>
-              <w:right w:val="single" w:sz="4" w:space="0" w:color="000000"/>
-            </w:tcBorders>
-            <w:vAlign w:val="center"/>
-          </w:tcPr>
-          <w:p>
-            <w:pPr>
-              <w:spacing w:before="40" w:after="40"/>
-              <w:jc w:val="left"/>
-            </w:pPr>
-            <w:r>
-              <w:rPr>
-                <w:rFonts w:ascii="Adani" w:hAnsi="Adani"/>
-                <w:b w:val="0"/>
-                <w:sz w:val="18"/>
-                <w:u w:val="none"/>
-              </w:rPr>
-              <w:t>ADANI SOLAR ENERGY AP SEVEN PRIVATE LIMITED</w:t>
-            </w:r>
-          </w:p>
-        </w:tc>
-        <w:tc>
-          <w:tcPr>
-            <w:tcW w:type="dxa" w:w="1587"/>
-            <w:shd w:val="clear" w:color="auto" w:fill="FFFFFF"/>
-            <w:tcBorders>
-              <w:top w:val="single" w:sz="4" w:space="0" w:color="000000"/>
-              <w:left w:val="single" w:sz="4" w:space="0" w:color="000000"/>
-              <w:bottom w:val="single" w:sz="4" w:space="0" w:color="000000"/>
-              <w:right w:val="single" w:sz="4" w:space="0" w:color="000000"/>
-            </w:tcBorders>
-            <w:vAlign w:val="center"/>
-          </w:tcPr>
-          <w:p>
-            <w:pPr>
-              <w:spacing w:before="40" w:after="40"/>
-              <w:jc w:val="left"/>
-            </w:pPr>
-            <w:r>
-              <w:rPr>
-                <w:rFonts w:ascii="Adani" w:hAnsi="Adani"/>
-                <w:b w:val="0"/>
-                <w:sz w:val="18"/>
-                <w:u w:val="none"/>
-              </w:rPr>
-              <w:t>Additional Director</w:t>
-            </w:r>
-          </w:p>
-        </w:tc>
-        <w:tc>
-          <w:tcPr>
-            <w:tcW w:type="dxa" w:w="1304"/>
-            <w:shd w:val="clear" w:color="auto" w:fill="FFFFFF"/>
-            <w:tcBorders>
-              <w:top w:val="single" w:sz="4" w:space="0" w:color="000000"/>
-              <w:left w:val="single" w:sz="4" w:space="0" w:color="000000"/>
-              <w:bottom w:val="single" w:sz="4" w:space="0" w:color="000000"/>
-              <w:right w:val="single" w:sz="4" w:space="0" w:color="000000"/>
-            </w:tcBorders>
-            <w:vAlign w:val="center"/>
-          </w:tcPr>
-          <w:p>
-            <w:pPr>
-              <w:spacing w:before="40" w:after="40"/>
-              <w:jc w:val="left"/>
-            </w:pPr>
-            <w:r>
-              <w:rPr>
-                <w:rFonts w:ascii="Adani" w:hAnsi="Adani"/>
-                <w:b w:val="0"/>
-                <w:sz w:val="18"/>
-                <w:u w:val="none"/>
-              </w:rPr>
-              <w:t>30/09/2024</w:t>
-            </w:r>
-          </w:p>
-        </w:tc>
-      </w:tr>
-      <w:tr>
-        <w:tc>
-          <w:tcPr>
-            <w:tcW w:type="dxa" w:w="2268"/>
-            <w:shd w:val="clear" w:color="auto" w:fill="FFFFFF"/>
-            <w:tcBorders>
-              <w:top w:val="single" w:sz="4" w:space="0" w:color="000000"/>
-              <w:left w:val="single" w:sz="4" w:space="0" w:color="000000"/>
-              <w:bottom w:val="single" w:sz="4" w:space="0" w:color="000000"/>
-              <w:right w:val="single" w:sz="4" w:space="0" w:color="000000"/>
-            </w:tcBorders>
-            <w:vAlign w:val="center"/>
-          </w:tcPr>
-          <w:p>
-            <w:pPr>
-              <w:spacing w:before="40" w:after="40"/>
-              <w:jc w:val="left"/>
-            </w:pPr>
-            <w:r>
-              <w:rPr>
-                <w:rFonts w:ascii="Adani" w:hAnsi="Adani"/>
-                <w:b w:val="0"/>
-                <w:sz w:val="18"/>
-                <w:u w:val="none"/>
-              </w:rPr>
-              <w:t>U40200GJ2017PLC096956</w:t>
-            </w:r>
-          </w:p>
-        </w:tc>
-        <w:tc>
-          <w:tcPr>
-            <w:tcW w:type="dxa" w:w="4252"/>
-            <w:shd w:val="clear" w:color="auto" w:fill="FFFFFF"/>
-            <w:tcBorders>
-              <w:top w:val="single" w:sz="4" w:space="0" w:color="000000"/>
-              <w:left w:val="single" w:sz="4" w:space="0" w:color="000000"/>
-              <w:bottom w:val="single" w:sz="4" w:space="0" w:color="000000"/>
-              <w:right w:val="single" w:sz="4" w:space="0" w:color="000000"/>
-            </w:tcBorders>
-            <w:vAlign w:val="center"/>
-          </w:tcPr>
-          <w:p>
-            <w:pPr>
-              <w:spacing w:before="40" w:after="40"/>
-              <w:jc w:val="left"/>
-            </w:pPr>
-            <w:r>
-              <w:rPr>
-                <w:rFonts w:ascii="Adani" w:hAnsi="Adani"/>
-                <w:b w:val="0"/>
-                <w:sz w:val="18"/>
-                <w:u w:val="none"/>
-              </w:rPr>
-              <w:t>WIND THREE RENERGY LIMITED</w:t>
-            </w:r>
-          </w:p>
-        </w:tc>
-        <w:tc>
-          <w:tcPr>
-            <w:tcW w:type="dxa" w:w="1587"/>
-            <w:shd w:val="clear" w:color="auto" w:fill="FFFFFF"/>
-            <w:tcBorders>
-              <w:top w:val="single" w:sz="4" w:space="0" w:color="000000"/>
-              <w:left w:val="single" w:sz="4" w:space="0" w:color="000000"/>
-              <w:bottom w:val="single" w:sz="4" w:space="0" w:color="000000"/>
-              <w:right w:val="single" w:sz="4" w:space="0" w:color="000000"/>
-            </w:tcBorders>
-            <w:vAlign w:val="center"/>
-          </w:tcPr>
-          <w:p>
-            <w:pPr>
-              <w:spacing w:before="40" w:after="40"/>
-              <w:jc w:val="left"/>
-            </w:pPr>
-            <w:r>
-              <w:rPr>
-                <w:rFonts w:ascii="Adani" w:hAnsi="Adani"/>
-                <w:b w:val="0"/>
-                <w:sz w:val="18"/>
-                <w:u w:val="none"/>
-              </w:rPr>
-              <w:t>Additional Director</w:t>
-            </w:r>
-          </w:p>
-        </w:tc>
-        <w:tc>
-          <w:tcPr>
-            <w:tcW w:type="dxa" w:w="1304"/>
-            <w:shd w:val="clear" w:color="auto" w:fill="FFFFFF"/>
-            <w:tcBorders>
-              <w:top w:val="single" w:sz="4" w:space="0" w:color="000000"/>
-              <w:left w:val="single" w:sz="4" w:space="0" w:color="000000"/>
-              <w:bottom w:val="single" w:sz="4" w:space="0" w:color="000000"/>
-              <w:right w:val="single" w:sz="4" w:space="0" w:color="000000"/>
-            </w:tcBorders>
-            <w:vAlign w:val="center"/>
-          </w:tcPr>
-          <w:p>
-            <w:pPr>
-              <w:spacing w:before="40" w:after="40"/>
-              <w:jc w:val="left"/>
-            </w:pPr>
-            <w:r>
-              <w:rPr>
-                <w:rFonts w:ascii="Adani" w:hAnsi="Adani"/>
-                <w:b w:val="0"/>
-                <w:sz w:val="18"/>
-                <w:u w:val="none"/>
-              </w:rPr>
-              <w:t>30/09/2024</w:t>
-            </w:r>
-          </w:p>
-        </w:tc>
-      </w:tr>
-      <w:tr>
-        <w:tc>
-          <w:tcPr>
-            <w:tcW w:type="dxa" w:w="2268"/>
-            <w:shd w:val="clear" w:color="auto" w:fill="FFFFFF"/>
-            <w:tcBorders>
-              <w:top w:val="single" w:sz="4" w:space="0" w:color="000000"/>
-              <w:left w:val="single" w:sz="4" w:space="0" w:color="000000"/>
-              <w:bottom w:val="single" w:sz="4" w:space="0" w:color="000000"/>
-              <w:right w:val="single" w:sz="4" w:space="0" w:color="000000"/>
-            </w:tcBorders>
-            <w:vAlign w:val="center"/>
-          </w:tcPr>
-          <w:p>
-            <w:pPr>
-              <w:spacing w:before="40" w:after="40"/>
-              <w:jc w:val="left"/>
-            </w:pPr>
-            <w:r>
-              <w:rPr>
-                <w:rFonts w:ascii="Adani" w:hAnsi="Adani"/>
-                <w:b w:val="0"/>
-                <w:sz w:val="18"/>
-                <w:u w:val="none"/>
-              </w:rPr>
-              <w:t>U40100GJ2022PLC135884</w:t>
-            </w:r>
-          </w:p>
-        </w:tc>
-        <w:tc>
-          <w:tcPr>
-            <w:tcW w:type="dxa" w:w="4252"/>
-            <w:shd w:val="clear" w:color="auto" w:fill="FFFFFF"/>
-            <w:tcBorders>
-              <w:top w:val="single" w:sz="4" w:space="0" w:color="000000"/>
-              <w:left w:val="single" w:sz="4" w:space="0" w:color="000000"/>
-              <w:bottom w:val="single" w:sz="4" w:space="0" w:color="000000"/>
-              <w:right w:val="single" w:sz="4" w:space="0" w:color="000000"/>
-            </w:tcBorders>
-            <w:vAlign w:val="center"/>
-          </w:tcPr>
-          <w:p>
-            <w:pPr>
-              <w:spacing w:before="40" w:after="40"/>
-              <w:jc w:val="left"/>
-            </w:pPr>
-            <w:r>
-              <w:rPr>
-                <w:rFonts w:ascii="Adani" w:hAnsi="Adani"/>
-                <w:b w:val="0"/>
-                <w:sz w:val="18"/>
-                <w:u w:val="none"/>
-              </w:rPr>
-              <w:t>ADANI RENEWABLE ENERGY THIRTY SIX LIMITED</w:t>
-            </w:r>
-          </w:p>
-        </w:tc>
-        <w:tc>
-          <w:tcPr>
-            <w:tcW w:type="dxa" w:w="1587"/>
-            <w:shd w:val="clear" w:color="auto" w:fill="FFFFFF"/>
-            <w:tcBorders>
-              <w:top w:val="single" w:sz="4" w:space="0" w:color="000000"/>
-              <w:left w:val="single" w:sz="4" w:space="0" w:color="000000"/>
-              <w:bottom w:val="single" w:sz="4" w:space="0" w:color="000000"/>
-              <w:right w:val="single" w:sz="4" w:space="0" w:color="000000"/>
-            </w:tcBorders>
-            <w:vAlign w:val="center"/>
-          </w:tcPr>
-          <w:p>
-            <w:pPr>
-              <w:spacing w:before="40" w:after="40"/>
-              <w:jc w:val="left"/>
-            </w:pPr>
-            <w:r>
-              <w:rPr>
-                <w:rFonts w:ascii="Adani" w:hAnsi="Adani"/>
-                <w:b w:val="0"/>
-                <w:sz w:val="18"/>
-                <w:u w:val="none"/>
-              </w:rPr>
-              <w:t>Additional Director</w:t>
-            </w:r>
-          </w:p>
-        </w:tc>
-        <w:tc>
-          <w:tcPr>
-            <w:tcW w:type="dxa" w:w="1304"/>
-            <w:shd w:val="clear" w:color="auto" w:fill="FFFFFF"/>
-            <w:tcBorders>
-              <w:top w:val="single" w:sz="4" w:space="0" w:color="000000"/>
-              <w:left w:val="single" w:sz="4" w:space="0" w:color="000000"/>
-              <w:bottom w:val="single" w:sz="4" w:space="0" w:color="000000"/>
-              <w:right w:val="single" w:sz="4" w:space="0" w:color="000000"/>
-            </w:tcBorders>
-            <w:vAlign w:val="center"/>
-          </w:tcPr>
-          <w:p>
-            <w:pPr>
-              <w:spacing w:before="40" w:after="40"/>
-              <w:jc w:val="left"/>
-            </w:pPr>
-            <w:r>
-              <w:rPr>
-                <w:rFonts w:ascii="Adani" w:hAnsi="Adani"/>
-                <w:b w:val="0"/>
-                <w:sz w:val="18"/>
-                <w:u w:val="none"/>
-              </w:rPr>
-              <w:t>30/09/2024</w:t>
-            </w:r>
-          </w:p>
-        </w:tc>
-      </w:tr>
-      <w:tr>
-        <w:tc>
-          <w:tcPr>
-            <w:tcW w:type="dxa" w:w="2268"/>
-            <w:shd w:val="clear" w:color="auto" w:fill="FFFFFF"/>
-            <w:tcBorders>
-              <w:top w:val="single" w:sz="4" w:space="0" w:color="000000"/>
-              <w:left w:val="single" w:sz="4" w:space="0" w:color="000000"/>
-              <w:bottom w:val="single" w:sz="4" w:space="0" w:color="000000"/>
-              <w:right w:val="single" w:sz="4" w:space="0" w:color="000000"/>
-            </w:tcBorders>
-            <w:vAlign w:val="center"/>
-          </w:tcPr>
-          <w:p>
-            <w:pPr>
-              <w:spacing w:before="40" w:after="40"/>
-              <w:jc w:val="left"/>
-            </w:pPr>
-            <w:r>
-              <w:rPr>
-                <w:rFonts w:ascii="Adani" w:hAnsi="Adani"/>
-                <w:b w:val="0"/>
-                <w:sz w:val="18"/>
-                <w:u w:val="none"/>
-              </w:rPr>
               <w:t>U40300GJ2021PLC120854</w:t>
             </w:r>
           </w:p>
@@ -5426,234 +5654,6 @@
                 <w:u w:val="none"/>
               </w:rPr>
               <w:t>30/09/2024</w:t>
-            </w:r>
-          </w:p>
-        </w:tc>
-      </w:tr>
-      <w:tr>
-        <w:tc>
-          <w:tcPr>
-            <w:tcW w:type="dxa" w:w="2268"/>
-            <w:shd w:val="clear" w:color="auto" w:fill="FFFFFF"/>
-            <w:tcBorders>
-              <w:top w:val="single" w:sz="4" w:space="0" w:color="000000"/>
-              <w:left w:val="single" w:sz="4" w:space="0" w:color="000000"/>
-              <w:bottom w:val="single" w:sz="4" w:space="0" w:color="000000"/>
-              <w:right w:val="single" w:sz="4" w:space="0" w:color="000000"/>
-            </w:tcBorders>
-            <w:vAlign w:val="center"/>
-          </w:tcPr>
-          <w:p>
-            <w:pPr>
-              <w:spacing w:before="40" w:after="40"/>
-              <w:jc w:val="left"/>
-            </w:pPr>
-            <w:r>
-              <w:rPr>
-                <w:rFonts w:ascii="Adani" w:hAnsi="Adani"/>
-                <w:b w:val="0"/>
-                <w:sz w:val="18"/>
-                <w:u w:val="none"/>
-              </w:rPr>
-              <w:t>U74140GJ2015PTC166455</w:t>
-            </w:r>
-          </w:p>
-        </w:tc>
-        <w:tc>
-          <w:tcPr>
-            <w:tcW w:type="dxa" w:w="4252"/>
-            <w:shd w:val="clear" w:color="auto" w:fill="FFFFFF"/>
-            <w:tcBorders>
-              <w:top w:val="single" w:sz="4" w:space="0" w:color="000000"/>
-              <w:left w:val="single" w:sz="4" w:space="0" w:color="000000"/>
-              <w:bottom w:val="single" w:sz="4" w:space="0" w:color="000000"/>
-              <w:right w:val="single" w:sz="4" w:space="0" w:color="000000"/>
-            </w:tcBorders>
-            <w:vAlign w:val="center"/>
-          </w:tcPr>
-          <w:p>
-            <w:pPr>
-              <w:spacing w:before="40" w:after="40"/>
-              <w:jc w:val="left"/>
-            </w:pPr>
-            <w:r>
-              <w:rPr>
-                <w:rFonts w:ascii="Adani" w:hAnsi="Adani"/>
-                <w:b w:val="0"/>
-                <w:sz w:val="18"/>
-                <w:u w:val="none"/>
-              </w:rPr>
-              <w:t>ADANI SOLAR ENERGY AP SIX PRIVATE LIMITED</w:t>
-            </w:r>
-          </w:p>
-        </w:tc>
-        <w:tc>
-          <w:tcPr>
-            <w:tcW w:type="dxa" w:w="1587"/>
-            <w:shd w:val="clear" w:color="auto" w:fill="FFFFFF"/>
-            <w:tcBorders>
-              <w:top w:val="single" w:sz="4" w:space="0" w:color="000000"/>
-              <w:left w:val="single" w:sz="4" w:space="0" w:color="000000"/>
-              <w:bottom w:val="single" w:sz="4" w:space="0" w:color="000000"/>
-              <w:right w:val="single" w:sz="4" w:space="0" w:color="000000"/>
-            </w:tcBorders>
-            <w:vAlign w:val="center"/>
-          </w:tcPr>
-          <w:p>
-            <w:pPr>
-              <w:spacing w:before="40" w:after="40"/>
-              <w:jc w:val="left"/>
-            </w:pPr>
-            <w:r>
-              <w:rPr>
-                <w:rFonts w:ascii="Adani" w:hAnsi="Adani"/>
-                <w:b w:val="0"/>
-                <w:sz w:val="18"/>
-                <w:u w:val="none"/>
-              </w:rPr>
-              <w:t>Additional Director</w:t>
-            </w:r>
-          </w:p>
-        </w:tc>
-        <w:tc>
-          <w:tcPr>
-            <w:tcW w:type="dxa" w:w="1304"/>
-            <w:shd w:val="clear" w:color="auto" w:fill="FFFFFF"/>
-            <w:tcBorders>
-              <w:top w:val="single" w:sz="4" w:space="0" w:color="000000"/>
-              <w:left w:val="single" w:sz="4" w:space="0" w:color="000000"/>
-              <w:bottom w:val="single" w:sz="4" w:space="0" w:color="000000"/>
-              <w:right w:val="single" w:sz="4" w:space="0" w:color="000000"/>
-            </w:tcBorders>
-            <w:vAlign w:val="center"/>
-          </w:tcPr>
-          <w:p>
-            <w:pPr>
-              <w:spacing w:before="40" w:after="40"/>
-              <w:jc w:val="left"/>
-            </w:pPr>
-            <w:r>
-              <w:rPr>
-                <w:rFonts w:ascii="Adani" w:hAnsi="Adani"/>
-                <w:b w:val="0"/>
-                <w:sz w:val="18"/>
-                <w:u w:val="none"/>
-              </w:rPr>
-              <w:t>30/09/2024</w:t>
-            </w:r>
-          </w:p>
-        </w:tc>
-      </w:tr>
-      <w:tr>
-        <w:tc>
-          <w:tcPr>
-            <w:tcW w:type="dxa" w:w="2268"/>
-            <w:shd w:val="clear" w:color="auto" w:fill="FFFFFF"/>
-            <w:tcBorders>
-              <w:top w:val="single" w:sz="4" w:space="0" w:color="000000"/>
-              <w:left w:val="single" w:sz="4" w:space="0" w:color="000000"/>
-              <w:bottom w:val="single" w:sz="4" w:space="0" w:color="000000"/>
-              <w:right w:val="single" w:sz="4" w:space="0" w:color="000000"/>
-            </w:tcBorders>
-            <w:vAlign w:val="center"/>
-          </w:tcPr>
-          <w:p>
-            <w:pPr>
-              <w:spacing w:before="40" w:after="40"/>
-              <w:jc w:val="left"/>
-            </w:pPr>
-            <w:r>
-              <w:rPr>
-                <w:rFonts w:ascii="Adani" w:hAnsi="Adani"/>
-                <w:b w:val="0"/>
-                <w:sz w:val="18"/>
-                <w:u w:val="none"/>
-              </w:rPr>
-              <w:t>U35105GJ2023PLC147013</w:t>
-            </w:r>
-          </w:p>
-        </w:tc>
-        <w:tc>
-          <w:tcPr>
-            <w:tcW w:type="dxa" w:w="4252"/>
-            <w:shd w:val="clear" w:color="auto" w:fill="FFFFFF"/>
-            <w:tcBorders>
-              <w:top w:val="single" w:sz="4" w:space="0" w:color="000000"/>
-              <w:left w:val="single" w:sz="4" w:space="0" w:color="000000"/>
-              <w:bottom w:val="single" w:sz="4" w:space="0" w:color="000000"/>
-              <w:right w:val="single" w:sz="4" w:space="0" w:color="000000"/>
-            </w:tcBorders>
-            <w:vAlign w:val="center"/>
-          </w:tcPr>
-          <w:p>
-            <w:pPr>
-              <w:spacing w:before="40" w:after="40"/>
-              <w:jc w:val="left"/>
-            </w:pPr>
-            <w:r>
-              <w:rPr>
-                <w:rFonts w:ascii="Adani" w:hAnsi="Adani"/>
-                <w:b w:val="0"/>
-                <w:sz w:val="18"/>
-                <w:u w:val="none"/>
-              </w:rPr>
-              <w:t>ADANI RENEWABLE ENERGY SIXTY FOUR LIMITED</w:t>
-            </w:r>
-          </w:p>
-        </w:tc>
-        <w:tc>
-          <w:tcPr>
-            <w:tcW w:type="dxa" w:w="1587"/>
-            <w:shd w:val="clear" w:color="auto" w:fill="FFFFFF"/>
-            <w:tcBorders>
-              <w:top w:val="single" w:sz="4" w:space="0" w:color="000000"/>
-              <w:left w:val="single" w:sz="4" w:space="0" w:color="000000"/>
-              <w:bottom w:val="single" w:sz="4" w:space="0" w:color="000000"/>
-              <w:right w:val="single" w:sz="4" w:space="0" w:color="000000"/>
-            </w:tcBorders>
-            <w:vAlign w:val="center"/>
-          </w:tcPr>
-          <w:p>
-            <w:pPr>
-              <w:spacing w:before="40" w:after="40"/>
-              <w:jc w:val="left"/>
-            </w:pPr>
-            <w:r>
-              <w:rPr>
-                <w:rFonts w:ascii="Adani" w:hAnsi="Adani"/>
-                <w:b w:val="0"/>
-                <w:sz w:val="18"/>
-                <w:u w:val="none"/>
-              </w:rPr>
-              <w:t>Additional Director</w:t>
-            </w:r>
-          </w:p>
-        </w:tc>
-        <w:tc>
-          <w:tcPr>
-            <w:tcW w:type="dxa" w:w="1304"/>
-            <w:shd w:val="clear" w:color="auto" w:fill="FFFFFF"/>
-            <w:tcBorders>
-              <w:top w:val="single" w:sz="4" w:space="0" w:color="000000"/>
-              <w:left w:val="single" w:sz="4" w:space="0" w:color="000000"/>
-              <w:bottom w:val="single" w:sz="4" w:space="0" w:color="000000"/>
-              <w:right w:val="single" w:sz="4" w:space="0" w:color="000000"/>
-            </w:tcBorders>
-            <w:vAlign w:val="center"/>
-          </w:tcPr>
-          <w:p>
-            <w:pPr>
-              <w:spacing w:before="40" w:after="40"/>
-              <w:jc w:val="left"/>
-            </w:pPr>
-            <w:r>
-              <w:rPr>
-                <w:rFonts w:ascii="Adani" w:hAnsi="Adani"/>
-                <w:b w:val="0"/>
-                <w:sz w:val="18"/>
-                <w:u w:val="none"/>
-              </w:rPr>
-              <w:t>26/09/2024</w:t>
             </w:r>
           </w:p>
         </w:tc>
